--- a/docs/tables/auc3/sec5_anemia_2.docx
+++ b/docs/tables/auc3/sec5_anemia_2.docx
@@ -838,7 +838,7 @@
                 <w:szCs w:val="22"/>
                 <w:color w:val="000000"/>
               </w:rPr>
-              <w:t xml:space="preserve">143</w:t>
+              <w:t xml:space="preserve">142</w:t>
             </w:r>
           </w:p>
         </w:tc>
@@ -891,7 +891,7 @@
                 <w:szCs w:val="22"/>
                 <w:color w:val="000000"/>
               </w:rPr>
-              <w:t xml:space="preserve">1.08</w:t>
+              <w:t xml:space="preserve">1.07</w:t>
             </w:r>
           </w:p>
         </w:tc>
@@ -944,7 +944,7 @@
                 <w:szCs w:val="22"/>
                 <w:color w:val="000000"/>
               </w:rPr>
-              <w:t xml:space="preserve">0.96, 1.22</w:t>
+              <w:t xml:space="preserve">0.95, 1.21</w:t>
             </w:r>
           </w:p>
         </w:tc>
@@ -997,7 +997,7 @@
                 <w:szCs w:val="22"/>
                 <w:color w:val="000000"/>
               </w:rPr>
-              <w:t xml:space="preserve">0.220</w:t>
+              <w:t xml:space="preserve">0.270</w:t>
             </w:r>
           </w:p>
         </w:tc>
@@ -1050,7 +1050,7 @@
                 <w:szCs w:val="22"/>
                 <w:color w:val="000000"/>
               </w:rPr>
-              <w:t xml:space="preserve">143</w:t>
+              <w:t xml:space="preserve">142</w:t>
             </w:r>
           </w:p>
         </w:tc>
@@ -1209,7 +1209,7 @@
                 <w:szCs w:val="22"/>
                 <w:color w:val="000000"/>
               </w:rPr>
-              <w:t xml:space="preserve">0.050</w:t>
+              <w:t xml:space="preserve">0.054</w:t>
             </w:r>
           </w:p>
         </w:tc>
@@ -1321,7 +1321,7 @@
                 <w:szCs w:val="22"/>
                 <w:color w:val="000000"/>
               </w:rPr>
-              <w:t xml:space="preserve">143</w:t>
+              <w:t xml:space="preserve">142</w:t>
             </w:r>
           </w:p>
         </w:tc>
@@ -1480,60 +1480,60 @@
                 <w:szCs w:val="22"/>
                 <w:color w:val="000000"/>
               </w:rPr>
-              <w:t xml:space="preserve">0.440</w:t>
-            </w:r>
-          </w:p>
-        </w:tc>
-        <w:tc>
-          <w:tcPr>
-            <w:tcBorders>
-              <w:bottom w:val="none" w:sz="0" w:space="0" w:color="000000"/>
-              <w:top w:val="none" w:sz="0" w:space="0" w:color="000000"/>
-              <w:left w:val="none" w:sz="0" w:space="0" w:color="000000"/>
-              <w:right w:val="none" w:sz="0" w:space="0" w:color="000000"/>
-            </w:tcBorders>
-            <w:shd w:val="clear" w:color="auto" w:fill="FFFFFF"/>
-            <w:tcMar>
-              <w:top w:w="0" w:type="dxa"/>
-              <w:bottom w:w="0" w:type="dxa"/>
-              <w:left w:w="0" w:type="dxa"/>
-              <w:right w:w="0" w:type="dxa"/>
-            </w:tcMar>
-            <w:vAlign w:val="top"/>
-          </w:tcPr>
-          <w:p>
-            <w:pPr>
-              <w:pStyle w:val="Normal"/>
-              <w:jc w:val="center"/>
-              <w:pBdr>
-                <w:bottom w:val="none" w:sz="0" w:space="0" w:color="000000"/>
-                <w:top w:val="none" w:sz="0" w:space="0" w:color="000000"/>
-                <w:left w:val="none" w:sz="0" w:space="0" w:color="000000"/>
-                <w:right w:val="none" w:sz="0" w:space="0" w:color="000000"/>
-              </w:pBdr>
-              <w:spacing w:after="100" w:before="100" w:line="240"/>
-              <w:ind w:left="100" w:right="100" w:firstLine="0" w:firstLineChars="0"/>
-              <w:rPr>
-                <w:rFonts w:ascii="Helvetica" w:hAnsi="Helvetica" w:eastAsia="Helvetica" w:cs="Helvetica"/>
-                <w:i w:val="false"/>
-                <w:b w:val="false"/>
-                <w:u w:val="none"/>
-                <w:sz w:val="22"/>
-                <w:szCs w:val="22"/>
-                <w:color w:val="000000"/>
-              </w:rPr>
-            </w:pPr>
-            <w:r>
-              <w:rPr>
-                <w:rFonts w:ascii="Helvetica" w:hAnsi="Helvetica" w:eastAsia="Helvetica" w:cs="Helvetica"/>
-                <w:i w:val="false"/>
-                <w:b w:val="false"/>
-                <w:u w:val="none"/>
-                <w:sz w:val="22"/>
-                <w:szCs w:val="22"/>
-                <w:color w:val="000000"/>
-              </w:rPr>
-              <w:t xml:space="preserve">143</w:t>
+              <w:t xml:space="preserve">0.410</w:t>
+            </w:r>
+          </w:p>
+        </w:tc>
+        <w:tc>
+          <w:tcPr>
+            <w:tcBorders>
+              <w:bottom w:val="none" w:sz="0" w:space="0" w:color="000000"/>
+              <w:top w:val="none" w:sz="0" w:space="0" w:color="000000"/>
+              <w:left w:val="none" w:sz="0" w:space="0" w:color="000000"/>
+              <w:right w:val="none" w:sz="0" w:space="0" w:color="000000"/>
+            </w:tcBorders>
+            <w:shd w:val="clear" w:color="auto" w:fill="FFFFFF"/>
+            <w:tcMar>
+              <w:top w:w="0" w:type="dxa"/>
+              <w:bottom w:w="0" w:type="dxa"/>
+              <w:left w:w="0" w:type="dxa"/>
+              <w:right w:w="0" w:type="dxa"/>
+            </w:tcMar>
+            <w:vAlign w:val="top"/>
+          </w:tcPr>
+          <w:p>
+            <w:pPr>
+              <w:pStyle w:val="Normal"/>
+              <w:jc w:val="center"/>
+              <w:pBdr>
+                <w:bottom w:val="none" w:sz="0" w:space="0" w:color="000000"/>
+                <w:top w:val="none" w:sz="0" w:space="0" w:color="000000"/>
+                <w:left w:val="none" w:sz="0" w:space="0" w:color="000000"/>
+                <w:right w:val="none" w:sz="0" w:space="0" w:color="000000"/>
+              </w:pBdr>
+              <w:spacing w:after="100" w:before="100" w:line="240"/>
+              <w:ind w:left="100" w:right="100" w:firstLine="0" w:firstLineChars="0"/>
+              <w:rPr>
+                <w:rFonts w:ascii="Helvetica" w:hAnsi="Helvetica" w:eastAsia="Helvetica" w:cs="Helvetica"/>
+                <w:i w:val="false"/>
+                <w:b w:val="false"/>
+                <w:u w:val="none"/>
+                <w:sz w:val="22"/>
+                <w:szCs w:val="22"/>
+                <w:color w:val="000000"/>
+              </w:rPr>
+            </w:pPr>
+            <w:r>
+              <w:rPr>
+                <w:rFonts w:ascii="Helvetica" w:hAnsi="Helvetica" w:eastAsia="Helvetica" w:cs="Helvetica"/>
+                <w:i w:val="false"/>
+                <w:b w:val="false"/>
+                <w:u w:val="none"/>
+                <w:sz w:val="22"/>
+                <w:szCs w:val="22"/>
+                <w:color w:val="000000"/>
+              </w:rPr>
+              <w:t xml:space="preserve">142</w:t>
             </w:r>
           </w:p>
         </w:tc>
@@ -1692,14 +1692,14 @@
                 <w:szCs w:val="22"/>
                 <w:color w:val="000000"/>
               </w:rPr>
-              <w:t xml:space="preserve">0.150</w:t>
+              <w:t xml:space="preserve">0.210</w:t>
             </w:r>
           </w:p>
         </w:tc>
       </w:tr>
       <w:tr>
         <w:trPr>
-          <w:trHeight w:val="569" w:hRule="auto"/>
+          <w:trHeight w:val="565" w:hRule="auto"/>
         </w:trPr>
         body 3
         <w:tc>
@@ -1804,7 +1804,7 @@
                 <w:szCs w:val="22"/>
                 <w:color w:val="000000"/>
               </w:rPr>
-              <w:t xml:space="preserve">143</w:t>
+              <w:t xml:space="preserve">142</w:t>
             </w:r>
           </w:p>
         </w:tc>
@@ -2016,7 +2016,7 @@
                 <w:szCs w:val="22"/>
                 <w:color w:val="000000"/>
               </w:rPr>
-              <w:t xml:space="preserve">143</w:t>
+              <w:t xml:space="preserve">142</w:t>
             </w:r>
           </w:p>
         </w:tc>
@@ -2823,113 +2823,113 @@
                 <w:szCs w:val="22"/>
                 <w:color w:val="000000"/>
               </w:rPr>
-              <w:t xml:space="preserve">0.76</w:t>
-            </w:r>
-          </w:p>
-        </w:tc>
-        <w:tc>
-          <w:tcPr>
-            <w:tcBorders>
-              <w:bottom w:val="none" w:sz="0" w:space="0" w:color="000000"/>
-              <w:top w:val="none" w:sz="0" w:space="0" w:color="000000"/>
-              <w:left w:val="none" w:sz="0" w:space="0" w:color="000000"/>
-              <w:right w:val="none" w:sz="0" w:space="0" w:color="000000"/>
-            </w:tcBorders>
-            <w:shd w:val="clear" w:color="auto" w:fill="FFFFFF"/>
-            <w:tcMar>
-              <w:top w:w="0" w:type="dxa"/>
-              <w:bottom w:w="0" w:type="dxa"/>
-              <w:left w:w="0" w:type="dxa"/>
-              <w:right w:w="0" w:type="dxa"/>
-            </w:tcMar>
-            <w:vAlign w:val="top"/>
-          </w:tcPr>
-          <w:p>
-            <w:pPr>
-              <w:pStyle w:val="Normal"/>
-              <w:jc w:val="center"/>
-              <w:pBdr>
-                <w:bottom w:val="none" w:sz="0" w:space="0" w:color="000000"/>
-                <w:top w:val="none" w:sz="0" w:space="0" w:color="000000"/>
-                <w:left w:val="none" w:sz="0" w:space="0" w:color="000000"/>
-                <w:right w:val="none" w:sz="0" w:space="0" w:color="000000"/>
-              </w:pBdr>
-              <w:spacing w:after="100" w:before="100" w:line="240"/>
-              <w:ind w:left="100" w:right="100" w:firstLine="0" w:firstLineChars="0"/>
-              <w:rPr>
-                <w:rFonts w:ascii="Helvetica" w:hAnsi="Helvetica" w:eastAsia="Helvetica" w:cs="Helvetica"/>
-                <w:i w:val="false"/>
-                <w:b w:val="false"/>
-                <w:u w:val="none"/>
-                <w:sz w:val="22"/>
-                <w:szCs w:val="22"/>
-                <w:color w:val="000000"/>
-              </w:rPr>
-            </w:pPr>
-            <w:r>
-              <w:rPr>
-                <w:rFonts w:ascii="Helvetica" w:hAnsi="Helvetica" w:eastAsia="Helvetica" w:cs="Helvetica"/>
-                <w:i w:val="false"/>
-                <w:b w:val="false"/>
-                <w:u w:val="none"/>
-                <w:sz w:val="22"/>
-                <w:szCs w:val="22"/>
-                <w:color w:val="000000"/>
-              </w:rPr>
-              <w:t xml:space="preserve">0.29, 2.03</w:t>
-            </w:r>
-          </w:p>
-        </w:tc>
-        <w:tc>
-          <w:tcPr>
-            <w:tcBorders>
-              <w:bottom w:val="none" w:sz="0" w:space="0" w:color="000000"/>
-              <w:top w:val="none" w:sz="0" w:space="0" w:color="000000"/>
-              <w:left w:val="none" w:sz="0" w:space="0" w:color="000000"/>
-              <w:right w:val="none" w:sz="0" w:space="0" w:color="000000"/>
-            </w:tcBorders>
-            <w:shd w:val="clear" w:color="auto" w:fill="FFFFFF"/>
-            <w:tcMar>
-              <w:top w:w="0" w:type="dxa"/>
-              <w:bottom w:w="0" w:type="dxa"/>
-              <w:left w:w="0" w:type="dxa"/>
-              <w:right w:w="0" w:type="dxa"/>
-            </w:tcMar>
-            <w:vAlign w:val="top"/>
-          </w:tcPr>
-          <w:p>
-            <w:pPr>
-              <w:pStyle w:val="Normal"/>
-              <w:jc w:val="center"/>
-              <w:pBdr>
-                <w:bottom w:val="none" w:sz="0" w:space="0" w:color="000000"/>
-                <w:top w:val="none" w:sz="0" w:space="0" w:color="000000"/>
-                <w:left w:val="none" w:sz="0" w:space="0" w:color="000000"/>
-                <w:right w:val="none" w:sz="0" w:space="0" w:color="000000"/>
-              </w:pBdr>
-              <w:spacing w:after="100" w:before="100" w:line="240"/>
-              <w:ind w:left="100" w:right="100" w:firstLine="0" w:firstLineChars="0"/>
-              <w:rPr>
-                <w:rFonts w:ascii="Helvetica" w:hAnsi="Helvetica" w:eastAsia="Helvetica" w:cs="Helvetica"/>
-                <w:i w:val="false"/>
-                <w:b w:val="false"/>
-                <w:u w:val="none"/>
-                <w:sz w:val="22"/>
-                <w:szCs w:val="22"/>
-                <w:color w:val="000000"/>
-              </w:rPr>
-            </w:pPr>
-            <w:r>
-              <w:rPr>
-                <w:rFonts w:ascii="Helvetica" w:hAnsi="Helvetica" w:eastAsia="Helvetica" w:cs="Helvetica"/>
-                <w:i w:val="false"/>
-                <w:b w:val="false"/>
-                <w:u w:val="none"/>
-                <w:sz w:val="22"/>
-                <w:szCs w:val="22"/>
-                <w:color w:val="000000"/>
-              </w:rPr>
-              <w:t xml:space="preserve">0.590</w:t>
+              <w:t xml:space="preserve">0.77</w:t>
+            </w:r>
+          </w:p>
+        </w:tc>
+        <w:tc>
+          <w:tcPr>
+            <w:tcBorders>
+              <w:bottom w:val="none" w:sz="0" w:space="0" w:color="000000"/>
+              <w:top w:val="none" w:sz="0" w:space="0" w:color="000000"/>
+              <w:left w:val="none" w:sz="0" w:space="0" w:color="000000"/>
+              <w:right w:val="none" w:sz="0" w:space="0" w:color="000000"/>
+            </w:tcBorders>
+            <w:shd w:val="clear" w:color="auto" w:fill="FFFFFF"/>
+            <w:tcMar>
+              <w:top w:w="0" w:type="dxa"/>
+              <w:bottom w:w="0" w:type="dxa"/>
+              <w:left w:w="0" w:type="dxa"/>
+              <w:right w:w="0" w:type="dxa"/>
+            </w:tcMar>
+            <w:vAlign w:val="top"/>
+          </w:tcPr>
+          <w:p>
+            <w:pPr>
+              <w:pStyle w:val="Normal"/>
+              <w:jc w:val="center"/>
+              <w:pBdr>
+                <w:bottom w:val="none" w:sz="0" w:space="0" w:color="000000"/>
+                <w:top w:val="none" w:sz="0" w:space="0" w:color="000000"/>
+                <w:left w:val="none" w:sz="0" w:space="0" w:color="000000"/>
+                <w:right w:val="none" w:sz="0" w:space="0" w:color="000000"/>
+              </w:pBdr>
+              <w:spacing w:after="100" w:before="100" w:line="240"/>
+              <w:ind w:left="100" w:right="100" w:firstLine="0" w:firstLineChars="0"/>
+              <w:rPr>
+                <w:rFonts w:ascii="Helvetica" w:hAnsi="Helvetica" w:eastAsia="Helvetica" w:cs="Helvetica"/>
+                <w:i w:val="false"/>
+                <w:b w:val="false"/>
+                <w:u w:val="none"/>
+                <w:sz w:val="22"/>
+                <w:szCs w:val="22"/>
+                <w:color w:val="000000"/>
+              </w:rPr>
+            </w:pPr>
+            <w:r>
+              <w:rPr>
+                <w:rFonts w:ascii="Helvetica" w:hAnsi="Helvetica" w:eastAsia="Helvetica" w:cs="Helvetica"/>
+                <w:i w:val="false"/>
+                <w:b w:val="false"/>
+                <w:u w:val="none"/>
+                <w:sz w:val="22"/>
+                <w:szCs w:val="22"/>
+                <w:color w:val="000000"/>
+              </w:rPr>
+              <w:t xml:space="preserve">0.29, 2.06</w:t>
+            </w:r>
+          </w:p>
+        </w:tc>
+        <w:tc>
+          <w:tcPr>
+            <w:tcBorders>
+              <w:bottom w:val="none" w:sz="0" w:space="0" w:color="000000"/>
+              <w:top w:val="none" w:sz="0" w:space="0" w:color="000000"/>
+              <w:left w:val="none" w:sz="0" w:space="0" w:color="000000"/>
+              <w:right w:val="none" w:sz="0" w:space="0" w:color="000000"/>
+            </w:tcBorders>
+            <w:shd w:val="clear" w:color="auto" w:fill="FFFFFF"/>
+            <w:tcMar>
+              <w:top w:w="0" w:type="dxa"/>
+              <w:bottom w:w="0" w:type="dxa"/>
+              <w:left w:w="0" w:type="dxa"/>
+              <w:right w:w="0" w:type="dxa"/>
+            </w:tcMar>
+            <w:vAlign w:val="top"/>
+          </w:tcPr>
+          <w:p>
+            <w:pPr>
+              <w:pStyle w:val="Normal"/>
+              <w:jc w:val="center"/>
+              <w:pBdr>
+                <w:bottom w:val="none" w:sz="0" w:space="0" w:color="000000"/>
+                <w:top w:val="none" w:sz="0" w:space="0" w:color="000000"/>
+                <w:left w:val="none" w:sz="0" w:space="0" w:color="000000"/>
+                <w:right w:val="none" w:sz="0" w:space="0" w:color="000000"/>
+              </w:pBdr>
+              <w:spacing w:after="100" w:before="100" w:line="240"/>
+              <w:ind w:left="100" w:right="100" w:firstLine="0" w:firstLineChars="0"/>
+              <w:rPr>
+                <w:rFonts w:ascii="Helvetica" w:hAnsi="Helvetica" w:eastAsia="Helvetica" w:cs="Helvetica"/>
+                <w:i w:val="false"/>
+                <w:b w:val="false"/>
+                <w:u w:val="none"/>
+                <w:sz w:val="22"/>
+                <w:szCs w:val="22"/>
+                <w:color w:val="000000"/>
+              </w:rPr>
+            </w:pPr>
+            <w:r>
+              <w:rPr>
+                <w:rFonts w:ascii="Helvetica" w:hAnsi="Helvetica" w:eastAsia="Helvetica" w:cs="Helvetica"/>
+                <w:i w:val="false"/>
+                <w:b w:val="false"/>
+                <w:u w:val="none"/>
+                <w:sz w:val="22"/>
+                <w:szCs w:val="22"/>
+                <w:color w:val="000000"/>
+              </w:rPr>
+              <w:t xml:space="preserve">0.610</w:t>
             </w:r>
           </w:p>
         </w:tc>
@@ -3088,7 +3088,7 @@
                 <w:szCs w:val="22"/>
                 <w:color w:val="000000"/>
               </w:rPr>
-              <w:t xml:space="preserve">0.06, 1.92</w:t>
+              <w:t xml:space="preserve">0.06, 1.94</w:t>
             </w:r>
           </w:p>
         </w:tc>
@@ -3253,7 +3253,7 @@
                 <w:szCs w:val="22"/>
                 <w:color w:val="000000"/>
               </w:rPr>
-              <w:t xml:space="preserve">143</w:t>
+              <w:t xml:space="preserve">142</w:t>
             </w:r>
           </w:p>
         </w:tc>
@@ -3465,113 +3465,113 @@
                 <w:szCs w:val="22"/>
                 <w:color w:val="000000"/>
               </w:rPr>
-              <w:t xml:space="preserve">143</w:t>
-            </w:r>
-          </w:p>
-        </w:tc>
-        <w:tc>
-          <w:tcPr>
-            <w:tcBorders>
-              <w:bottom w:val="none" w:sz="0" w:space="0" w:color="000000"/>
-              <w:top w:val="none" w:sz="0" w:space="0" w:color="000000"/>
-              <w:left w:val="none" w:sz="0" w:space="0" w:color="000000"/>
-              <w:right w:val="none" w:sz="0" w:space="0" w:color="000000"/>
-            </w:tcBorders>
-            <w:shd w:val="clear" w:color="auto" w:fill="FFFFFF"/>
-            <w:tcMar>
-              <w:top w:w="0" w:type="dxa"/>
-              <w:bottom w:w="0" w:type="dxa"/>
-              <w:left w:w="0" w:type="dxa"/>
-              <w:right w:w="0" w:type="dxa"/>
-            </w:tcMar>
-            <w:vAlign w:val="top"/>
-          </w:tcPr>
-          <w:p>
-            <w:pPr>
-              <w:pStyle w:val="Normal"/>
-              <w:jc w:val="center"/>
-              <w:pBdr>
-                <w:bottom w:val="none" w:sz="0" w:space="0" w:color="000000"/>
-                <w:top w:val="none" w:sz="0" w:space="0" w:color="000000"/>
-                <w:left w:val="none" w:sz="0" w:space="0" w:color="000000"/>
-                <w:right w:val="none" w:sz="0" w:space="0" w:color="000000"/>
-              </w:pBdr>
-              <w:spacing w:after="100" w:before="100" w:line="240"/>
-              <w:ind w:left="100" w:right="100" w:firstLine="0" w:firstLineChars="0"/>
-              <w:rPr>
-                <w:rFonts w:ascii="Helvetica" w:hAnsi="Helvetica" w:eastAsia="Helvetica" w:cs="Helvetica"/>
-                <w:i w:val="false"/>
-                <w:b w:val="false"/>
-                <w:u w:val="none"/>
-                <w:sz w:val="22"/>
-                <w:szCs w:val="22"/>
-                <w:color w:val="000000"/>
-              </w:rPr>
-            </w:pPr>
-            <w:r>
-              <w:rPr>
-                <w:rFonts w:ascii="Helvetica" w:hAnsi="Helvetica" w:eastAsia="Helvetica" w:cs="Helvetica"/>
-                <w:i w:val="false"/>
-                <w:b w:val="false"/>
-                <w:u w:val="none"/>
-                <w:sz w:val="22"/>
-                <w:szCs w:val="22"/>
-                <w:color w:val="000000"/>
-              </w:rPr>
-              <w:t xml:space="preserve">1.21</w:t>
-            </w:r>
-          </w:p>
-        </w:tc>
-        <w:tc>
-          <w:tcPr>
-            <w:tcBorders>
-              <w:bottom w:val="none" w:sz="0" w:space="0" w:color="000000"/>
-              <w:top w:val="none" w:sz="0" w:space="0" w:color="000000"/>
-              <w:left w:val="none" w:sz="0" w:space="0" w:color="000000"/>
-              <w:right w:val="none" w:sz="0" w:space="0" w:color="000000"/>
-            </w:tcBorders>
-            <w:shd w:val="clear" w:color="auto" w:fill="FFFFFF"/>
-            <w:tcMar>
-              <w:top w:w="0" w:type="dxa"/>
-              <w:bottom w:w="0" w:type="dxa"/>
-              <w:left w:w="0" w:type="dxa"/>
-              <w:right w:w="0" w:type="dxa"/>
-            </w:tcMar>
-            <w:vAlign w:val="top"/>
-          </w:tcPr>
-          <w:p>
-            <w:pPr>
-              <w:pStyle w:val="Normal"/>
-              <w:jc w:val="center"/>
-              <w:pBdr>
-                <w:bottom w:val="none" w:sz="0" w:space="0" w:color="000000"/>
-                <w:top w:val="none" w:sz="0" w:space="0" w:color="000000"/>
-                <w:left w:val="none" w:sz="0" w:space="0" w:color="000000"/>
-                <w:right w:val="none" w:sz="0" w:space="0" w:color="000000"/>
-              </w:pBdr>
-              <w:spacing w:after="100" w:before="100" w:line="240"/>
-              <w:ind w:left="100" w:right="100" w:firstLine="0" w:firstLineChars="0"/>
-              <w:rPr>
-                <w:rFonts w:ascii="Helvetica" w:hAnsi="Helvetica" w:eastAsia="Helvetica" w:cs="Helvetica"/>
-                <w:i w:val="false"/>
-                <w:b w:val="false"/>
-                <w:u w:val="none"/>
-                <w:sz w:val="22"/>
-                <w:szCs w:val="22"/>
-                <w:color w:val="000000"/>
-              </w:rPr>
-            </w:pPr>
-            <w:r>
-              <w:rPr>
-                <w:rFonts w:ascii="Helvetica" w:hAnsi="Helvetica" w:eastAsia="Helvetica" w:cs="Helvetica"/>
-                <w:i w:val="false"/>
-                <w:b w:val="false"/>
-                <w:u w:val="none"/>
-                <w:sz w:val="22"/>
-                <w:szCs w:val="22"/>
-                <w:color w:val="000000"/>
-              </w:rPr>
-              <w:t xml:space="preserve">1.07, 1.36</w:t>
+              <w:t xml:space="preserve">142</w:t>
+            </w:r>
+          </w:p>
+        </w:tc>
+        <w:tc>
+          <w:tcPr>
+            <w:tcBorders>
+              <w:bottom w:val="none" w:sz="0" w:space="0" w:color="000000"/>
+              <w:top w:val="none" w:sz="0" w:space="0" w:color="000000"/>
+              <w:left w:val="none" w:sz="0" w:space="0" w:color="000000"/>
+              <w:right w:val="none" w:sz="0" w:space="0" w:color="000000"/>
+            </w:tcBorders>
+            <w:shd w:val="clear" w:color="auto" w:fill="FFFFFF"/>
+            <w:tcMar>
+              <w:top w:w="0" w:type="dxa"/>
+              <w:bottom w:w="0" w:type="dxa"/>
+              <w:left w:w="0" w:type="dxa"/>
+              <w:right w:w="0" w:type="dxa"/>
+            </w:tcMar>
+            <w:vAlign w:val="top"/>
+          </w:tcPr>
+          <w:p>
+            <w:pPr>
+              <w:pStyle w:val="Normal"/>
+              <w:jc w:val="center"/>
+              <w:pBdr>
+                <w:bottom w:val="none" w:sz="0" w:space="0" w:color="000000"/>
+                <w:top w:val="none" w:sz="0" w:space="0" w:color="000000"/>
+                <w:left w:val="none" w:sz="0" w:space="0" w:color="000000"/>
+                <w:right w:val="none" w:sz="0" w:space="0" w:color="000000"/>
+              </w:pBdr>
+              <w:spacing w:after="100" w:before="100" w:line="240"/>
+              <w:ind w:left="100" w:right="100" w:firstLine="0" w:firstLineChars="0"/>
+              <w:rPr>
+                <w:rFonts w:ascii="Helvetica" w:hAnsi="Helvetica" w:eastAsia="Helvetica" w:cs="Helvetica"/>
+                <w:i w:val="false"/>
+                <w:b w:val="false"/>
+                <w:u w:val="none"/>
+                <w:sz w:val="22"/>
+                <w:szCs w:val="22"/>
+                <w:color w:val="000000"/>
+              </w:rPr>
+            </w:pPr>
+            <w:r>
+              <w:rPr>
+                <w:rFonts w:ascii="Helvetica" w:hAnsi="Helvetica" w:eastAsia="Helvetica" w:cs="Helvetica"/>
+                <w:i w:val="false"/>
+                <w:b w:val="false"/>
+                <w:u w:val="none"/>
+                <w:sz w:val="22"/>
+                <w:szCs w:val="22"/>
+                <w:color w:val="000000"/>
+              </w:rPr>
+              <w:t xml:space="preserve">1.20</w:t>
+            </w:r>
+          </w:p>
+        </w:tc>
+        <w:tc>
+          <w:tcPr>
+            <w:tcBorders>
+              <w:bottom w:val="none" w:sz="0" w:space="0" w:color="000000"/>
+              <w:top w:val="none" w:sz="0" w:space="0" w:color="000000"/>
+              <w:left w:val="none" w:sz="0" w:space="0" w:color="000000"/>
+              <w:right w:val="none" w:sz="0" w:space="0" w:color="000000"/>
+            </w:tcBorders>
+            <w:shd w:val="clear" w:color="auto" w:fill="FFFFFF"/>
+            <w:tcMar>
+              <w:top w:w="0" w:type="dxa"/>
+              <w:bottom w:w="0" w:type="dxa"/>
+              <w:left w:w="0" w:type="dxa"/>
+              <w:right w:w="0" w:type="dxa"/>
+            </w:tcMar>
+            <w:vAlign w:val="top"/>
+          </w:tcPr>
+          <w:p>
+            <w:pPr>
+              <w:pStyle w:val="Normal"/>
+              <w:jc w:val="center"/>
+              <w:pBdr>
+                <w:bottom w:val="none" w:sz="0" w:space="0" w:color="000000"/>
+                <w:top w:val="none" w:sz="0" w:space="0" w:color="000000"/>
+                <w:left w:val="none" w:sz="0" w:space="0" w:color="000000"/>
+                <w:right w:val="none" w:sz="0" w:space="0" w:color="000000"/>
+              </w:pBdr>
+              <w:spacing w:after="100" w:before="100" w:line="240"/>
+              <w:ind w:left="100" w:right="100" w:firstLine="0" w:firstLineChars="0"/>
+              <w:rPr>
+                <w:rFonts w:ascii="Helvetica" w:hAnsi="Helvetica" w:eastAsia="Helvetica" w:cs="Helvetica"/>
+                <w:i w:val="false"/>
+                <w:b w:val="false"/>
+                <w:u w:val="none"/>
+                <w:sz w:val="22"/>
+                <w:szCs w:val="22"/>
+                <w:color w:val="000000"/>
+              </w:rPr>
+            </w:pPr>
+            <w:r>
+              <w:rPr>
+                <w:rFonts w:ascii="Helvetica" w:hAnsi="Helvetica" w:eastAsia="Helvetica" w:cs="Helvetica"/>
+                <w:i w:val="false"/>
+                <w:b w:val="false"/>
+                <w:u w:val="none"/>
+                <w:sz w:val="22"/>
+                <w:szCs w:val="22"/>
+                <w:color w:val="000000"/>
+              </w:rPr>
+              <w:t xml:space="preserve">1.07, 1.35</w:t>
             </w:r>
           </w:p>
         </w:tc>
@@ -3736,7 +3736,7 @@
                 <w:szCs w:val="22"/>
                 <w:color w:val="000000"/>
               </w:rPr>
-              <w:t xml:space="preserve">143</w:t>
+              <w:t xml:space="preserve">142</w:t>
             </w:r>
           </w:p>
         </w:tc>
@@ -3948,7 +3948,7 @@
                 <w:szCs w:val="22"/>
                 <w:color w:val="000000"/>
               </w:rPr>
-              <w:t xml:space="preserve">143</w:t>
+              <w:t xml:space="preserve">142</w:t>
             </w:r>
           </w:p>
         </w:tc>
@@ -4755,113 +4755,113 @@
                 <w:szCs w:val="22"/>
                 <w:color w:val="000000"/>
               </w:rPr>
-              <w:t xml:space="preserve">1.29</w:t>
-            </w:r>
-          </w:p>
-        </w:tc>
-        <w:tc>
-          <w:tcPr>
-            <w:tcBorders>
-              <w:bottom w:val="none" w:sz="0" w:space="0" w:color="000000"/>
-              <w:top w:val="none" w:sz="0" w:space="0" w:color="000000"/>
-              <w:left w:val="none" w:sz="0" w:space="0" w:color="000000"/>
-              <w:right w:val="none" w:sz="0" w:space="0" w:color="000000"/>
-            </w:tcBorders>
-            <w:shd w:val="clear" w:color="auto" w:fill="FFFFFF"/>
-            <w:tcMar>
-              <w:top w:w="0" w:type="dxa"/>
-              <w:bottom w:w="0" w:type="dxa"/>
-              <w:left w:w="0" w:type="dxa"/>
-              <w:right w:w="0" w:type="dxa"/>
-            </w:tcMar>
-            <w:vAlign w:val="top"/>
-          </w:tcPr>
-          <w:p>
-            <w:pPr>
-              <w:pStyle w:val="Normal"/>
-              <w:jc w:val="center"/>
-              <w:pBdr>
-                <w:bottom w:val="none" w:sz="0" w:space="0" w:color="000000"/>
-                <w:top w:val="none" w:sz="0" w:space="0" w:color="000000"/>
-                <w:left w:val="none" w:sz="0" w:space="0" w:color="000000"/>
-                <w:right w:val="none" w:sz="0" w:space="0" w:color="000000"/>
-              </w:pBdr>
-              <w:spacing w:after="100" w:before="100" w:line="240"/>
-              <w:ind w:left="100" w:right="100" w:firstLine="0" w:firstLineChars="0"/>
-              <w:rPr>
-                <w:rFonts w:ascii="Helvetica" w:hAnsi="Helvetica" w:eastAsia="Helvetica" w:cs="Helvetica"/>
-                <w:i w:val="false"/>
-                <w:b w:val="false"/>
-                <w:u w:val="none"/>
-                <w:sz w:val="22"/>
-                <w:szCs w:val="22"/>
-                <w:color w:val="000000"/>
-              </w:rPr>
-            </w:pPr>
-            <w:r>
-              <w:rPr>
-                <w:rFonts w:ascii="Helvetica" w:hAnsi="Helvetica" w:eastAsia="Helvetica" w:cs="Helvetica"/>
-                <w:i w:val="false"/>
-                <w:b w:val="false"/>
-                <w:u w:val="none"/>
-                <w:sz w:val="22"/>
-                <w:szCs w:val="22"/>
-                <w:color w:val="000000"/>
-              </w:rPr>
-              <w:t xml:space="preserve">0.77, 2.15</w:t>
-            </w:r>
-          </w:p>
-        </w:tc>
-        <w:tc>
-          <w:tcPr>
-            <w:tcBorders>
-              <w:bottom w:val="none" w:sz="0" w:space="0" w:color="000000"/>
-              <w:top w:val="none" w:sz="0" w:space="0" w:color="000000"/>
-              <w:left w:val="none" w:sz="0" w:space="0" w:color="000000"/>
-              <w:right w:val="none" w:sz="0" w:space="0" w:color="000000"/>
-            </w:tcBorders>
-            <w:shd w:val="clear" w:color="auto" w:fill="FFFFFF"/>
-            <w:tcMar>
-              <w:top w:w="0" w:type="dxa"/>
-              <w:bottom w:w="0" w:type="dxa"/>
-              <w:left w:w="0" w:type="dxa"/>
-              <w:right w:w="0" w:type="dxa"/>
-            </w:tcMar>
-            <w:vAlign w:val="top"/>
-          </w:tcPr>
-          <w:p>
-            <w:pPr>
-              <w:pStyle w:val="Normal"/>
-              <w:jc w:val="center"/>
-              <w:pBdr>
-                <w:bottom w:val="none" w:sz="0" w:space="0" w:color="000000"/>
-                <w:top w:val="none" w:sz="0" w:space="0" w:color="000000"/>
-                <w:left w:val="none" w:sz="0" w:space="0" w:color="000000"/>
-                <w:right w:val="none" w:sz="0" w:space="0" w:color="000000"/>
-              </w:pBdr>
-              <w:spacing w:after="100" w:before="100" w:line="240"/>
-              <w:ind w:left="100" w:right="100" w:firstLine="0" w:firstLineChars="0"/>
-              <w:rPr>
-                <w:rFonts w:ascii="Helvetica" w:hAnsi="Helvetica" w:eastAsia="Helvetica" w:cs="Helvetica"/>
-                <w:i w:val="false"/>
-                <w:b w:val="false"/>
-                <w:u w:val="none"/>
-                <w:sz w:val="22"/>
-                <w:szCs w:val="22"/>
-                <w:color w:val="000000"/>
-              </w:rPr>
-            </w:pPr>
-            <w:r>
-              <w:rPr>
-                <w:rFonts w:ascii="Helvetica" w:hAnsi="Helvetica" w:eastAsia="Helvetica" w:cs="Helvetica"/>
-                <w:i w:val="false"/>
-                <w:b w:val="false"/>
-                <w:u w:val="none"/>
-                <w:sz w:val="22"/>
-                <w:szCs w:val="22"/>
-                <w:color w:val="000000"/>
-              </w:rPr>
-              <w:t xml:space="preserve">0.330</w:t>
+              <w:t xml:space="preserve">1.24</w:t>
+            </w:r>
+          </w:p>
+        </w:tc>
+        <w:tc>
+          <w:tcPr>
+            <w:tcBorders>
+              <w:bottom w:val="none" w:sz="0" w:space="0" w:color="000000"/>
+              <w:top w:val="none" w:sz="0" w:space="0" w:color="000000"/>
+              <w:left w:val="none" w:sz="0" w:space="0" w:color="000000"/>
+              <w:right w:val="none" w:sz="0" w:space="0" w:color="000000"/>
+            </w:tcBorders>
+            <w:shd w:val="clear" w:color="auto" w:fill="FFFFFF"/>
+            <w:tcMar>
+              <w:top w:w="0" w:type="dxa"/>
+              <w:bottom w:w="0" w:type="dxa"/>
+              <w:left w:w="0" w:type="dxa"/>
+              <w:right w:w="0" w:type="dxa"/>
+            </w:tcMar>
+            <w:vAlign w:val="top"/>
+          </w:tcPr>
+          <w:p>
+            <w:pPr>
+              <w:pStyle w:val="Normal"/>
+              <w:jc w:val="center"/>
+              <w:pBdr>
+                <w:bottom w:val="none" w:sz="0" w:space="0" w:color="000000"/>
+                <w:top w:val="none" w:sz="0" w:space="0" w:color="000000"/>
+                <w:left w:val="none" w:sz="0" w:space="0" w:color="000000"/>
+                <w:right w:val="none" w:sz="0" w:space="0" w:color="000000"/>
+              </w:pBdr>
+              <w:spacing w:after="100" w:before="100" w:line="240"/>
+              <w:ind w:left="100" w:right="100" w:firstLine="0" w:firstLineChars="0"/>
+              <w:rPr>
+                <w:rFonts w:ascii="Helvetica" w:hAnsi="Helvetica" w:eastAsia="Helvetica" w:cs="Helvetica"/>
+                <w:i w:val="false"/>
+                <w:b w:val="false"/>
+                <w:u w:val="none"/>
+                <w:sz w:val="22"/>
+                <w:szCs w:val="22"/>
+                <w:color w:val="000000"/>
+              </w:rPr>
+            </w:pPr>
+            <w:r>
+              <w:rPr>
+                <w:rFonts w:ascii="Helvetica" w:hAnsi="Helvetica" w:eastAsia="Helvetica" w:cs="Helvetica"/>
+                <w:i w:val="false"/>
+                <w:b w:val="false"/>
+                <w:u w:val="none"/>
+                <w:sz w:val="22"/>
+                <w:szCs w:val="22"/>
+                <w:color w:val="000000"/>
+              </w:rPr>
+              <w:t xml:space="preserve">0.74, 2.09</w:t>
+            </w:r>
+          </w:p>
+        </w:tc>
+        <w:tc>
+          <w:tcPr>
+            <w:tcBorders>
+              <w:bottom w:val="none" w:sz="0" w:space="0" w:color="000000"/>
+              <w:top w:val="none" w:sz="0" w:space="0" w:color="000000"/>
+              <w:left w:val="none" w:sz="0" w:space="0" w:color="000000"/>
+              <w:right w:val="none" w:sz="0" w:space="0" w:color="000000"/>
+            </w:tcBorders>
+            <w:shd w:val="clear" w:color="auto" w:fill="FFFFFF"/>
+            <w:tcMar>
+              <w:top w:w="0" w:type="dxa"/>
+              <w:bottom w:w="0" w:type="dxa"/>
+              <w:left w:w="0" w:type="dxa"/>
+              <w:right w:w="0" w:type="dxa"/>
+            </w:tcMar>
+            <w:vAlign w:val="top"/>
+          </w:tcPr>
+          <w:p>
+            <w:pPr>
+              <w:pStyle w:val="Normal"/>
+              <w:jc w:val="center"/>
+              <w:pBdr>
+                <w:bottom w:val="none" w:sz="0" w:space="0" w:color="000000"/>
+                <w:top w:val="none" w:sz="0" w:space="0" w:color="000000"/>
+                <w:left w:val="none" w:sz="0" w:space="0" w:color="000000"/>
+                <w:right w:val="none" w:sz="0" w:space="0" w:color="000000"/>
+              </w:pBdr>
+              <w:spacing w:after="100" w:before="100" w:line="240"/>
+              <w:ind w:left="100" w:right="100" w:firstLine="0" w:firstLineChars="0"/>
+              <w:rPr>
+                <w:rFonts w:ascii="Helvetica" w:hAnsi="Helvetica" w:eastAsia="Helvetica" w:cs="Helvetica"/>
+                <w:i w:val="false"/>
+                <w:b w:val="false"/>
+                <w:u w:val="none"/>
+                <w:sz w:val="22"/>
+                <w:szCs w:val="22"/>
+                <w:color w:val="000000"/>
+              </w:rPr>
+            </w:pPr>
+            <w:r>
+              <w:rPr>
+                <w:rFonts w:ascii="Helvetica" w:hAnsi="Helvetica" w:eastAsia="Helvetica" w:cs="Helvetica"/>
+                <w:i w:val="false"/>
+                <w:b w:val="false"/>
+                <w:u w:val="none"/>
+                <w:sz w:val="22"/>
+                <w:szCs w:val="22"/>
+                <w:color w:val="000000"/>
+              </w:rPr>
+              <w:t xml:space="preserve">0.410</w:t>
             </w:r>
           </w:p>
         </w:tc>
@@ -4967,113 +4967,113 @@
                 <w:szCs w:val="22"/>
                 <w:color w:val="000000"/>
               </w:rPr>
-              <w:t xml:space="preserve">0.86</w:t>
-            </w:r>
-          </w:p>
-        </w:tc>
-        <w:tc>
-          <w:tcPr>
-            <w:tcBorders>
-              <w:bottom w:val="none" w:sz="0" w:space="0" w:color="000000"/>
-              <w:top w:val="none" w:sz="0" w:space="0" w:color="000000"/>
-              <w:left w:val="none" w:sz="0" w:space="0" w:color="000000"/>
-              <w:right w:val="none" w:sz="0" w:space="0" w:color="000000"/>
-            </w:tcBorders>
-            <w:shd w:val="clear" w:color="auto" w:fill="FFFFFF"/>
-            <w:tcMar>
-              <w:top w:w="0" w:type="dxa"/>
-              <w:bottom w:w="0" w:type="dxa"/>
-              <w:left w:w="0" w:type="dxa"/>
-              <w:right w:w="0" w:type="dxa"/>
-            </w:tcMar>
-            <w:vAlign w:val="top"/>
-          </w:tcPr>
-          <w:p>
-            <w:pPr>
-              <w:pStyle w:val="Normal"/>
-              <w:jc w:val="center"/>
-              <w:pBdr>
-                <w:bottom w:val="none" w:sz="0" w:space="0" w:color="000000"/>
-                <w:top w:val="none" w:sz="0" w:space="0" w:color="000000"/>
-                <w:left w:val="none" w:sz="0" w:space="0" w:color="000000"/>
-                <w:right w:val="none" w:sz="0" w:space="0" w:color="000000"/>
-              </w:pBdr>
-              <w:spacing w:after="100" w:before="100" w:line="240"/>
-              <w:ind w:left="100" w:right="100" w:firstLine="0" w:firstLineChars="0"/>
-              <w:rPr>
-                <w:rFonts w:ascii="Helvetica" w:hAnsi="Helvetica" w:eastAsia="Helvetica" w:cs="Helvetica"/>
-                <w:i w:val="false"/>
-                <w:b w:val="false"/>
-                <w:u w:val="none"/>
-                <w:sz w:val="22"/>
-                <w:szCs w:val="22"/>
-                <w:color w:val="000000"/>
-              </w:rPr>
-            </w:pPr>
-            <w:r>
-              <w:rPr>
-                <w:rFonts w:ascii="Helvetica" w:hAnsi="Helvetica" w:eastAsia="Helvetica" w:cs="Helvetica"/>
-                <w:i w:val="false"/>
-                <w:b w:val="false"/>
-                <w:u w:val="none"/>
-                <w:sz w:val="22"/>
-                <w:szCs w:val="22"/>
-                <w:color w:val="000000"/>
-              </w:rPr>
-              <w:t xml:space="preserve">0.46, 1.62</w:t>
-            </w:r>
-          </w:p>
-        </w:tc>
-        <w:tc>
-          <w:tcPr>
-            <w:tcBorders>
-              <w:bottom w:val="none" w:sz="0" w:space="0" w:color="000000"/>
-              <w:top w:val="none" w:sz="0" w:space="0" w:color="000000"/>
-              <w:left w:val="none" w:sz="0" w:space="0" w:color="000000"/>
-              <w:right w:val="none" w:sz="0" w:space="0" w:color="000000"/>
-            </w:tcBorders>
-            <w:shd w:val="clear" w:color="auto" w:fill="FFFFFF"/>
-            <w:tcMar>
-              <w:top w:w="0" w:type="dxa"/>
-              <w:bottom w:w="0" w:type="dxa"/>
-              <w:left w:w="0" w:type="dxa"/>
-              <w:right w:w="0" w:type="dxa"/>
-            </w:tcMar>
-            <w:vAlign w:val="top"/>
-          </w:tcPr>
-          <w:p>
-            <w:pPr>
-              <w:pStyle w:val="Normal"/>
-              <w:jc w:val="center"/>
-              <w:pBdr>
-                <w:bottom w:val="none" w:sz="0" w:space="0" w:color="000000"/>
-                <w:top w:val="none" w:sz="0" w:space="0" w:color="000000"/>
-                <w:left w:val="none" w:sz="0" w:space="0" w:color="000000"/>
-                <w:right w:val="none" w:sz="0" w:space="0" w:color="000000"/>
-              </w:pBdr>
-              <w:spacing w:after="100" w:before="100" w:line="240"/>
-              <w:ind w:left="100" w:right="100" w:firstLine="0" w:firstLineChars="0"/>
-              <w:rPr>
-                <w:rFonts w:ascii="Helvetica" w:hAnsi="Helvetica" w:eastAsia="Helvetica" w:cs="Helvetica"/>
-                <w:i w:val="false"/>
-                <w:b w:val="false"/>
-                <w:u w:val="none"/>
-                <w:sz w:val="22"/>
-                <w:szCs w:val="22"/>
-                <w:color w:val="000000"/>
-              </w:rPr>
-            </w:pPr>
-            <w:r>
-              <w:rPr>
-                <w:rFonts w:ascii="Helvetica" w:hAnsi="Helvetica" w:eastAsia="Helvetica" w:cs="Helvetica"/>
-                <w:i w:val="false"/>
-                <w:b w:val="false"/>
-                <w:u w:val="none"/>
-                <w:sz w:val="22"/>
-                <w:szCs w:val="22"/>
-                <w:color w:val="000000"/>
-              </w:rPr>
-              <w:t xml:space="preserve">0.640</w:t>
+              <w:t xml:space="preserve">0.85</w:t>
+            </w:r>
+          </w:p>
+        </w:tc>
+        <w:tc>
+          <w:tcPr>
+            <w:tcBorders>
+              <w:bottom w:val="none" w:sz="0" w:space="0" w:color="000000"/>
+              <w:top w:val="none" w:sz="0" w:space="0" w:color="000000"/>
+              <w:left w:val="none" w:sz="0" w:space="0" w:color="000000"/>
+              <w:right w:val="none" w:sz="0" w:space="0" w:color="000000"/>
+            </w:tcBorders>
+            <w:shd w:val="clear" w:color="auto" w:fill="FFFFFF"/>
+            <w:tcMar>
+              <w:top w:w="0" w:type="dxa"/>
+              <w:bottom w:w="0" w:type="dxa"/>
+              <w:left w:w="0" w:type="dxa"/>
+              <w:right w:w="0" w:type="dxa"/>
+            </w:tcMar>
+            <w:vAlign w:val="top"/>
+          </w:tcPr>
+          <w:p>
+            <w:pPr>
+              <w:pStyle w:val="Normal"/>
+              <w:jc w:val="center"/>
+              <w:pBdr>
+                <w:bottom w:val="none" w:sz="0" w:space="0" w:color="000000"/>
+                <w:top w:val="none" w:sz="0" w:space="0" w:color="000000"/>
+                <w:left w:val="none" w:sz="0" w:space="0" w:color="000000"/>
+                <w:right w:val="none" w:sz="0" w:space="0" w:color="000000"/>
+              </w:pBdr>
+              <w:spacing w:after="100" w:before="100" w:line="240"/>
+              <w:ind w:left="100" w:right="100" w:firstLine="0" w:firstLineChars="0"/>
+              <w:rPr>
+                <w:rFonts w:ascii="Helvetica" w:hAnsi="Helvetica" w:eastAsia="Helvetica" w:cs="Helvetica"/>
+                <w:i w:val="false"/>
+                <w:b w:val="false"/>
+                <w:u w:val="none"/>
+                <w:sz w:val="22"/>
+                <w:szCs w:val="22"/>
+                <w:color w:val="000000"/>
+              </w:rPr>
+            </w:pPr>
+            <w:r>
+              <w:rPr>
+                <w:rFonts w:ascii="Helvetica" w:hAnsi="Helvetica" w:eastAsia="Helvetica" w:cs="Helvetica"/>
+                <w:i w:val="false"/>
+                <w:b w:val="false"/>
+                <w:u w:val="none"/>
+                <w:sz w:val="22"/>
+                <w:szCs w:val="22"/>
+                <w:color w:val="000000"/>
+              </w:rPr>
+              <w:t xml:space="preserve">0.45, 1.58</w:t>
+            </w:r>
+          </w:p>
+        </w:tc>
+        <w:tc>
+          <w:tcPr>
+            <w:tcBorders>
+              <w:bottom w:val="none" w:sz="0" w:space="0" w:color="000000"/>
+              <w:top w:val="none" w:sz="0" w:space="0" w:color="000000"/>
+              <w:left w:val="none" w:sz="0" w:space="0" w:color="000000"/>
+              <w:right w:val="none" w:sz="0" w:space="0" w:color="000000"/>
+            </w:tcBorders>
+            <w:shd w:val="clear" w:color="auto" w:fill="FFFFFF"/>
+            <w:tcMar>
+              <w:top w:w="0" w:type="dxa"/>
+              <w:bottom w:w="0" w:type="dxa"/>
+              <w:left w:w="0" w:type="dxa"/>
+              <w:right w:w="0" w:type="dxa"/>
+            </w:tcMar>
+            <w:vAlign w:val="top"/>
+          </w:tcPr>
+          <w:p>
+            <w:pPr>
+              <w:pStyle w:val="Normal"/>
+              <w:jc w:val="center"/>
+              <w:pBdr>
+                <w:bottom w:val="none" w:sz="0" w:space="0" w:color="000000"/>
+                <w:top w:val="none" w:sz="0" w:space="0" w:color="000000"/>
+                <w:left w:val="none" w:sz="0" w:space="0" w:color="000000"/>
+                <w:right w:val="none" w:sz="0" w:space="0" w:color="000000"/>
+              </w:pBdr>
+              <w:spacing w:after="100" w:before="100" w:line="240"/>
+              <w:ind w:left="100" w:right="100" w:firstLine="0" w:firstLineChars="0"/>
+              <w:rPr>
+                <w:rFonts w:ascii="Helvetica" w:hAnsi="Helvetica" w:eastAsia="Helvetica" w:cs="Helvetica"/>
+                <w:i w:val="false"/>
+                <w:b w:val="false"/>
+                <w:u w:val="none"/>
+                <w:sz w:val="22"/>
+                <w:szCs w:val="22"/>
+                <w:color w:val="000000"/>
+              </w:rPr>
+            </w:pPr>
+            <w:r>
+              <w:rPr>
+                <w:rFonts w:ascii="Helvetica" w:hAnsi="Helvetica" w:eastAsia="Helvetica" w:cs="Helvetica"/>
+                <w:i w:val="false"/>
+                <w:b w:val="false"/>
+                <w:u w:val="none"/>
+                <w:sz w:val="22"/>
+                <w:szCs w:val="22"/>
+                <w:color w:val="000000"/>
+              </w:rPr>
+              <w:t xml:space="preserve">0.600</w:t>
             </w:r>
           </w:p>
         </w:tc>
@@ -5185,7 +5185,7 @@
                 <w:szCs w:val="22"/>
                 <w:color w:val="000000"/>
               </w:rPr>
-              <w:t xml:space="preserve">143</w:t>
+              <w:t xml:space="preserve">142</w:t>
             </w:r>
           </w:p>
         </w:tc>
@@ -5397,7 +5397,7 @@
                 <w:szCs w:val="22"/>
                 <w:color w:val="000000"/>
               </w:rPr>
-              <w:t xml:space="preserve">143</w:t>
+              <w:t xml:space="preserve">142</w:t>
             </w:r>
           </w:p>
         </w:tc>
@@ -6204,113 +6204,113 @@
                 <w:szCs w:val="22"/>
                 <w:color w:val="000000"/>
               </w:rPr>
-              <w:t xml:space="preserve">0.98</w:t>
-            </w:r>
-          </w:p>
-        </w:tc>
-        <w:tc>
-          <w:tcPr>
-            <w:tcBorders>
-              <w:bottom w:val="none" w:sz="0" w:space="0" w:color="000000"/>
-              <w:top w:val="none" w:sz="0" w:space="0" w:color="000000"/>
-              <w:left w:val="none" w:sz="0" w:space="0" w:color="000000"/>
-              <w:right w:val="none" w:sz="0" w:space="0" w:color="000000"/>
-            </w:tcBorders>
-            <w:shd w:val="clear" w:color="auto" w:fill="FFFFFF"/>
-            <w:tcMar>
-              <w:top w:w="0" w:type="dxa"/>
-              <w:bottom w:w="0" w:type="dxa"/>
-              <w:left w:w="0" w:type="dxa"/>
-              <w:right w:w="0" w:type="dxa"/>
-            </w:tcMar>
-            <w:vAlign w:val="top"/>
-          </w:tcPr>
-          <w:p>
-            <w:pPr>
-              <w:pStyle w:val="Normal"/>
-              <w:jc w:val="center"/>
-              <w:pBdr>
-                <w:bottom w:val="none" w:sz="0" w:space="0" w:color="000000"/>
-                <w:top w:val="none" w:sz="0" w:space="0" w:color="000000"/>
-                <w:left w:val="none" w:sz="0" w:space="0" w:color="000000"/>
-                <w:right w:val="none" w:sz="0" w:space="0" w:color="000000"/>
-              </w:pBdr>
-              <w:spacing w:after="100" w:before="100" w:line="240"/>
-              <w:ind w:left="100" w:right="100" w:firstLine="0" w:firstLineChars="0"/>
-              <w:rPr>
-                <w:rFonts w:ascii="Helvetica" w:hAnsi="Helvetica" w:eastAsia="Helvetica" w:cs="Helvetica"/>
-                <w:i w:val="false"/>
-                <w:b w:val="false"/>
-                <w:u w:val="none"/>
-                <w:sz w:val="22"/>
-                <w:szCs w:val="22"/>
-                <w:color w:val="000000"/>
-              </w:rPr>
-            </w:pPr>
-            <w:r>
-              <w:rPr>
-                <w:rFonts w:ascii="Helvetica" w:hAnsi="Helvetica" w:eastAsia="Helvetica" w:cs="Helvetica"/>
-                <w:i w:val="false"/>
-                <w:b w:val="false"/>
-                <w:u w:val="none"/>
-                <w:sz w:val="22"/>
-                <w:szCs w:val="22"/>
-                <w:color w:val="000000"/>
-              </w:rPr>
-              <w:t xml:space="preserve">0.41, 2.38</w:t>
-            </w:r>
-          </w:p>
-        </w:tc>
-        <w:tc>
-          <w:tcPr>
-            <w:tcBorders>
-              <w:bottom w:val="none" w:sz="0" w:space="0" w:color="000000"/>
-              <w:top w:val="none" w:sz="0" w:space="0" w:color="000000"/>
-              <w:left w:val="none" w:sz="0" w:space="0" w:color="000000"/>
-              <w:right w:val="none" w:sz="0" w:space="0" w:color="000000"/>
-            </w:tcBorders>
-            <w:shd w:val="clear" w:color="auto" w:fill="FFFFFF"/>
-            <w:tcMar>
-              <w:top w:w="0" w:type="dxa"/>
-              <w:bottom w:w="0" w:type="dxa"/>
-              <w:left w:w="0" w:type="dxa"/>
-              <w:right w:w="0" w:type="dxa"/>
-            </w:tcMar>
-            <w:vAlign w:val="top"/>
-          </w:tcPr>
-          <w:p>
-            <w:pPr>
-              <w:pStyle w:val="Normal"/>
-              <w:jc w:val="center"/>
-              <w:pBdr>
-                <w:bottom w:val="none" w:sz="0" w:space="0" w:color="000000"/>
-                <w:top w:val="none" w:sz="0" w:space="0" w:color="000000"/>
-                <w:left w:val="none" w:sz="0" w:space="0" w:color="000000"/>
-                <w:right w:val="none" w:sz="0" w:space="0" w:color="000000"/>
-              </w:pBdr>
-              <w:spacing w:after="100" w:before="100" w:line="240"/>
-              <w:ind w:left="100" w:right="100" w:firstLine="0" w:firstLineChars="0"/>
-              <w:rPr>
-                <w:rFonts w:ascii="Helvetica" w:hAnsi="Helvetica" w:eastAsia="Helvetica" w:cs="Helvetica"/>
-                <w:i w:val="false"/>
-                <w:b w:val="false"/>
-                <w:u w:val="none"/>
-                <w:sz w:val="22"/>
-                <w:szCs w:val="22"/>
-                <w:color w:val="000000"/>
-              </w:rPr>
-            </w:pPr>
-            <w:r>
-              <w:rPr>
-                <w:rFonts w:ascii="Helvetica" w:hAnsi="Helvetica" w:eastAsia="Helvetica" w:cs="Helvetica"/>
-                <w:i w:val="false"/>
-                <w:b w:val="false"/>
-                <w:u w:val="none"/>
-                <w:sz w:val="22"/>
-                <w:szCs w:val="22"/>
-                <w:color w:val="000000"/>
-              </w:rPr>
-              <w:t xml:space="preserve">0.970</w:t>
+              <w:t xml:space="preserve">1.09</w:t>
+            </w:r>
+          </w:p>
+        </w:tc>
+        <w:tc>
+          <w:tcPr>
+            <w:tcBorders>
+              <w:bottom w:val="none" w:sz="0" w:space="0" w:color="000000"/>
+              <w:top w:val="none" w:sz="0" w:space="0" w:color="000000"/>
+              <w:left w:val="none" w:sz="0" w:space="0" w:color="000000"/>
+              <w:right w:val="none" w:sz="0" w:space="0" w:color="000000"/>
+            </w:tcBorders>
+            <w:shd w:val="clear" w:color="auto" w:fill="FFFFFF"/>
+            <w:tcMar>
+              <w:top w:w="0" w:type="dxa"/>
+              <w:bottom w:w="0" w:type="dxa"/>
+              <w:left w:w="0" w:type="dxa"/>
+              <w:right w:w="0" w:type="dxa"/>
+            </w:tcMar>
+            <w:vAlign w:val="top"/>
+          </w:tcPr>
+          <w:p>
+            <w:pPr>
+              <w:pStyle w:val="Normal"/>
+              <w:jc w:val="center"/>
+              <w:pBdr>
+                <w:bottom w:val="none" w:sz="0" w:space="0" w:color="000000"/>
+                <w:top w:val="none" w:sz="0" w:space="0" w:color="000000"/>
+                <w:left w:val="none" w:sz="0" w:space="0" w:color="000000"/>
+                <w:right w:val="none" w:sz="0" w:space="0" w:color="000000"/>
+              </w:pBdr>
+              <w:spacing w:after="100" w:before="100" w:line="240"/>
+              <w:ind w:left="100" w:right="100" w:firstLine="0" w:firstLineChars="0"/>
+              <w:rPr>
+                <w:rFonts w:ascii="Helvetica" w:hAnsi="Helvetica" w:eastAsia="Helvetica" w:cs="Helvetica"/>
+                <w:i w:val="false"/>
+                <w:b w:val="false"/>
+                <w:u w:val="none"/>
+                <w:sz w:val="22"/>
+                <w:szCs w:val="22"/>
+                <w:color w:val="000000"/>
+              </w:rPr>
+            </w:pPr>
+            <w:r>
+              <w:rPr>
+                <w:rFonts w:ascii="Helvetica" w:hAnsi="Helvetica" w:eastAsia="Helvetica" w:cs="Helvetica"/>
+                <w:i w:val="false"/>
+                <w:b w:val="false"/>
+                <w:u w:val="none"/>
+                <w:sz w:val="22"/>
+                <w:szCs w:val="22"/>
+                <w:color w:val="000000"/>
+              </w:rPr>
+              <w:t xml:space="preserve">0.43, 2.78</w:t>
+            </w:r>
+          </w:p>
+        </w:tc>
+        <w:tc>
+          <w:tcPr>
+            <w:tcBorders>
+              <w:bottom w:val="none" w:sz="0" w:space="0" w:color="000000"/>
+              <w:top w:val="none" w:sz="0" w:space="0" w:color="000000"/>
+              <w:left w:val="none" w:sz="0" w:space="0" w:color="000000"/>
+              <w:right w:val="none" w:sz="0" w:space="0" w:color="000000"/>
+            </w:tcBorders>
+            <w:shd w:val="clear" w:color="auto" w:fill="FFFFFF"/>
+            <w:tcMar>
+              <w:top w:w="0" w:type="dxa"/>
+              <w:bottom w:w="0" w:type="dxa"/>
+              <w:left w:w="0" w:type="dxa"/>
+              <w:right w:w="0" w:type="dxa"/>
+            </w:tcMar>
+            <w:vAlign w:val="top"/>
+          </w:tcPr>
+          <w:p>
+            <w:pPr>
+              <w:pStyle w:val="Normal"/>
+              <w:jc w:val="center"/>
+              <w:pBdr>
+                <w:bottom w:val="none" w:sz="0" w:space="0" w:color="000000"/>
+                <w:top w:val="none" w:sz="0" w:space="0" w:color="000000"/>
+                <w:left w:val="none" w:sz="0" w:space="0" w:color="000000"/>
+                <w:right w:val="none" w:sz="0" w:space="0" w:color="000000"/>
+              </w:pBdr>
+              <w:spacing w:after="100" w:before="100" w:line="240"/>
+              <w:ind w:left="100" w:right="100" w:firstLine="0" w:firstLineChars="0"/>
+              <w:rPr>
+                <w:rFonts w:ascii="Helvetica" w:hAnsi="Helvetica" w:eastAsia="Helvetica" w:cs="Helvetica"/>
+                <w:i w:val="false"/>
+                <w:b w:val="false"/>
+                <w:u w:val="none"/>
+                <w:sz w:val="22"/>
+                <w:szCs w:val="22"/>
+                <w:color w:val="000000"/>
+              </w:rPr>
+            </w:pPr>
+            <w:r>
+              <w:rPr>
+                <w:rFonts w:ascii="Helvetica" w:hAnsi="Helvetica" w:eastAsia="Helvetica" w:cs="Helvetica"/>
+                <w:i w:val="false"/>
+                <w:b w:val="false"/>
+                <w:u w:val="none"/>
+                <w:sz w:val="22"/>
+                <w:szCs w:val="22"/>
+                <w:color w:val="000000"/>
+              </w:rPr>
+              <w:t xml:space="preserve">0.850</w:t>
             </w:r>
           </w:p>
         </w:tc>
@@ -6416,113 +6416,113 @@
                 <w:szCs w:val="22"/>
                 <w:color w:val="000000"/>
               </w:rPr>
-              <w:t xml:space="preserve">1.01</w:t>
-            </w:r>
-          </w:p>
-        </w:tc>
-        <w:tc>
-          <w:tcPr>
-            <w:tcBorders>
-              <w:bottom w:val="none" w:sz="0" w:space="0" w:color="000000"/>
-              <w:top w:val="none" w:sz="0" w:space="0" w:color="000000"/>
-              <w:left w:val="none" w:sz="0" w:space="0" w:color="000000"/>
-              <w:right w:val="none" w:sz="0" w:space="0" w:color="000000"/>
-            </w:tcBorders>
-            <w:shd w:val="clear" w:color="auto" w:fill="FFFFFF"/>
-            <w:tcMar>
-              <w:top w:w="0" w:type="dxa"/>
-              <w:bottom w:w="0" w:type="dxa"/>
-              <w:left w:w="0" w:type="dxa"/>
-              <w:right w:w="0" w:type="dxa"/>
-            </w:tcMar>
-            <w:vAlign w:val="top"/>
-          </w:tcPr>
-          <w:p>
-            <w:pPr>
-              <w:pStyle w:val="Normal"/>
-              <w:jc w:val="center"/>
-              <w:pBdr>
-                <w:bottom w:val="none" w:sz="0" w:space="0" w:color="000000"/>
-                <w:top w:val="none" w:sz="0" w:space="0" w:color="000000"/>
-                <w:left w:val="none" w:sz="0" w:space="0" w:color="000000"/>
-                <w:right w:val="none" w:sz="0" w:space="0" w:color="000000"/>
-              </w:pBdr>
-              <w:spacing w:after="100" w:before="100" w:line="240"/>
-              <w:ind w:left="100" w:right="100" w:firstLine="0" w:firstLineChars="0"/>
-              <w:rPr>
-                <w:rFonts w:ascii="Helvetica" w:hAnsi="Helvetica" w:eastAsia="Helvetica" w:cs="Helvetica"/>
-                <w:i w:val="false"/>
-                <w:b w:val="false"/>
-                <w:u w:val="none"/>
-                <w:sz w:val="22"/>
-                <w:szCs w:val="22"/>
-                <w:color w:val="000000"/>
-              </w:rPr>
-            </w:pPr>
-            <w:r>
-              <w:rPr>
-                <w:rFonts w:ascii="Helvetica" w:hAnsi="Helvetica" w:eastAsia="Helvetica" w:cs="Helvetica"/>
-                <w:i w:val="false"/>
-                <w:b w:val="false"/>
-                <w:u w:val="none"/>
-                <w:sz w:val="22"/>
-                <w:szCs w:val="22"/>
-                <w:color w:val="000000"/>
-              </w:rPr>
-              <w:t xml:space="preserve">0.13, 7.60</w:t>
-            </w:r>
-          </w:p>
-        </w:tc>
-        <w:tc>
-          <w:tcPr>
-            <w:tcBorders>
-              <w:bottom w:val="none" w:sz="0" w:space="0" w:color="000000"/>
-              <w:top w:val="none" w:sz="0" w:space="0" w:color="000000"/>
-              <w:left w:val="none" w:sz="0" w:space="0" w:color="000000"/>
-              <w:right w:val="none" w:sz="0" w:space="0" w:color="000000"/>
-            </w:tcBorders>
-            <w:shd w:val="clear" w:color="auto" w:fill="FFFFFF"/>
-            <w:tcMar>
-              <w:top w:w="0" w:type="dxa"/>
-              <w:bottom w:w="0" w:type="dxa"/>
-              <w:left w:w="0" w:type="dxa"/>
-              <w:right w:w="0" w:type="dxa"/>
-            </w:tcMar>
-            <w:vAlign w:val="top"/>
-          </w:tcPr>
-          <w:p>
-            <w:pPr>
-              <w:pStyle w:val="Normal"/>
-              <w:jc w:val="center"/>
-              <w:pBdr>
-                <w:bottom w:val="none" w:sz="0" w:space="0" w:color="000000"/>
-                <w:top w:val="none" w:sz="0" w:space="0" w:color="000000"/>
-                <w:left w:val="none" w:sz="0" w:space="0" w:color="000000"/>
-                <w:right w:val="none" w:sz="0" w:space="0" w:color="000000"/>
-              </w:pBdr>
-              <w:spacing w:after="100" w:before="100" w:line="240"/>
-              <w:ind w:left="100" w:right="100" w:firstLine="0" w:firstLineChars="0"/>
-              <w:rPr>
-                <w:rFonts w:ascii="Helvetica" w:hAnsi="Helvetica" w:eastAsia="Helvetica" w:cs="Helvetica"/>
-                <w:i w:val="false"/>
-                <w:b w:val="false"/>
-                <w:u w:val="none"/>
-                <w:sz w:val="22"/>
-                <w:szCs w:val="22"/>
-                <w:color w:val="000000"/>
-              </w:rPr>
-            </w:pPr>
-            <w:r>
-              <w:rPr>
-                <w:rFonts w:ascii="Helvetica" w:hAnsi="Helvetica" w:eastAsia="Helvetica" w:cs="Helvetica"/>
-                <w:i w:val="false"/>
-                <w:b w:val="false"/>
-                <w:u w:val="none"/>
-                <w:sz w:val="22"/>
-                <w:szCs w:val="22"/>
-                <w:color w:val="000000"/>
-              </w:rPr>
-              <w:t xml:space="preserve">0.990</w:t>
+              <w:t xml:space="preserve">0.90</w:t>
+            </w:r>
+          </w:p>
+        </w:tc>
+        <w:tc>
+          <w:tcPr>
+            <w:tcBorders>
+              <w:bottom w:val="none" w:sz="0" w:space="0" w:color="000000"/>
+              <w:top w:val="none" w:sz="0" w:space="0" w:color="000000"/>
+              <w:left w:val="none" w:sz="0" w:space="0" w:color="000000"/>
+              <w:right w:val="none" w:sz="0" w:space="0" w:color="000000"/>
+            </w:tcBorders>
+            <w:shd w:val="clear" w:color="auto" w:fill="FFFFFF"/>
+            <w:tcMar>
+              <w:top w:w="0" w:type="dxa"/>
+              <w:bottom w:w="0" w:type="dxa"/>
+              <w:left w:w="0" w:type="dxa"/>
+              <w:right w:w="0" w:type="dxa"/>
+            </w:tcMar>
+            <w:vAlign w:val="top"/>
+          </w:tcPr>
+          <w:p>
+            <w:pPr>
+              <w:pStyle w:val="Normal"/>
+              <w:jc w:val="center"/>
+              <w:pBdr>
+                <w:bottom w:val="none" w:sz="0" w:space="0" w:color="000000"/>
+                <w:top w:val="none" w:sz="0" w:space="0" w:color="000000"/>
+                <w:left w:val="none" w:sz="0" w:space="0" w:color="000000"/>
+                <w:right w:val="none" w:sz="0" w:space="0" w:color="000000"/>
+              </w:pBdr>
+              <w:spacing w:after="100" w:before="100" w:line="240"/>
+              <w:ind w:left="100" w:right="100" w:firstLine="0" w:firstLineChars="0"/>
+              <w:rPr>
+                <w:rFonts w:ascii="Helvetica" w:hAnsi="Helvetica" w:eastAsia="Helvetica" w:cs="Helvetica"/>
+                <w:i w:val="false"/>
+                <w:b w:val="false"/>
+                <w:u w:val="none"/>
+                <w:sz w:val="22"/>
+                <w:szCs w:val="22"/>
+                <w:color w:val="000000"/>
+              </w:rPr>
+            </w:pPr>
+            <w:r>
+              <w:rPr>
+                <w:rFonts w:ascii="Helvetica" w:hAnsi="Helvetica" w:eastAsia="Helvetica" w:cs="Helvetica"/>
+                <w:i w:val="false"/>
+                <w:b w:val="false"/>
+                <w:u w:val="none"/>
+                <w:sz w:val="22"/>
+                <w:szCs w:val="22"/>
+                <w:color w:val="000000"/>
+              </w:rPr>
+              <w:t xml:space="preserve">0.12, 7.04</w:t>
+            </w:r>
+          </w:p>
+        </w:tc>
+        <w:tc>
+          <w:tcPr>
+            <w:tcBorders>
+              <w:bottom w:val="none" w:sz="0" w:space="0" w:color="000000"/>
+              <w:top w:val="none" w:sz="0" w:space="0" w:color="000000"/>
+              <w:left w:val="none" w:sz="0" w:space="0" w:color="000000"/>
+              <w:right w:val="none" w:sz="0" w:space="0" w:color="000000"/>
+            </w:tcBorders>
+            <w:shd w:val="clear" w:color="auto" w:fill="FFFFFF"/>
+            <w:tcMar>
+              <w:top w:w="0" w:type="dxa"/>
+              <w:bottom w:w="0" w:type="dxa"/>
+              <w:left w:w="0" w:type="dxa"/>
+              <w:right w:w="0" w:type="dxa"/>
+            </w:tcMar>
+            <w:vAlign w:val="top"/>
+          </w:tcPr>
+          <w:p>
+            <w:pPr>
+              <w:pStyle w:val="Normal"/>
+              <w:jc w:val="center"/>
+              <w:pBdr>
+                <w:bottom w:val="none" w:sz="0" w:space="0" w:color="000000"/>
+                <w:top w:val="none" w:sz="0" w:space="0" w:color="000000"/>
+                <w:left w:val="none" w:sz="0" w:space="0" w:color="000000"/>
+                <w:right w:val="none" w:sz="0" w:space="0" w:color="000000"/>
+              </w:pBdr>
+              <w:spacing w:after="100" w:before="100" w:line="240"/>
+              <w:ind w:left="100" w:right="100" w:firstLine="0" w:firstLineChars="0"/>
+              <w:rPr>
+                <w:rFonts w:ascii="Helvetica" w:hAnsi="Helvetica" w:eastAsia="Helvetica" w:cs="Helvetica"/>
+                <w:i w:val="false"/>
+                <w:b w:val="false"/>
+                <w:u w:val="none"/>
+                <w:sz w:val="22"/>
+                <w:szCs w:val="22"/>
+                <w:color w:val="000000"/>
+              </w:rPr>
+            </w:pPr>
+            <w:r>
+              <w:rPr>
+                <w:rFonts w:ascii="Helvetica" w:hAnsi="Helvetica" w:eastAsia="Helvetica" w:cs="Helvetica"/>
+                <w:i w:val="false"/>
+                <w:b w:val="false"/>
+                <w:u w:val="none"/>
+                <w:sz w:val="22"/>
+                <w:szCs w:val="22"/>
+                <w:color w:val="000000"/>
+              </w:rPr>
+              <w:t xml:space="preserve">0.920</w:t>
             </w:r>
           </w:p>
         </w:tc>
@@ -6687,113 +6687,113 @@
                 <w:szCs w:val="22"/>
                 <w:color w:val="000000"/>
               </w:rPr>
-              <w:t xml:space="preserve">0.42</w:t>
-            </w:r>
-          </w:p>
-        </w:tc>
-        <w:tc>
-          <w:tcPr>
-            <w:tcBorders>
-              <w:bottom w:val="none" w:sz="0" w:space="0" w:color="000000"/>
-              <w:top w:val="none" w:sz="0" w:space="0" w:color="000000"/>
-              <w:left w:val="none" w:sz="0" w:space="0" w:color="000000"/>
-              <w:right w:val="none" w:sz="0" w:space="0" w:color="000000"/>
-            </w:tcBorders>
-            <w:shd w:val="clear" w:color="auto" w:fill="FFFFFF"/>
-            <w:tcMar>
-              <w:top w:w="0" w:type="dxa"/>
-              <w:bottom w:w="0" w:type="dxa"/>
-              <w:left w:w="0" w:type="dxa"/>
-              <w:right w:w="0" w:type="dxa"/>
-            </w:tcMar>
-            <w:vAlign w:val="top"/>
-          </w:tcPr>
-          <w:p>
-            <w:pPr>
-              <w:pStyle w:val="Normal"/>
-              <w:jc w:val="center"/>
-              <w:pBdr>
-                <w:bottom w:val="none" w:sz="0" w:space="0" w:color="000000"/>
-                <w:top w:val="none" w:sz="0" w:space="0" w:color="000000"/>
-                <w:left w:val="none" w:sz="0" w:space="0" w:color="000000"/>
-                <w:right w:val="none" w:sz="0" w:space="0" w:color="000000"/>
-              </w:pBdr>
-              <w:spacing w:after="100" w:before="100" w:line="240"/>
-              <w:ind w:left="100" w:right="100" w:firstLine="0" w:firstLineChars="0"/>
-              <w:rPr>
-                <w:rFonts w:ascii="Helvetica" w:hAnsi="Helvetica" w:eastAsia="Helvetica" w:cs="Helvetica"/>
-                <w:i w:val="false"/>
-                <w:b w:val="false"/>
-                <w:u w:val="none"/>
-                <w:sz w:val="22"/>
-                <w:szCs w:val="22"/>
-                <w:color w:val="000000"/>
-              </w:rPr>
-            </w:pPr>
-            <w:r>
-              <w:rPr>
-                <w:rFonts w:ascii="Helvetica" w:hAnsi="Helvetica" w:eastAsia="Helvetica" w:cs="Helvetica"/>
-                <w:i w:val="false"/>
-                <w:b w:val="false"/>
-                <w:u w:val="none"/>
-                <w:sz w:val="22"/>
-                <w:szCs w:val="22"/>
-                <w:color w:val="000000"/>
-              </w:rPr>
-              <w:t xml:space="preserve">0.04, 4.03</w:t>
-            </w:r>
-          </w:p>
-        </w:tc>
-        <w:tc>
-          <w:tcPr>
-            <w:tcBorders>
-              <w:bottom w:val="none" w:sz="0" w:space="0" w:color="000000"/>
-              <w:top w:val="none" w:sz="0" w:space="0" w:color="000000"/>
-              <w:left w:val="none" w:sz="0" w:space="0" w:color="000000"/>
-              <w:right w:val="none" w:sz="0" w:space="0" w:color="000000"/>
-            </w:tcBorders>
-            <w:shd w:val="clear" w:color="auto" w:fill="FFFFFF"/>
-            <w:tcMar>
-              <w:top w:w="0" w:type="dxa"/>
-              <w:bottom w:w="0" w:type="dxa"/>
-              <w:left w:w="0" w:type="dxa"/>
-              <w:right w:w="0" w:type="dxa"/>
-            </w:tcMar>
-            <w:vAlign w:val="top"/>
-          </w:tcPr>
-          <w:p>
-            <w:pPr>
-              <w:pStyle w:val="Normal"/>
-              <w:jc w:val="center"/>
-              <w:pBdr>
-                <w:bottom w:val="none" w:sz="0" w:space="0" w:color="000000"/>
-                <w:top w:val="none" w:sz="0" w:space="0" w:color="000000"/>
-                <w:left w:val="none" w:sz="0" w:space="0" w:color="000000"/>
-                <w:right w:val="none" w:sz="0" w:space="0" w:color="000000"/>
-              </w:pBdr>
-              <w:spacing w:after="100" w:before="100" w:line="240"/>
-              <w:ind w:left="100" w:right="100" w:firstLine="0" w:firstLineChars="0"/>
-              <w:rPr>
-                <w:rFonts w:ascii="Helvetica" w:hAnsi="Helvetica" w:eastAsia="Helvetica" w:cs="Helvetica"/>
-                <w:i w:val="false"/>
-                <w:b w:val="false"/>
-                <w:u w:val="none"/>
-                <w:sz w:val="22"/>
-                <w:szCs w:val="22"/>
-                <w:color w:val="000000"/>
-              </w:rPr>
-            </w:pPr>
-            <w:r>
-              <w:rPr>
-                <w:rFonts w:ascii="Helvetica" w:hAnsi="Helvetica" w:eastAsia="Helvetica" w:cs="Helvetica"/>
-                <w:i w:val="false"/>
-                <w:b w:val="false"/>
-                <w:u w:val="none"/>
-                <w:sz w:val="22"/>
-                <w:szCs w:val="22"/>
-                <w:color w:val="000000"/>
-              </w:rPr>
-              <w:t xml:space="preserve">0.450</w:t>
+              <w:t xml:space="preserve">0.47</w:t>
+            </w:r>
+          </w:p>
+        </w:tc>
+        <w:tc>
+          <w:tcPr>
+            <w:tcBorders>
+              <w:bottom w:val="none" w:sz="0" w:space="0" w:color="000000"/>
+              <w:top w:val="none" w:sz="0" w:space="0" w:color="000000"/>
+              <w:left w:val="none" w:sz="0" w:space="0" w:color="000000"/>
+              <w:right w:val="none" w:sz="0" w:space="0" w:color="000000"/>
+            </w:tcBorders>
+            <w:shd w:val="clear" w:color="auto" w:fill="FFFFFF"/>
+            <w:tcMar>
+              <w:top w:w="0" w:type="dxa"/>
+              <w:bottom w:w="0" w:type="dxa"/>
+              <w:left w:w="0" w:type="dxa"/>
+              <w:right w:w="0" w:type="dxa"/>
+            </w:tcMar>
+            <w:vAlign w:val="top"/>
+          </w:tcPr>
+          <w:p>
+            <w:pPr>
+              <w:pStyle w:val="Normal"/>
+              <w:jc w:val="center"/>
+              <w:pBdr>
+                <w:bottom w:val="none" w:sz="0" w:space="0" w:color="000000"/>
+                <w:top w:val="none" w:sz="0" w:space="0" w:color="000000"/>
+                <w:left w:val="none" w:sz="0" w:space="0" w:color="000000"/>
+                <w:right w:val="none" w:sz="0" w:space="0" w:color="000000"/>
+              </w:pBdr>
+              <w:spacing w:after="100" w:before="100" w:line="240"/>
+              <w:ind w:left="100" w:right="100" w:firstLine="0" w:firstLineChars="0"/>
+              <w:rPr>
+                <w:rFonts w:ascii="Helvetica" w:hAnsi="Helvetica" w:eastAsia="Helvetica" w:cs="Helvetica"/>
+                <w:i w:val="false"/>
+                <w:b w:val="false"/>
+                <w:u w:val="none"/>
+                <w:sz w:val="22"/>
+                <w:szCs w:val="22"/>
+                <w:color w:val="000000"/>
+              </w:rPr>
+            </w:pPr>
+            <w:r>
+              <w:rPr>
+                <w:rFonts w:ascii="Helvetica" w:hAnsi="Helvetica" w:eastAsia="Helvetica" w:cs="Helvetica"/>
+                <w:i w:val="false"/>
+                <w:b w:val="false"/>
+                <w:u w:val="none"/>
+                <w:sz w:val="22"/>
+                <w:szCs w:val="22"/>
+                <w:color w:val="000000"/>
+              </w:rPr>
+              <w:t xml:space="preserve">0.05, 4.54</w:t>
+            </w:r>
+          </w:p>
+        </w:tc>
+        <w:tc>
+          <w:tcPr>
+            <w:tcBorders>
+              <w:bottom w:val="none" w:sz="0" w:space="0" w:color="000000"/>
+              <w:top w:val="none" w:sz="0" w:space="0" w:color="000000"/>
+              <w:left w:val="none" w:sz="0" w:space="0" w:color="000000"/>
+              <w:right w:val="none" w:sz="0" w:space="0" w:color="000000"/>
+            </w:tcBorders>
+            <w:shd w:val="clear" w:color="auto" w:fill="FFFFFF"/>
+            <w:tcMar>
+              <w:top w:w="0" w:type="dxa"/>
+              <w:bottom w:w="0" w:type="dxa"/>
+              <w:left w:w="0" w:type="dxa"/>
+              <w:right w:w="0" w:type="dxa"/>
+            </w:tcMar>
+            <w:vAlign w:val="top"/>
+          </w:tcPr>
+          <w:p>
+            <w:pPr>
+              <w:pStyle w:val="Normal"/>
+              <w:jc w:val="center"/>
+              <w:pBdr>
+                <w:bottom w:val="none" w:sz="0" w:space="0" w:color="000000"/>
+                <w:top w:val="none" w:sz="0" w:space="0" w:color="000000"/>
+                <w:left w:val="none" w:sz="0" w:space="0" w:color="000000"/>
+                <w:right w:val="none" w:sz="0" w:space="0" w:color="000000"/>
+              </w:pBdr>
+              <w:spacing w:after="100" w:before="100" w:line="240"/>
+              <w:ind w:left="100" w:right="100" w:firstLine="0" w:firstLineChars="0"/>
+              <w:rPr>
+                <w:rFonts w:ascii="Helvetica" w:hAnsi="Helvetica" w:eastAsia="Helvetica" w:cs="Helvetica"/>
+                <w:i w:val="false"/>
+                <w:b w:val="false"/>
+                <w:u w:val="none"/>
+                <w:sz w:val="22"/>
+                <w:szCs w:val="22"/>
+                <w:color w:val="000000"/>
+              </w:rPr>
+            </w:pPr>
+            <w:r>
+              <w:rPr>
+                <w:rFonts w:ascii="Helvetica" w:hAnsi="Helvetica" w:eastAsia="Helvetica" w:cs="Helvetica"/>
+                <w:i w:val="false"/>
+                <w:b w:val="false"/>
+                <w:u w:val="none"/>
+                <w:sz w:val="22"/>
+                <w:szCs w:val="22"/>
+                <w:color w:val="000000"/>
+              </w:rPr>
+              <w:t xml:space="preserve">0.510</w:t>
             </w:r>
           </w:p>
         </w:tc>
@@ -6952,60 +6952,60 @@
                 <w:szCs w:val="22"/>
                 <w:color w:val="000000"/>
               </w:rPr>
-              <w:t xml:space="preserve">0.02, 1.39</w:t>
-            </w:r>
-          </w:p>
-        </w:tc>
-        <w:tc>
-          <w:tcPr>
-            <w:tcBorders>
-              <w:bottom w:val="none" w:sz="0" w:space="0" w:color="000000"/>
-              <w:top w:val="none" w:sz="0" w:space="0" w:color="000000"/>
-              <w:left w:val="none" w:sz="0" w:space="0" w:color="000000"/>
-              <w:right w:val="none" w:sz="0" w:space="0" w:color="000000"/>
-            </w:tcBorders>
-            <w:shd w:val="clear" w:color="auto" w:fill="FFFFFF"/>
-            <w:tcMar>
-              <w:top w:w="0" w:type="dxa"/>
-              <w:bottom w:w="0" w:type="dxa"/>
-              <w:left w:w="0" w:type="dxa"/>
-              <w:right w:w="0" w:type="dxa"/>
-            </w:tcMar>
-            <w:vAlign w:val="top"/>
-          </w:tcPr>
-          <w:p>
-            <w:pPr>
-              <w:pStyle w:val="Normal"/>
-              <w:jc w:val="center"/>
-              <w:pBdr>
-                <w:bottom w:val="none" w:sz="0" w:space="0" w:color="000000"/>
-                <w:top w:val="none" w:sz="0" w:space="0" w:color="000000"/>
-                <w:left w:val="none" w:sz="0" w:space="0" w:color="000000"/>
-                <w:right w:val="none" w:sz="0" w:space="0" w:color="000000"/>
-              </w:pBdr>
-              <w:spacing w:after="100" w:before="100" w:line="240"/>
-              <w:ind w:left="100" w:right="100" w:firstLine="0" w:firstLineChars="0"/>
-              <w:rPr>
-                <w:rFonts w:ascii="Helvetica" w:hAnsi="Helvetica" w:eastAsia="Helvetica" w:cs="Helvetica"/>
-                <w:i w:val="false"/>
-                <w:b w:val="false"/>
-                <w:u w:val="none"/>
-                <w:sz w:val="22"/>
-                <w:szCs w:val="22"/>
-                <w:color w:val="000000"/>
-              </w:rPr>
-            </w:pPr>
-            <w:r>
-              <w:rPr>
-                <w:rFonts w:ascii="Helvetica" w:hAnsi="Helvetica" w:eastAsia="Helvetica" w:cs="Helvetica"/>
-                <w:i w:val="false"/>
-                <w:b w:val="false"/>
-                <w:u w:val="none"/>
-                <w:sz w:val="22"/>
-                <w:szCs w:val="22"/>
-                <w:color w:val="000000"/>
-              </w:rPr>
-              <w:t xml:space="preserve">0.095</w:t>
+              <w:t xml:space="preserve">0.02, 1.32</w:t>
+            </w:r>
+          </w:p>
+        </w:tc>
+        <w:tc>
+          <w:tcPr>
+            <w:tcBorders>
+              <w:bottom w:val="none" w:sz="0" w:space="0" w:color="000000"/>
+              <w:top w:val="none" w:sz="0" w:space="0" w:color="000000"/>
+              <w:left w:val="none" w:sz="0" w:space="0" w:color="000000"/>
+              <w:right w:val="none" w:sz="0" w:space="0" w:color="000000"/>
+            </w:tcBorders>
+            <w:shd w:val="clear" w:color="auto" w:fill="FFFFFF"/>
+            <w:tcMar>
+              <w:top w:w="0" w:type="dxa"/>
+              <w:bottom w:w="0" w:type="dxa"/>
+              <w:left w:w="0" w:type="dxa"/>
+              <w:right w:w="0" w:type="dxa"/>
+            </w:tcMar>
+            <w:vAlign w:val="top"/>
+          </w:tcPr>
+          <w:p>
+            <w:pPr>
+              <w:pStyle w:val="Normal"/>
+              <w:jc w:val="center"/>
+              <w:pBdr>
+                <w:bottom w:val="none" w:sz="0" w:space="0" w:color="000000"/>
+                <w:top w:val="none" w:sz="0" w:space="0" w:color="000000"/>
+                <w:left w:val="none" w:sz="0" w:space="0" w:color="000000"/>
+                <w:right w:val="none" w:sz="0" w:space="0" w:color="000000"/>
+              </w:pBdr>
+              <w:spacing w:after="100" w:before="100" w:line="240"/>
+              <w:ind w:left="100" w:right="100" w:firstLine="0" w:firstLineChars="0"/>
+              <w:rPr>
+                <w:rFonts w:ascii="Helvetica" w:hAnsi="Helvetica" w:eastAsia="Helvetica" w:cs="Helvetica"/>
+                <w:i w:val="false"/>
+                <w:b w:val="false"/>
+                <w:u w:val="none"/>
+                <w:sz w:val="22"/>
+                <w:szCs w:val="22"/>
+                <w:color w:val="000000"/>
+              </w:rPr>
+            </w:pPr>
+            <w:r>
+              <w:rPr>
+                <w:rFonts w:ascii="Helvetica" w:hAnsi="Helvetica" w:eastAsia="Helvetica" w:cs="Helvetica"/>
+                <w:i w:val="false"/>
+                <w:b w:val="false"/>
+                <w:u w:val="none"/>
+                <w:sz w:val="22"/>
+                <w:szCs w:val="22"/>
+                <w:color w:val="000000"/>
+              </w:rPr>
+              <w:t xml:space="preserve">0.086</w:t>
             </w:r>
           </w:p>
         </w:tc>
@@ -7170,113 +7170,113 @@
                 <w:szCs w:val="22"/>
                 <w:color w:val="000000"/>
               </w:rPr>
-              <w:t xml:space="preserve">0.63</w:t>
-            </w:r>
-          </w:p>
-        </w:tc>
-        <w:tc>
-          <w:tcPr>
-            <w:tcBorders>
-              <w:bottom w:val="none" w:sz="0" w:space="0" w:color="000000"/>
-              <w:top w:val="none" w:sz="0" w:space="0" w:color="000000"/>
-              <w:left w:val="none" w:sz="0" w:space="0" w:color="000000"/>
-              <w:right w:val="none" w:sz="0" w:space="0" w:color="000000"/>
-            </w:tcBorders>
-            <w:shd w:val="clear" w:color="auto" w:fill="FFFFFF"/>
-            <w:tcMar>
-              <w:top w:w="0" w:type="dxa"/>
-              <w:bottom w:w="0" w:type="dxa"/>
-              <w:left w:w="0" w:type="dxa"/>
-              <w:right w:w="0" w:type="dxa"/>
-            </w:tcMar>
-            <w:vAlign w:val="top"/>
-          </w:tcPr>
-          <w:p>
-            <w:pPr>
-              <w:pStyle w:val="Normal"/>
-              <w:jc w:val="center"/>
-              <w:pBdr>
-                <w:bottom w:val="none" w:sz="0" w:space="0" w:color="000000"/>
-                <w:top w:val="none" w:sz="0" w:space="0" w:color="000000"/>
-                <w:left w:val="none" w:sz="0" w:space="0" w:color="000000"/>
-                <w:right w:val="none" w:sz="0" w:space="0" w:color="000000"/>
-              </w:pBdr>
-              <w:spacing w:after="100" w:before="100" w:line="240"/>
-              <w:ind w:left="100" w:right="100" w:firstLine="0" w:firstLineChars="0"/>
-              <w:rPr>
-                <w:rFonts w:ascii="Helvetica" w:hAnsi="Helvetica" w:eastAsia="Helvetica" w:cs="Helvetica"/>
-                <w:i w:val="false"/>
-                <w:b w:val="false"/>
-                <w:u w:val="none"/>
-                <w:sz w:val="22"/>
-                <w:szCs w:val="22"/>
-                <w:color w:val="000000"/>
-              </w:rPr>
-            </w:pPr>
-            <w:r>
-              <w:rPr>
-                <w:rFonts w:ascii="Helvetica" w:hAnsi="Helvetica" w:eastAsia="Helvetica" w:cs="Helvetica"/>
-                <w:i w:val="false"/>
-                <w:b w:val="false"/>
-                <w:u w:val="none"/>
-                <w:sz w:val="22"/>
-                <w:szCs w:val="22"/>
-                <w:color w:val="000000"/>
-              </w:rPr>
-              <w:t xml:space="preserve">0.26, 1.51</w:t>
-            </w:r>
-          </w:p>
-        </w:tc>
-        <w:tc>
-          <w:tcPr>
-            <w:tcBorders>
-              <w:bottom w:val="none" w:sz="0" w:space="0" w:color="000000"/>
-              <w:top w:val="none" w:sz="0" w:space="0" w:color="000000"/>
-              <w:left w:val="none" w:sz="0" w:space="0" w:color="000000"/>
-              <w:right w:val="none" w:sz="0" w:space="0" w:color="000000"/>
-            </w:tcBorders>
-            <w:shd w:val="clear" w:color="auto" w:fill="FFFFFF"/>
-            <w:tcMar>
-              <w:top w:w="0" w:type="dxa"/>
-              <w:bottom w:w="0" w:type="dxa"/>
-              <w:left w:w="0" w:type="dxa"/>
-              <w:right w:w="0" w:type="dxa"/>
-            </w:tcMar>
-            <w:vAlign w:val="top"/>
-          </w:tcPr>
-          <w:p>
-            <w:pPr>
-              <w:pStyle w:val="Normal"/>
-              <w:jc w:val="center"/>
-              <w:pBdr>
-                <w:bottom w:val="none" w:sz="0" w:space="0" w:color="000000"/>
-                <w:top w:val="none" w:sz="0" w:space="0" w:color="000000"/>
-                <w:left w:val="none" w:sz="0" w:space="0" w:color="000000"/>
-                <w:right w:val="none" w:sz="0" w:space="0" w:color="000000"/>
-              </w:pBdr>
-              <w:spacing w:after="100" w:before="100" w:line="240"/>
-              <w:ind w:left="100" w:right="100" w:firstLine="0" w:firstLineChars="0"/>
-              <w:rPr>
-                <w:rFonts w:ascii="Helvetica" w:hAnsi="Helvetica" w:eastAsia="Helvetica" w:cs="Helvetica"/>
-                <w:i w:val="false"/>
-                <w:b w:val="false"/>
-                <w:u w:val="none"/>
-                <w:sz w:val="22"/>
-                <w:szCs w:val="22"/>
-                <w:color w:val="000000"/>
-              </w:rPr>
-            </w:pPr>
-            <w:r>
-              <w:rPr>
-                <w:rFonts w:ascii="Helvetica" w:hAnsi="Helvetica" w:eastAsia="Helvetica" w:cs="Helvetica"/>
-                <w:i w:val="false"/>
-                <w:b w:val="false"/>
-                <w:u w:val="none"/>
-                <w:sz w:val="22"/>
-                <w:szCs w:val="22"/>
-                <w:color w:val="000000"/>
-              </w:rPr>
-              <w:t xml:space="preserve">0.300</w:t>
+              <w:t xml:space="preserve">0.70</w:t>
+            </w:r>
+          </w:p>
+        </w:tc>
+        <w:tc>
+          <w:tcPr>
+            <w:tcBorders>
+              <w:bottom w:val="none" w:sz="0" w:space="0" w:color="000000"/>
+              <w:top w:val="none" w:sz="0" w:space="0" w:color="000000"/>
+              <w:left w:val="none" w:sz="0" w:space="0" w:color="000000"/>
+              <w:right w:val="none" w:sz="0" w:space="0" w:color="000000"/>
+            </w:tcBorders>
+            <w:shd w:val="clear" w:color="auto" w:fill="FFFFFF"/>
+            <w:tcMar>
+              <w:top w:w="0" w:type="dxa"/>
+              <w:bottom w:w="0" w:type="dxa"/>
+              <w:left w:w="0" w:type="dxa"/>
+              <w:right w:w="0" w:type="dxa"/>
+            </w:tcMar>
+            <w:vAlign w:val="top"/>
+          </w:tcPr>
+          <w:p>
+            <w:pPr>
+              <w:pStyle w:val="Normal"/>
+              <w:jc w:val="center"/>
+              <w:pBdr>
+                <w:bottom w:val="none" w:sz="0" w:space="0" w:color="000000"/>
+                <w:top w:val="none" w:sz="0" w:space="0" w:color="000000"/>
+                <w:left w:val="none" w:sz="0" w:space="0" w:color="000000"/>
+                <w:right w:val="none" w:sz="0" w:space="0" w:color="000000"/>
+              </w:pBdr>
+              <w:spacing w:after="100" w:before="100" w:line="240"/>
+              <w:ind w:left="100" w:right="100" w:firstLine="0" w:firstLineChars="0"/>
+              <w:rPr>
+                <w:rFonts w:ascii="Helvetica" w:hAnsi="Helvetica" w:eastAsia="Helvetica" w:cs="Helvetica"/>
+                <w:i w:val="false"/>
+                <w:b w:val="false"/>
+                <w:u w:val="none"/>
+                <w:sz w:val="22"/>
+                <w:szCs w:val="22"/>
+                <w:color w:val="000000"/>
+              </w:rPr>
+            </w:pPr>
+            <w:r>
+              <w:rPr>
+                <w:rFonts w:ascii="Helvetica" w:hAnsi="Helvetica" w:eastAsia="Helvetica" w:cs="Helvetica"/>
+                <w:i w:val="false"/>
+                <w:b w:val="false"/>
+                <w:u w:val="none"/>
+                <w:sz w:val="22"/>
+                <w:szCs w:val="22"/>
+                <w:color w:val="000000"/>
+              </w:rPr>
+              <w:t xml:space="preserve">0.28, 1.77</w:t>
+            </w:r>
+          </w:p>
+        </w:tc>
+        <w:tc>
+          <w:tcPr>
+            <w:tcBorders>
+              <w:bottom w:val="none" w:sz="0" w:space="0" w:color="000000"/>
+              <w:top w:val="none" w:sz="0" w:space="0" w:color="000000"/>
+              <w:left w:val="none" w:sz="0" w:space="0" w:color="000000"/>
+              <w:right w:val="none" w:sz="0" w:space="0" w:color="000000"/>
+            </w:tcBorders>
+            <w:shd w:val="clear" w:color="auto" w:fill="FFFFFF"/>
+            <w:tcMar>
+              <w:top w:w="0" w:type="dxa"/>
+              <w:bottom w:w="0" w:type="dxa"/>
+              <w:left w:w="0" w:type="dxa"/>
+              <w:right w:w="0" w:type="dxa"/>
+            </w:tcMar>
+            <w:vAlign w:val="top"/>
+          </w:tcPr>
+          <w:p>
+            <w:pPr>
+              <w:pStyle w:val="Normal"/>
+              <w:jc w:val="center"/>
+              <w:pBdr>
+                <w:bottom w:val="none" w:sz="0" w:space="0" w:color="000000"/>
+                <w:top w:val="none" w:sz="0" w:space="0" w:color="000000"/>
+                <w:left w:val="none" w:sz="0" w:space="0" w:color="000000"/>
+                <w:right w:val="none" w:sz="0" w:space="0" w:color="000000"/>
+              </w:pBdr>
+              <w:spacing w:after="100" w:before="100" w:line="240"/>
+              <w:ind w:left="100" w:right="100" w:firstLine="0" w:firstLineChars="0"/>
+              <w:rPr>
+                <w:rFonts w:ascii="Helvetica" w:hAnsi="Helvetica" w:eastAsia="Helvetica" w:cs="Helvetica"/>
+                <w:i w:val="false"/>
+                <w:b w:val="false"/>
+                <w:u w:val="none"/>
+                <w:sz w:val="22"/>
+                <w:szCs w:val="22"/>
+                <w:color w:val="000000"/>
+              </w:rPr>
+            </w:pPr>
+            <w:r>
+              <w:rPr>
+                <w:rFonts w:ascii="Helvetica" w:hAnsi="Helvetica" w:eastAsia="Helvetica" w:cs="Helvetica"/>
+                <w:i w:val="false"/>
+                <w:b w:val="false"/>
+                <w:u w:val="none"/>
+                <w:sz w:val="22"/>
+                <w:szCs w:val="22"/>
+                <w:color w:val="000000"/>
+              </w:rPr>
+              <w:t xml:space="preserve">0.450</w:t>
             </w:r>
           </w:p>
         </w:tc>
@@ -7382,113 +7382,113 @@
                 <w:szCs w:val="22"/>
                 <w:color w:val="000000"/>
               </w:rPr>
-              <w:t xml:space="preserve">0.70</w:t>
-            </w:r>
-          </w:p>
-        </w:tc>
-        <w:tc>
-          <w:tcPr>
-            <w:tcBorders>
-              <w:bottom w:val="none" w:sz="0" w:space="0" w:color="000000"/>
-              <w:top w:val="none" w:sz="0" w:space="0" w:color="000000"/>
-              <w:left w:val="none" w:sz="0" w:space="0" w:color="000000"/>
-              <w:right w:val="none" w:sz="0" w:space="0" w:color="000000"/>
-            </w:tcBorders>
-            <w:shd w:val="clear" w:color="auto" w:fill="FFFFFF"/>
-            <w:tcMar>
-              <w:top w:w="0" w:type="dxa"/>
-              <w:bottom w:w="0" w:type="dxa"/>
-              <w:left w:w="0" w:type="dxa"/>
-              <w:right w:w="0" w:type="dxa"/>
-            </w:tcMar>
-            <w:vAlign w:val="top"/>
-          </w:tcPr>
-          <w:p>
-            <w:pPr>
-              <w:pStyle w:val="Normal"/>
-              <w:jc w:val="center"/>
-              <w:pBdr>
-                <w:bottom w:val="none" w:sz="0" w:space="0" w:color="000000"/>
-                <w:top w:val="none" w:sz="0" w:space="0" w:color="000000"/>
-                <w:left w:val="none" w:sz="0" w:space="0" w:color="000000"/>
-                <w:right w:val="none" w:sz="0" w:space="0" w:color="000000"/>
-              </w:pBdr>
-              <w:spacing w:after="100" w:before="100" w:line="240"/>
-              <w:ind w:left="100" w:right="100" w:firstLine="0" w:firstLineChars="0"/>
-              <w:rPr>
-                <w:rFonts w:ascii="Helvetica" w:hAnsi="Helvetica" w:eastAsia="Helvetica" w:cs="Helvetica"/>
-                <w:i w:val="false"/>
-                <w:b w:val="false"/>
-                <w:u w:val="none"/>
-                <w:sz w:val="22"/>
-                <w:szCs w:val="22"/>
-                <w:color w:val="000000"/>
-              </w:rPr>
-            </w:pPr>
-            <w:r>
-              <w:rPr>
-                <w:rFonts w:ascii="Helvetica" w:hAnsi="Helvetica" w:eastAsia="Helvetica" w:cs="Helvetica"/>
-                <w:i w:val="false"/>
-                <w:b w:val="false"/>
-                <w:u w:val="none"/>
-                <w:sz w:val="22"/>
-                <w:szCs w:val="22"/>
-                <w:color w:val="000000"/>
-              </w:rPr>
-              <w:t xml:space="preserve">0.07, 6.79</w:t>
-            </w:r>
-          </w:p>
-        </w:tc>
-        <w:tc>
-          <w:tcPr>
-            <w:tcBorders>
-              <w:bottom w:val="none" w:sz="0" w:space="0" w:color="000000"/>
-              <w:top w:val="none" w:sz="0" w:space="0" w:color="000000"/>
-              <w:left w:val="none" w:sz="0" w:space="0" w:color="000000"/>
-              <w:right w:val="none" w:sz="0" w:space="0" w:color="000000"/>
-            </w:tcBorders>
-            <w:shd w:val="clear" w:color="auto" w:fill="FFFFFF"/>
-            <w:tcMar>
-              <w:top w:w="0" w:type="dxa"/>
-              <w:bottom w:w="0" w:type="dxa"/>
-              <w:left w:w="0" w:type="dxa"/>
-              <w:right w:w="0" w:type="dxa"/>
-            </w:tcMar>
-            <w:vAlign w:val="top"/>
-          </w:tcPr>
-          <w:p>
-            <w:pPr>
-              <w:pStyle w:val="Normal"/>
-              <w:jc w:val="center"/>
-              <w:pBdr>
-                <w:bottom w:val="none" w:sz="0" w:space="0" w:color="000000"/>
-                <w:top w:val="none" w:sz="0" w:space="0" w:color="000000"/>
-                <w:left w:val="none" w:sz="0" w:space="0" w:color="000000"/>
-                <w:right w:val="none" w:sz="0" w:space="0" w:color="000000"/>
-              </w:pBdr>
-              <w:spacing w:after="100" w:before="100" w:line="240"/>
-              <w:ind w:left="100" w:right="100" w:firstLine="0" w:firstLineChars="0"/>
-              <w:rPr>
-                <w:rFonts w:ascii="Helvetica" w:hAnsi="Helvetica" w:eastAsia="Helvetica" w:cs="Helvetica"/>
-                <w:i w:val="false"/>
-                <w:b w:val="false"/>
-                <w:u w:val="none"/>
-                <w:sz w:val="22"/>
-                <w:szCs w:val="22"/>
-                <w:color w:val="000000"/>
-              </w:rPr>
-            </w:pPr>
-            <w:r>
-              <w:rPr>
-                <w:rFonts w:ascii="Helvetica" w:hAnsi="Helvetica" w:eastAsia="Helvetica" w:cs="Helvetica"/>
-                <w:i w:val="false"/>
-                <w:b w:val="false"/>
-                <w:u w:val="none"/>
-                <w:sz w:val="22"/>
-                <w:szCs w:val="22"/>
-                <w:color w:val="000000"/>
-              </w:rPr>
-              <w:t xml:space="preserve">0.760</w:t>
+              <w:t xml:space="preserve">0.62</w:t>
+            </w:r>
+          </w:p>
+        </w:tc>
+        <w:tc>
+          <w:tcPr>
+            <w:tcBorders>
+              <w:bottom w:val="none" w:sz="0" w:space="0" w:color="000000"/>
+              <w:top w:val="none" w:sz="0" w:space="0" w:color="000000"/>
+              <w:left w:val="none" w:sz="0" w:space="0" w:color="000000"/>
+              <w:right w:val="none" w:sz="0" w:space="0" w:color="000000"/>
+            </w:tcBorders>
+            <w:shd w:val="clear" w:color="auto" w:fill="FFFFFF"/>
+            <w:tcMar>
+              <w:top w:w="0" w:type="dxa"/>
+              <w:bottom w:w="0" w:type="dxa"/>
+              <w:left w:w="0" w:type="dxa"/>
+              <w:right w:w="0" w:type="dxa"/>
+            </w:tcMar>
+            <w:vAlign w:val="top"/>
+          </w:tcPr>
+          <w:p>
+            <w:pPr>
+              <w:pStyle w:val="Normal"/>
+              <w:jc w:val="center"/>
+              <w:pBdr>
+                <w:bottom w:val="none" w:sz="0" w:space="0" w:color="000000"/>
+                <w:top w:val="none" w:sz="0" w:space="0" w:color="000000"/>
+                <w:left w:val="none" w:sz="0" w:space="0" w:color="000000"/>
+                <w:right w:val="none" w:sz="0" w:space="0" w:color="000000"/>
+              </w:pBdr>
+              <w:spacing w:after="100" w:before="100" w:line="240"/>
+              <w:ind w:left="100" w:right="100" w:firstLine="0" w:firstLineChars="0"/>
+              <w:rPr>
+                <w:rFonts w:ascii="Helvetica" w:hAnsi="Helvetica" w:eastAsia="Helvetica" w:cs="Helvetica"/>
+                <w:i w:val="false"/>
+                <w:b w:val="false"/>
+                <w:u w:val="none"/>
+                <w:sz w:val="22"/>
+                <w:szCs w:val="22"/>
+                <w:color w:val="000000"/>
+              </w:rPr>
+            </w:pPr>
+            <w:r>
+              <w:rPr>
+                <w:rFonts w:ascii="Helvetica" w:hAnsi="Helvetica" w:eastAsia="Helvetica" w:cs="Helvetica"/>
+                <w:i w:val="false"/>
+                <w:b w:val="false"/>
+                <w:u w:val="none"/>
+                <w:sz w:val="22"/>
+                <w:szCs w:val="22"/>
+                <w:color w:val="000000"/>
+              </w:rPr>
+              <w:t xml:space="preserve">0.06, 6.30</w:t>
+            </w:r>
+          </w:p>
+        </w:tc>
+        <w:tc>
+          <w:tcPr>
+            <w:tcBorders>
+              <w:bottom w:val="none" w:sz="0" w:space="0" w:color="000000"/>
+              <w:top w:val="none" w:sz="0" w:space="0" w:color="000000"/>
+              <w:left w:val="none" w:sz="0" w:space="0" w:color="000000"/>
+              <w:right w:val="none" w:sz="0" w:space="0" w:color="000000"/>
+            </w:tcBorders>
+            <w:shd w:val="clear" w:color="auto" w:fill="FFFFFF"/>
+            <w:tcMar>
+              <w:top w:w="0" w:type="dxa"/>
+              <w:bottom w:w="0" w:type="dxa"/>
+              <w:left w:w="0" w:type="dxa"/>
+              <w:right w:w="0" w:type="dxa"/>
+            </w:tcMar>
+            <w:vAlign w:val="top"/>
+          </w:tcPr>
+          <w:p>
+            <w:pPr>
+              <w:pStyle w:val="Normal"/>
+              <w:jc w:val="center"/>
+              <w:pBdr>
+                <w:bottom w:val="none" w:sz="0" w:space="0" w:color="000000"/>
+                <w:top w:val="none" w:sz="0" w:space="0" w:color="000000"/>
+                <w:left w:val="none" w:sz="0" w:space="0" w:color="000000"/>
+                <w:right w:val="none" w:sz="0" w:space="0" w:color="000000"/>
+              </w:pBdr>
+              <w:spacing w:after="100" w:before="100" w:line="240"/>
+              <w:ind w:left="100" w:right="100" w:firstLine="0" w:firstLineChars="0"/>
+              <w:rPr>
+                <w:rFonts w:ascii="Helvetica" w:hAnsi="Helvetica" w:eastAsia="Helvetica" w:cs="Helvetica"/>
+                <w:i w:val="false"/>
+                <w:b w:val="false"/>
+                <w:u w:val="none"/>
+                <w:sz w:val="22"/>
+                <w:szCs w:val="22"/>
+                <w:color w:val="000000"/>
+              </w:rPr>
+            </w:pPr>
+            <w:r>
+              <w:rPr>
+                <w:rFonts w:ascii="Helvetica" w:hAnsi="Helvetica" w:eastAsia="Helvetica" w:cs="Helvetica"/>
+                <w:i w:val="false"/>
+                <w:b w:val="false"/>
+                <w:u w:val="none"/>
+                <w:sz w:val="22"/>
+                <w:szCs w:val="22"/>
+                <w:color w:val="000000"/>
+              </w:rPr>
+              <w:t xml:space="preserve">0.690</w:t>
             </w:r>
           </w:p>
         </w:tc>
@@ -7653,113 +7653,113 @@
                 <w:szCs w:val="22"/>
                 <w:color w:val="000000"/>
               </w:rPr>
-              <w:t xml:space="preserve">1.31</w:t>
-            </w:r>
-          </w:p>
-        </w:tc>
-        <w:tc>
-          <w:tcPr>
-            <w:tcBorders>
-              <w:bottom w:val="none" w:sz="0" w:space="0" w:color="000000"/>
-              <w:top w:val="none" w:sz="0" w:space="0" w:color="000000"/>
-              <w:left w:val="none" w:sz="0" w:space="0" w:color="000000"/>
-              <w:right w:val="none" w:sz="0" w:space="0" w:color="000000"/>
-            </w:tcBorders>
-            <w:shd w:val="clear" w:color="auto" w:fill="FFFFFF"/>
-            <w:tcMar>
-              <w:top w:w="0" w:type="dxa"/>
-              <w:bottom w:w="0" w:type="dxa"/>
-              <w:left w:w="0" w:type="dxa"/>
-              <w:right w:w="0" w:type="dxa"/>
-            </w:tcMar>
-            <w:vAlign w:val="top"/>
-          </w:tcPr>
-          <w:p>
-            <w:pPr>
-              <w:pStyle w:val="Normal"/>
-              <w:jc w:val="center"/>
-              <w:pBdr>
-                <w:bottom w:val="none" w:sz="0" w:space="0" w:color="000000"/>
-                <w:top w:val="none" w:sz="0" w:space="0" w:color="000000"/>
-                <w:left w:val="none" w:sz="0" w:space="0" w:color="000000"/>
-                <w:right w:val="none" w:sz="0" w:space="0" w:color="000000"/>
-              </w:pBdr>
-              <w:spacing w:after="100" w:before="100" w:line="240"/>
-              <w:ind w:left="100" w:right="100" w:firstLine="0" w:firstLineChars="0"/>
-              <w:rPr>
-                <w:rFonts w:ascii="Helvetica" w:hAnsi="Helvetica" w:eastAsia="Helvetica" w:cs="Helvetica"/>
-                <w:i w:val="false"/>
-                <w:b w:val="false"/>
-                <w:u w:val="none"/>
-                <w:sz w:val="22"/>
-                <w:szCs w:val="22"/>
-                <w:color w:val="000000"/>
-              </w:rPr>
-            </w:pPr>
-            <w:r>
-              <w:rPr>
-                <w:rFonts w:ascii="Helvetica" w:hAnsi="Helvetica" w:eastAsia="Helvetica" w:cs="Helvetica"/>
-                <w:i w:val="false"/>
-                <w:b w:val="false"/>
-                <w:u w:val="none"/>
-                <w:sz w:val="22"/>
-                <w:szCs w:val="22"/>
-                <w:color w:val="000000"/>
-              </w:rPr>
-              <w:t xml:space="preserve">0.31, 5.49</w:t>
-            </w:r>
-          </w:p>
-        </w:tc>
-        <w:tc>
-          <w:tcPr>
-            <w:tcBorders>
-              <w:bottom w:val="none" w:sz="0" w:space="0" w:color="000000"/>
-              <w:top w:val="none" w:sz="0" w:space="0" w:color="000000"/>
-              <w:left w:val="none" w:sz="0" w:space="0" w:color="000000"/>
-              <w:right w:val="none" w:sz="0" w:space="0" w:color="000000"/>
-            </w:tcBorders>
-            <w:shd w:val="clear" w:color="auto" w:fill="FFFFFF"/>
-            <w:tcMar>
-              <w:top w:w="0" w:type="dxa"/>
-              <w:bottom w:w="0" w:type="dxa"/>
-              <w:left w:w="0" w:type="dxa"/>
-              <w:right w:w="0" w:type="dxa"/>
-            </w:tcMar>
-            <w:vAlign w:val="top"/>
-          </w:tcPr>
-          <w:p>
-            <w:pPr>
-              <w:pStyle w:val="Normal"/>
-              <w:jc w:val="center"/>
-              <w:pBdr>
-                <w:bottom w:val="none" w:sz="0" w:space="0" w:color="000000"/>
-                <w:top w:val="none" w:sz="0" w:space="0" w:color="000000"/>
-                <w:left w:val="none" w:sz="0" w:space="0" w:color="000000"/>
-                <w:right w:val="none" w:sz="0" w:space="0" w:color="000000"/>
-              </w:pBdr>
-              <w:spacing w:after="100" w:before="100" w:line="240"/>
-              <w:ind w:left="100" w:right="100" w:firstLine="0" w:firstLineChars="0"/>
-              <w:rPr>
-                <w:rFonts w:ascii="Helvetica" w:hAnsi="Helvetica" w:eastAsia="Helvetica" w:cs="Helvetica"/>
-                <w:i w:val="false"/>
-                <w:b w:val="false"/>
-                <w:u w:val="none"/>
-                <w:sz w:val="22"/>
-                <w:szCs w:val="22"/>
-                <w:color w:val="000000"/>
-              </w:rPr>
-            </w:pPr>
-            <w:r>
-              <w:rPr>
-                <w:rFonts w:ascii="Helvetica" w:hAnsi="Helvetica" w:eastAsia="Helvetica" w:cs="Helvetica"/>
-                <w:i w:val="false"/>
-                <w:b w:val="false"/>
-                <w:u w:val="none"/>
-                <w:sz w:val="22"/>
-                <w:szCs w:val="22"/>
-                <w:color w:val="000000"/>
-              </w:rPr>
-              <w:t xml:space="preserve">0.710</w:t>
+              <w:t xml:space="preserve">1.46</w:t>
+            </w:r>
+          </w:p>
+        </w:tc>
+        <w:tc>
+          <w:tcPr>
+            <w:tcBorders>
+              <w:bottom w:val="none" w:sz="0" w:space="0" w:color="000000"/>
+              <w:top w:val="none" w:sz="0" w:space="0" w:color="000000"/>
+              <w:left w:val="none" w:sz="0" w:space="0" w:color="000000"/>
+              <w:right w:val="none" w:sz="0" w:space="0" w:color="000000"/>
+            </w:tcBorders>
+            <w:shd w:val="clear" w:color="auto" w:fill="FFFFFF"/>
+            <w:tcMar>
+              <w:top w:w="0" w:type="dxa"/>
+              <w:bottom w:w="0" w:type="dxa"/>
+              <w:left w:w="0" w:type="dxa"/>
+              <w:right w:w="0" w:type="dxa"/>
+            </w:tcMar>
+            <w:vAlign w:val="top"/>
+          </w:tcPr>
+          <w:p>
+            <w:pPr>
+              <w:pStyle w:val="Normal"/>
+              <w:jc w:val="center"/>
+              <w:pBdr>
+                <w:bottom w:val="none" w:sz="0" w:space="0" w:color="000000"/>
+                <w:top w:val="none" w:sz="0" w:space="0" w:color="000000"/>
+                <w:left w:val="none" w:sz="0" w:space="0" w:color="000000"/>
+                <w:right w:val="none" w:sz="0" w:space="0" w:color="000000"/>
+              </w:pBdr>
+              <w:spacing w:after="100" w:before="100" w:line="240"/>
+              <w:ind w:left="100" w:right="100" w:firstLine="0" w:firstLineChars="0"/>
+              <w:rPr>
+                <w:rFonts w:ascii="Helvetica" w:hAnsi="Helvetica" w:eastAsia="Helvetica" w:cs="Helvetica"/>
+                <w:i w:val="false"/>
+                <w:b w:val="false"/>
+                <w:u w:val="none"/>
+                <w:sz w:val="22"/>
+                <w:szCs w:val="22"/>
+                <w:color w:val="000000"/>
+              </w:rPr>
+            </w:pPr>
+            <w:r>
+              <w:rPr>
+                <w:rFonts w:ascii="Helvetica" w:hAnsi="Helvetica" w:eastAsia="Helvetica" w:cs="Helvetica"/>
+                <w:i w:val="false"/>
+                <w:b w:val="false"/>
+                <w:u w:val="none"/>
+                <w:sz w:val="22"/>
+                <w:szCs w:val="22"/>
+                <w:color w:val="000000"/>
+              </w:rPr>
+              <w:t xml:space="preserve">0.34, 6.37</w:t>
+            </w:r>
+          </w:p>
+        </w:tc>
+        <w:tc>
+          <w:tcPr>
+            <w:tcBorders>
+              <w:bottom w:val="none" w:sz="0" w:space="0" w:color="000000"/>
+              <w:top w:val="none" w:sz="0" w:space="0" w:color="000000"/>
+              <w:left w:val="none" w:sz="0" w:space="0" w:color="000000"/>
+              <w:right w:val="none" w:sz="0" w:space="0" w:color="000000"/>
+            </w:tcBorders>
+            <w:shd w:val="clear" w:color="auto" w:fill="FFFFFF"/>
+            <w:tcMar>
+              <w:top w:w="0" w:type="dxa"/>
+              <w:bottom w:w="0" w:type="dxa"/>
+              <w:left w:w="0" w:type="dxa"/>
+              <w:right w:w="0" w:type="dxa"/>
+            </w:tcMar>
+            <w:vAlign w:val="top"/>
+          </w:tcPr>
+          <w:p>
+            <w:pPr>
+              <w:pStyle w:val="Normal"/>
+              <w:jc w:val="center"/>
+              <w:pBdr>
+                <w:bottom w:val="none" w:sz="0" w:space="0" w:color="000000"/>
+                <w:top w:val="none" w:sz="0" w:space="0" w:color="000000"/>
+                <w:left w:val="none" w:sz="0" w:space="0" w:color="000000"/>
+                <w:right w:val="none" w:sz="0" w:space="0" w:color="000000"/>
+              </w:pBdr>
+              <w:spacing w:after="100" w:before="100" w:line="240"/>
+              <w:ind w:left="100" w:right="100" w:firstLine="0" w:firstLineChars="0"/>
+              <w:rPr>
+                <w:rFonts w:ascii="Helvetica" w:hAnsi="Helvetica" w:eastAsia="Helvetica" w:cs="Helvetica"/>
+                <w:i w:val="false"/>
+                <w:b w:val="false"/>
+                <w:u w:val="none"/>
+                <w:sz w:val="22"/>
+                <w:szCs w:val="22"/>
+                <w:color w:val="000000"/>
+              </w:rPr>
+            </w:pPr>
+            <w:r>
+              <w:rPr>
+                <w:rFonts w:ascii="Helvetica" w:hAnsi="Helvetica" w:eastAsia="Helvetica" w:cs="Helvetica"/>
+                <w:i w:val="false"/>
+                <w:b w:val="false"/>
+                <w:u w:val="none"/>
+                <w:sz w:val="22"/>
+                <w:szCs w:val="22"/>
+                <w:color w:val="000000"/>
+              </w:rPr>
+              <w:t xml:space="preserve">0.610</w:t>
             </w:r>
           </w:p>
         </w:tc>
@@ -7865,113 +7865,113 @@
                 <w:szCs w:val="22"/>
                 <w:color w:val="000000"/>
               </w:rPr>
-              <w:t xml:space="preserve">0.68</w:t>
-            </w:r>
-          </w:p>
-        </w:tc>
-        <w:tc>
-          <w:tcPr>
-            <w:tcBorders>
-              <w:bottom w:val="none" w:sz="0" w:space="0" w:color="000000"/>
-              <w:top w:val="none" w:sz="0" w:space="0" w:color="000000"/>
-              <w:left w:val="none" w:sz="0" w:space="0" w:color="000000"/>
-              <w:right w:val="none" w:sz="0" w:space="0" w:color="000000"/>
-            </w:tcBorders>
-            <w:shd w:val="clear" w:color="auto" w:fill="FFFFFF"/>
-            <w:tcMar>
-              <w:top w:w="0" w:type="dxa"/>
-              <w:bottom w:w="0" w:type="dxa"/>
-              <w:left w:w="0" w:type="dxa"/>
-              <w:right w:w="0" w:type="dxa"/>
-            </w:tcMar>
-            <w:vAlign w:val="top"/>
-          </w:tcPr>
-          <w:p>
-            <w:pPr>
-              <w:pStyle w:val="Normal"/>
-              <w:jc w:val="center"/>
-              <w:pBdr>
-                <w:bottom w:val="none" w:sz="0" w:space="0" w:color="000000"/>
-                <w:top w:val="none" w:sz="0" w:space="0" w:color="000000"/>
-                <w:left w:val="none" w:sz="0" w:space="0" w:color="000000"/>
-                <w:right w:val="none" w:sz="0" w:space="0" w:color="000000"/>
-              </w:pBdr>
-              <w:spacing w:after="100" w:before="100" w:line="240"/>
-              <w:ind w:left="100" w:right="100" w:firstLine="0" w:firstLineChars="0"/>
-              <w:rPr>
-                <w:rFonts w:ascii="Helvetica" w:hAnsi="Helvetica" w:eastAsia="Helvetica" w:cs="Helvetica"/>
-                <w:i w:val="false"/>
-                <w:b w:val="false"/>
-                <w:u w:val="none"/>
-                <w:sz w:val="22"/>
-                <w:szCs w:val="22"/>
-                <w:color w:val="000000"/>
-              </w:rPr>
-            </w:pPr>
-            <w:r>
-              <w:rPr>
-                <w:rFonts w:ascii="Helvetica" w:hAnsi="Helvetica" w:eastAsia="Helvetica" w:cs="Helvetica"/>
-                <w:i w:val="false"/>
-                <w:b w:val="false"/>
-                <w:u w:val="none"/>
-                <w:sz w:val="22"/>
-                <w:szCs w:val="22"/>
-                <w:color w:val="000000"/>
-              </w:rPr>
-              <w:t xml:space="preserve">0.04, 11.3</w:t>
-            </w:r>
-          </w:p>
-        </w:tc>
-        <w:tc>
-          <w:tcPr>
-            <w:tcBorders>
-              <w:bottom w:val="none" w:sz="0" w:space="0" w:color="000000"/>
-              <w:top w:val="none" w:sz="0" w:space="0" w:color="000000"/>
-              <w:left w:val="none" w:sz="0" w:space="0" w:color="000000"/>
-              <w:right w:val="none" w:sz="0" w:space="0" w:color="000000"/>
-            </w:tcBorders>
-            <w:shd w:val="clear" w:color="auto" w:fill="FFFFFF"/>
-            <w:tcMar>
-              <w:top w:w="0" w:type="dxa"/>
-              <w:bottom w:w="0" w:type="dxa"/>
-              <w:left w:w="0" w:type="dxa"/>
-              <w:right w:w="0" w:type="dxa"/>
-            </w:tcMar>
-            <w:vAlign w:val="top"/>
-          </w:tcPr>
-          <w:p>
-            <w:pPr>
-              <w:pStyle w:val="Normal"/>
-              <w:jc w:val="center"/>
-              <w:pBdr>
-                <w:bottom w:val="none" w:sz="0" w:space="0" w:color="000000"/>
-                <w:top w:val="none" w:sz="0" w:space="0" w:color="000000"/>
-                <w:left w:val="none" w:sz="0" w:space="0" w:color="000000"/>
-                <w:right w:val="none" w:sz="0" w:space="0" w:color="000000"/>
-              </w:pBdr>
-              <w:spacing w:after="100" w:before="100" w:line="240"/>
-              <w:ind w:left="100" w:right="100" w:firstLine="0" w:firstLineChars="0"/>
-              <w:rPr>
-                <w:rFonts w:ascii="Helvetica" w:hAnsi="Helvetica" w:eastAsia="Helvetica" w:cs="Helvetica"/>
-                <w:i w:val="false"/>
-                <w:b w:val="false"/>
-                <w:u w:val="none"/>
-                <w:sz w:val="22"/>
-                <w:szCs w:val="22"/>
-                <w:color w:val="000000"/>
-              </w:rPr>
-            </w:pPr>
-            <w:r>
-              <w:rPr>
-                <w:rFonts w:ascii="Helvetica" w:hAnsi="Helvetica" w:eastAsia="Helvetica" w:cs="Helvetica"/>
-                <w:i w:val="false"/>
-                <w:b w:val="false"/>
-                <w:u w:val="none"/>
-                <w:sz w:val="22"/>
-                <w:szCs w:val="22"/>
-                <w:color w:val="000000"/>
-              </w:rPr>
-              <w:t xml:space="preserve">0.790</w:t>
+              <w:t xml:space="preserve">0.76</w:t>
+            </w:r>
+          </w:p>
+        </w:tc>
+        <w:tc>
+          <w:tcPr>
+            <w:tcBorders>
+              <w:bottom w:val="none" w:sz="0" w:space="0" w:color="000000"/>
+              <w:top w:val="none" w:sz="0" w:space="0" w:color="000000"/>
+              <w:left w:val="none" w:sz="0" w:space="0" w:color="000000"/>
+              <w:right w:val="none" w:sz="0" w:space="0" w:color="000000"/>
+            </w:tcBorders>
+            <w:shd w:val="clear" w:color="auto" w:fill="FFFFFF"/>
+            <w:tcMar>
+              <w:top w:w="0" w:type="dxa"/>
+              <w:bottom w:w="0" w:type="dxa"/>
+              <w:left w:w="0" w:type="dxa"/>
+              <w:right w:w="0" w:type="dxa"/>
+            </w:tcMar>
+            <w:vAlign w:val="top"/>
+          </w:tcPr>
+          <w:p>
+            <w:pPr>
+              <w:pStyle w:val="Normal"/>
+              <w:jc w:val="center"/>
+              <w:pBdr>
+                <w:bottom w:val="none" w:sz="0" w:space="0" w:color="000000"/>
+                <w:top w:val="none" w:sz="0" w:space="0" w:color="000000"/>
+                <w:left w:val="none" w:sz="0" w:space="0" w:color="000000"/>
+                <w:right w:val="none" w:sz="0" w:space="0" w:color="000000"/>
+              </w:pBdr>
+              <w:spacing w:after="100" w:before="100" w:line="240"/>
+              <w:ind w:left="100" w:right="100" w:firstLine="0" w:firstLineChars="0"/>
+              <w:rPr>
+                <w:rFonts w:ascii="Helvetica" w:hAnsi="Helvetica" w:eastAsia="Helvetica" w:cs="Helvetica"/>
+                <w:i w:val="false"/>
+                <w:b w:val="false"/>
+                <w:u w:val="none"/>
+                <w:sz w:val="22"/>
+                <w:szCs w:val="22"/>
+                <w:color w:val="000000"/>
+              </w:rPr>
+            </w:pPr>
+            <w:r>
+              <w:rPr>
+                <w:rFonts w:ascii="Helvetica" w:hAnsi="Helvetica" w:eastAsia="Helvetica" w:cs="Helvetica"/>
+                <w:i w:val="false"/>
+                <w:b w:val="false"/>
+                <w:u w:val="none"/>
+                <w:sz w:val="22"/>
+                <w:szCs w:val="22"/>
+                <w:color w:val="000000"/>
+              </w:rPr>
+              <w:t xml:space="preserve">0.04, 13.5</w:t>
+            </w:r>
+          </w:p>
+        </w:tc>
+        <w:tc>
+          <w:tcPr>
+            <w:tcBorders>
+              <w:bottom w:val="none" w:sz="0" w:space="0" w:color="000000"/>
+              <w:top w:val="none" w:sz="0" w:space="0" w:color="000000"/>
+              <w:left w:val="none" w:sz="0" w:space="0" w:color="000000"/>
+              <w:right w:val="none" w:sz="0" w:space="0" w:color="000000"/>
+            </w:tcBorders>
+            <w:shd w:val="clear" w:color="auto" w:fill="FFFFFF"/>
+            <w:tcMar>
+              <w:top w:w="0" w:type="dxa"/>
+              <w:bottom w:w="0" w:type="dxa"/>
+              <w:left w:w="0" w:type="dxa"/>
+              <w:right w:w="0" w:type="dxa"/>
+            </w:tcMar>
+            <w:vAlign w:val="top"/>
+          </w:tcPr>
+          <w:p>
+            <w:pPr>
+              <w:pStyle w:val="Normal"/>
+              <w:jc w:val="center"/>
+              <w:pBdr>
+                <w:bottom w:val="none" w:sz="0" w:space="0" w:color="000000"/>
+                <w:top w:val="none" w:sz="0" w:space="0" w:color="000000"/>
+                <w:left w:val="none" w:sz="0" w:space="0" w:color="000000"/>
+                <w:right w:val="none" w:sz="0" w:space="0" w:color="000000"/>
+              </w:pBdr>
+              <w:spacing w:after="100" w:before="100" w:line="240"/>
+              <w:ind w:left="100" w:right="100" w:firstLine="0" w:firstLineChars="0"/>
+              <w:rPr>
+                <w:rFonts w:ascii="Helvetica" w:hAnsi="Helvetica" w:eastAsia="Helvetica" w:cs="Helvetica"/>
+                <w:i w:val="false"/>
+                <w:b w:val="false"/>
+                <w:u w:val="none"/>
+                <w:sz w:val="22"/>
+                <w:szCs w:val="22"/>
+                <w:color w:val="000000"/>
+              </w:rPr>
+            </w:pPr>
+            <w:r>
+              <w:rPr>
+                <w:rFonts w:ascii="Helvetica" w:hAnsi="Helvetica" w:eastAsia="Helvetica" w:cs="Helvetica"/>
+                <w:i w:val="false"/>
+                <w:b w:val="false"/>
+                <w:u w:val="none"/>
+                <w:sz w:val="22"/>
+                <w:szCs w:val="22"/>
+                <w:color w:val="000000"/>
+              </w:rPr>
+              <w:t xml:space="preserve">0.850</w:t>
             </w:r>
           </w:p>
         </w:tc>
@@ -8566,7 +8566,7 @@
                 <w:szCs w:val="22"/>
                 <w:color w:val="000000"/>
               </w:rPr>
-              <w:t xml:space="preserve">143</w:t>
+              <w:t xml:space="preserve">142</w:t>
             </w:r>
           </w:p>
         </w:tc>
@@ -8778,7 +8778,7 @@
                 <w:szCs w:val="22"/>
                 <w:color w:val="000000"/>
               </w:rPr>
-              <w:t xml:space="preserve">143</w:t>
+              <w:t xml:space="preserve">142</w:t>
             </w:r>
           </w:p>
         </w:tc>
@@ -9585,113 +9585,113 @@
                 <w:szCs w:val="22"/>
                 <w:color w:val="000000"/>
               </w:rPr>
-              <w:t xml:space="preserve">0.47</w:t>
-            </w:r>
-          </w:p>
-        </w:tc>
-        <w:tc>
-          <w:tcPr>
-            <w:tcBorders>
-              <w:bottom w:val="none" w:sz="0" w:space="0" w:color="000000"/>
-              <w:top w:val="none" w:sz="0" w:space="0" w:color="000000"/>
-              <w:left w:val="none" w:sz="0" w:space="0" w:color="000000"/>
-              <w:right w:val="none" w:sz="0" w:space="0" w:color="000000"/>
-            </w:tcBorders>
-            <w:shd w:val="clear" w:color="auto" w:fill="FFFFFF"/>
-            <w:tcMar>
-              <w:top w:w="0" w:type="dxa"/>
-              <w:bottom w:w="0" w:type="dxa"/>
-              <w:left w:w="0" w:type="dxa"/>
-              <w:right w:w="0" w:type="dxa"/>
-            </w:tcMar>
-            <w:vAlign w:val="top"/>
-          </w:tcPr>
-          <w:p>
-            <w:pPr>
-              <w:pStyle w:val="Normal"/>
-              <w:jc w:val="center"/>
-              <w:pBdr>
-                <w:bottom w:val="none" w:sz="0" w:space="0" w:color="000000"/>
-                <w:top w:val="none" w:sz="0" w:space="0" w:color="000000"/>
-                <w:left w:val="none" w:sz="0" w:space="0" w:color="000000"/>
-                <w:right w:val="none" w:sz="0" w:space="0" w:color="000000"/>
-              </w:pBdr>
-              <w:spacing w:after="100" w:before="100" w:line="240"/>
-              <w:ind w:left="100" w:right="100" w:firstLine="0" w:firstLineChars="0"/>
-              <w:rPr>
-                <w:rFonts w:ascii="Helvetica" w:hAnsi="Helvetica" w:eastAsia="Helvetica" w:cs="Helvetica"/>
-                <w:i w:val="false"/>
-                <w:b w:val="false"/>
-                <w:u w:val="none"/>
-                <w:sz w:val="22"/>
-                <w:szCs w:val="22"/>
-                <w:color w:val="000000"/>
-              </w:rPr>
-            </w:pPr>
-            <w:r>
-              <w:rPr>
-                <w:rFonts w:ascii="Helvetica" w:hAnsi="Helvetica" w:eastAsia="Helvetica" w:cs="Helvetica"/>
-                <w:i w:val="false"/>
-                <w:b w:val="false"/>
-                <w:u w:val="none"/>
-                <w:sz w:val="22"/>
-                <w:szCs w:val="22"/>
-                <w:color w:val="000000"/>
-              </w:rPr>
-              <w:t xml:space="preserve">0.17, 1.27</w:t>
-            </w:r>
-          </w:p>
-        </w:tc>
-        <w:tc>
-          <w:tcPr>
-            <w:tcBorders>
-              <w:bottom w:val="none" w:sz="0" w:space="0" w:color="000000"/>
-              <w:top w:val="none" w:sz="0" w:space="0" w:color="000000"/>
-              <w:left w:val="none" w:sz="0" w:space="0" w:color="000000"/>
-              <w:right w:val="none" w:sz="0" w:space="0" w:color="000000"/>
-            </w:tcBorders>
-            <w:shd w:val="clear" w:color="auto" w:fill="FFFFFF"/>
-            <w:tcMar>
-              <w:top w:w="0" w:type="dxa"/>
-              <w:bottom w:w="0" w:type="dxa"/>
-              <w:left w:w="0" w:type="dxa"/>
-              <w:right w:w="0" w:type="dxa"/>
-            </w:tcMar>
-            <w:vAlign w:val="top"/>
-          </w:tcPr>
-          <w:p>
-            <w:pPr>
-              <w:pStyle w:val="Normal"/>
-              <w:jc w:val="center"/>
-              <w:pBdr>
-                <w:bottom w:val="none" w:sz="0" w:space="0" w:color="000000"/>
-                <w:top w:val="none" w:sz="0" w:space="0" w:color="000000"/>
-                <w:left w:val="none" w:sz="0" w:space="0" w:color="000000"/>
-                <w:right w:val="none" w:sz="0" w:space="0" w:color="000000"/>
-              </w:pBdr>
-              <w:spacing w:after="100" w:before="100" w:line="240"/>
-              <w:ind w:left="100" w:right="100" w:firstLine="0" w:firstLineChars="0"/>
-              <w:rPr>
-                <w:rFonts w:ascii="Helvetica" w:hAnsi="Helvetica" w:eastAsia="Helvetica" w:cs="Helvetica"/>
-                <w:i w:val="false"/>
-                <w:b w:val="false"/>
-                <w:u w:val="none"/>
-                <w:sz w:val="22"/>
-                <w:szCs w:val="22"/>
-                <w:color w:val="000000"/>
-              </w:rPr>
-            </w:pPr>
-            <w:r>
-              <w:rPr>
-                <w:rFonts w:ascii="Helvetica" w:hAnsi="Helvetica" w:eastAsia="Helvetica" w:cs="Helvetica"/>
-                <w:i w:val="false"/>
-                <w:b w:val="false"/>
-                <w:u w:val="none"/>
-                <w:sz w:val="22"/>
-                <w:szCs w:val="22"/>
-                <w:color w:val="000000"/>
-              </w:rPr>
-              <w:t xml:space="preserve">0.130</w:t>
+              <w:t xml:space="preserve">0.53</w:t>
+            </w:r>
+          </w:p>
+        </w:tc>
+        <w:tc>
+          <w:tcPr>
+            <w:tcBorders>
+              <w:bottom w:val="none" w:sz="0" w:space="0" w:color="000000"/>
+              <w:top w:val="none" w:sz="0" w:space="0" w:color="000000"/>
+              <w:left w:val="none" w:sz="0" w:space="0" w:color="000000"/>
+              <w:right w:val="none" w:sz="0" w:space="0" w:color="000000"/>
+            </w:tcBorders>
+            <w:shd w:val="clear" w:color="auto" w:fill="FFFFFF"/>
+            <w:tcMar>
+              <w:top w:w="0" w:type="dxa"/>
+              <w:bottom w:w="0" w:type="dxa"/>
+              <w:left w:w="0" w:type="dxa"/>
+              <w:right w:w="0" w:type="dxa"/>
+            </w:tcMar>
+            <w:vAlign w:val="top"/>
+          </w:tcPr>
+          <w:p>
+            <w:pPr>
+              <w:pStyle w:val="Normal"/>
+              <w:jc w:val="center"/>
+              <w:pBdr>
+                <w:bottom w:val="none" w:sz="0" w:space="0" w:color="000000"/>
+                <w:top w:val="none" w:sz="0" w:space="0" w:color="000000"/>
+                <w:left w:val="none" w:sz="0" w:space="0" w:color="000000"/>
+                <w:right w:val="none" w:sz="0" w:space="0" w:color="000000"/>
+              </w:pBdr>
+              <w:spacing w:after="100" w:before="100" w:line="240"/>
+              <w:ind w:left="100" w:right="100" w:firstLine="0" w:firstLineChars="0"/>
+              <w:rPr>
+                <w:rFonts w:ascii="Helvetica" w:hAnsi="Helvetica" w:eastAsia="Helvetica" w:cs="Helvetica"/>
+                <w:i w:val="false"/>
+                <w:b w:val="false"/>
+                <w:u w:val="none"/>
+                <w:sz w:val="22"/>
+                <w:szCs w:val="22"/>
+                <w:color w:val="000000"/>
+              </w:rPr>
+            </w:pPr>
+            <w:r>
+              <w:rPr>
+                <w:rFonts w:ascii="Helvetica" w:hAnsi="Helvetica" w:eastAsia="Helvetica" w:cs="Helvetica"/>
+                <w:i w:val="false"/>
+                <w:b w:val="false"/>
+                <w:u w:val="none"/>
+                <w:sz w:val="22"/>
+                <w:szCs w:val="22"/>
+                <w:color w:val="000000"/>
+              </w:rPr>
+              <w:t xml:space="preserve">0.18, 1.57</w:t>
+            </w:r>
+          </w:p>
+        </w:tc>
+        <w:tc>
+          <w:tcPr>
+            <w:tcBorders>
+              <w:bottom w:val="none" w:sz="0" w:space="0" w:color="000000"/>
+              <w:top w:val="none" w:sz="0" w:space="0" w:color="000000"/>
+              <w:left w:val="none" w:sz="0" w:space="0" w:color="000000"/>
+              <w:right w:val="none" w:sz="0" w:space="0" w:color="000000"/>
+            </w:tcBorders>
+            <w:shd w:val="clear" w:color="auto" w:fill="FFFFFF"/>
+            <w:tcMar>
+              <w:top w:w="0" w:type="dxa"/>
+              <w:bottom w:w="0" w:type="dxa"/>
+              <w:left w:w="0" w:type="dxa"/>
+              <w:right w:w="0" w:type="dxa"/>
+            </w:tcMar>
+            <w:vAlign w:val="top"/>
+          </w:tcPr>
+          <w:p>
+            <w:pPr>
+              <w:pStyle w:val="Normal"/>
+              <w:jc w:val="center"/>
+              <w:pBdr>
+                <w:bottom w:val="none" w:sz="0" w:space="0" w:color="000000"/>
+                <w:top w:val="none" w:sz="0" w:space="0" w:color="000000"/>
+                <w:left w:val="none" w:sz="0" w:space="0" w:color="000000"/>
+                <w:right w:val="none" w:sz="0" w:space="0" w:color="000000"/>
+              </w:pBdr>
+              <w:spacing w:after="100" w:before="100" w:line="240"/>
+              <w:ind w:left="100" w:right="100" w:firstLine="0" w:firstLineChars="0"/>
+              <w:rPr>
+                <w:rFonts w:ascii="Helvetica" w:hAnsi="Helvetica" w:eastAsia="Helvetica" w:cs="Helvetica"/>
+                <w:i w:val="false"/>
+                <w:b w:val="false"/>
+                <w:u w:val="none"/>
+                <w:sz w:val="22"/>
+                <w:szCs w:val="22"/>
+                <w:color w:val="000000"/>
+              </w:rPr>
+            </w:pPr>
+            <w:r>
+              <w:rPr>
+                <w:rFonts w:ascii="Helvetica" w:hAnsi="Helvetica" w:eastAsia="Helvetica" w:cs="Helvetica"/>
+                <w:i w:val="false"/>
+                <w:b w:val="false"/>
+                <w:u w:val="none"/>
+                <w:sz w:val="22"/>
+                <w:szCs w:val="22"/>
+                <w:color w:val="000000"/>
+              </w:rPr>
+              <w:t xml:space="preserve">0.250</w:t>
             </w:r>
           </w:p>
         </w:tc>
@@ -9797,113 +9797,113 @@
                 <w:szCs w:val="22"/>
                 <w:color w:val="000000"/>
               </w:rPr>
-              <w:t xml:space="preserve">0.84</w:t>
-            </w:r>
-          </w:p>
-        </w:tc>
-        <w:tc>
-          <w:tcPr>
-            <w:tcBorders>
-              <w:bottom w:val="none" w:sz="0" w:space="0" w:color="000000"/>
-              <w:top w:val="none" w:sz="0" w:space="0" w:color="000000"/>
-              <w:left w:val="none" w:sz="0" w:space="0" w:color="000000"/>
-              <w:right w:val="none" w:sz="0" w:space="0" w:color="000000"/>
-            </w:tcBorders>
-            <w:shd w:val="clear" w:color="auto" w:fill="FFFFFF"/>
-            <w:tcMar>
-              <w:top w:w="0" w:type="dxa"/>
-              <w:bottom w:w="0" w:type="dxa"/>
-              <w:left w:w="0" w:type="dxa"/>
-              <w:right w:w="0" w:type="dxa"/>
-            </w:tcMar>
-            <w:vAlign w:val="top"/>
-          </w:tcPr>
-          <w:p>
-            <w:pPr>
-              <w:pStyle w:val="Normal"/>
-              <w:jc w:val="center"/>
-              <w:pBdr>
-                <w:bottom w:val="none" w:sz="0" w:space="0" w:color="000000"/>
-                <w:top w:val="none" w:sz="0" w:space="0" w:color="000000"/>
-                <w:left w:val="none" w:sz="0" w:space="0" w:color="000000"/>
-                <w:right w:val="none" w:sz="0" w:space="0" w:color="000000"/>
-              </w:pBdr>
-              <w:spacing w:after="100" w:before="100" w:line="240"/>
-              <w:ind w:left="100" w:right="100" w:firstLine="0" w:firstLineChars="0"/>
-              <w:rPr>
-                <w:rFonts w:ascii="Helvetica" w:hAnsi="Helvetica" w:eastAsia="Helvetica" w:cs="Helvetica"/>
-                <w:i w:val="false"/>
-                <w:b w:val="false"/>
-                <w:u w:val="none"/>
-                <w:sz w:val="22"/>
-                <w:szCs w:val="22"/>
-                <w:color w:val="000000"/>
-              </w:rPr>
-            </w:pPr>
-            <w:r>
-              <w:rPr>
-                <w:rFonts w:ascii="Helvetica" w:hAnsi="Helvetica" w:eastAsia="Helvetica" w:cs="Helvetica"/>
-                <w:i w:val="false"/>
-                <w:b w:val="false"/>
-                <w:u w:val="none"/>
-                <w:sz w:val="22"/>
-                <w:szCs w:val="22"/>
-                <w:color w:val="000000"/>
-              </w:rPr>
-              <w:t xml:space="preserve">0.16, 4.47</w:t>
-            </w:r>
-          </w:p>
-        </w:tc>
-        <w:tc>
-          <w:tcPr>
-            <w:tcBorders>
-              <w:bottom w:val="none" w:sz="0" w:space="0" w:color="000000"/>
-              <w:top w:val="none" w:sz="0" w:space="0" w:color="000000"/>
-              <w:left w:val="none" w:sz="0" w:space="0" w:color="000000"/>
-              <w:right w:val="none" w:sz="0" w:space="0" w:color="000000"/>
-            </w:tcBorders>
-            <w:shd w:val="clear" w:color="auto" w:fill="FFFFFF"/>
-            <w:tcMar>
-              <w:top w:w="0" w:type="dxa"/>
-              <w:bottom w:w="0" w:type="dxa"/>
-              <w:left w:w="0" w:type="dxa"/>
-              <w:right w:w="0" w:type="dxa"/>
-            </w:tcMar>
-            <w:vAlign w:val="top"/>
-          </w:tcPr>
-          <w:p>
-            <w:pPr>
-              <w:pStyle w:val="Normal"/>
-              <w:jc w:val="center"/>
-              <w:pBdr>
-                <w:bottom w:val="none" w:sz="0" w:space="0" w:color="000000"/>
-                <w:top w:val="none" w:sz="0" w:space="0" w:color="000000"/>
-                <w:left w:val="none" w:sz="0" w:space="0" w:color="000000"/>
-                <w:right w:val="none" w:sz="0" w:space="0" w:color="000000"/>
-              </w:pBdr>
-              <w:spacing w:after="100" w:before="100" w:line="240"/>
-              <w:ind w:left="100" w:right="100" w:firstLine="0" w:firstLineChars="0"/>
-              <w:rPr>
-                <w:rFonts w:ascii="Helvetica" w:hAnsi="Helvetica" w:eastAsia="Helvetica" w:cs="Helvetica"/>
-                <w:i w:val="false"/>
-                <w:b w:val="false"/>
-                <w:u w:val="none"/>
-                <w:sz w:val="22"/>
-                <w:szCs w:val="22"/>
-                <w:color w:val="000000"/>
-              </w:rPr>
-            </w:pPr>
-            <w:r>
-              <w:rPr>
-                <w:rFonts w:ascii="Helvetica" w:hAnsi="Helvetica" w:eastAsia="Helvetica" w:cs="Helvetica"/>
-                <w:i w:val="false"/>
-                <w:b w:val="false"/>
-                <w:u w:val="none"/>
-                <w:sz w:val="22"/>
-                <w:szCs w:val="22"/>
-                <w:color w:val="000000"/>
-              </w:rPr>
-              <w:t xml:space="preserve">0.840</w:t>
+              <w:t xml:space="preserve">1.08</w:t>
+            </w:r>
+          </w:p>
+        </w:tc>
+        <w:tc>
+          <w:tcPr>
+            <w:tcBorders>
+              <w:bottom w:val="none" w:sz="0" w:space="0" w:color="000000"/>
+              <w:top w:val="none" w:sz="0" w:space="0" w:color="000000"/>
+              <w:left w:val="none" w:sz="0" w:space="0" w:color="000000"/>
+              <w:right w:val="none" w:sz="0" w:space="0" w:color="000000"/>
+            </w:tcBorders>
+            <w:shd w:val="clear" w:color="auto" w:fill="FFFFFF"/>
+            <w:tcMar>
+              <w:top w:w="0" w:type="dxa"/>
+              <w:bottom w:w="0" w:type="dxa"/>
+              <w:left w:w="0" w:type="dxa"/>
+              <w:right w:w="0" w:type="dxa"/>
+            </w:tcMar>
+            <w:vAlign w:val="top"/>
+          </w:tcPr>
+          <w:p>
+            <w:pPr>
+              <w:pStyle w:val="Normal"/>
+              <w:jc w:val="center"/>
+              <w:pBdr>
+                <w:bottom w:val="none" w:sz="0" w:space="0" w:color="000000"/>
+                <w:top w:val="none" w:sz="0" w:space="0" w:color="000000"/>
+                <w:left w:val="none" w:sz="0" w:space="0" w:color="000000"/>
+                <w:right w:val="none" w:sz="0" w:space="0" w:color="000000"/>
+              </w:pBdr>
+              <w:spacing w:after="100" w:before="100" w:line="240"/>
+              <w:ind w:left="100" w:right="100" w:firstLine="0" w:firstLineChars="0"/>
+              <w:rPr>
+                <w:rFonts w:ascii="Helvetica" w:hAnsi="Helvetica" w:eastAsia="Helvetica" w:cs="Helvetica"/>
+                <w:i w:val="false"/>
+                <w:b w:val="false"/>
+                <w:u w:val="none"/>
+                <w:sz w:val="22"/>
+                <w:szCs w:val="22"/>
+                <w:color w:val="000000"/>
+              </w:rPr>
+            </w:pPr>
+            <w:r>
+              <w:rPr>
+                <w:rFonts w:ascii="Helvetica" w:hAnsi="Helvetica" w:eastAsia="Helvetica" w:cs="Helvetica"/>
+                <w:i w:val="false"/>
+                <w:b w:val="false"/>
+                <w:u w:val="none"/>
+                <w:sz w:val="22"/>
+                <w:szCs w:val="22"/>
+                <w:color w:val="000000"/>
+              </w:rPr>
+              <w:t xml:space="preserve">0.13, 8.67</w:t>
+            </w:r>
+          </w:p>
+        </w:tc>
+        <w:tc>
+          <w:tcPr>
+            <w:tcBorders>
+              <w:bottom w:val="none" w:sz="0" w:space="0" w:color="000000"/>
+              <w:top w:val="none" w:sz="0" w:space="0" w:color="000000"/>
+              <w:left w:val="none" w:sz="0" w:space="0" w:color="000000"/>
+              <w:right w:val="none" w:sz="0" w:space="0" w:color="000000"/>
+            </w:tcBorders>
+            <w:shd w:val="clear" w:color="auto" w:fill="FFFFFF"/>
+            <w:tcMar>
+              <w:top w:w="0" w:type="dxa"/>
+              <w:bottom w:w="0" w:type="dxa"/>
+              <w:left w:w="0" w:type="dxa"/>
+              <w:right w:w="0" w:type="dxa"/>
+            </w:tcMar>
+            <w:vAlign w:val="top"/>
+          </w:tcPr>
+          <w:p>
+            <w:pPr>
+              <w:pStyle w:val="Normal"/>
+              <w:jc w:val="center"/>
+              <w:pBdr>
+                <w:bottom w:val="none" w:sz="0" w:space="0" w:color="000000"/>
+                <w:top w:val="none" w:sz="0" w:space="0" w:color="000000"/>
+                <w:left w:val="none" w:sz="0" w:space="0" w:color="000000"/>
+                <w:right w:val="none" w:sz="0" w:space="0" w:color="000000"/>
+              </w:pBdr>
+              <w:spacing w:after="100" w:before="100" w:line="240"/>
+              <w:ind w:left="100" w:right="100" w:firstLine="0" w:firstLineChars="0"/>
+              <w:rPr>
+                <w:rFonts w:ascii="Helvetica" w:hAnsi="Helvetica" w:eastAsia="Helvetica" w:cs="Helvetica"/>
+                <w:i w:val="false"/>
+                <w:b w:val="false"/>
+                <w:u w:val="none"/>
+                <w:sz w:val="22"/>
+                <w:szCs w:val="22"/>
+                <w:color w:val="000000"/>
+              </w:rPr>
+            </w:pPr>
+            <w:r>
+              <w:rPr>
+                <w:rFonts w:ascii="Helvetica" w:hAnsi="Helvetica" w:eastAsia="Helvetica" w:cs="Helvetica"/>
+                <w:i w:val="false"/>
+                <w:b w:val="false"/>
+                <w:u w:val="none"/>
+                <w:sz w:val="22"/>
+                <w:szCs w:val="22"/>
+                <w:color w:val="000000"/>
+              </w:rPr>
+              <w:t xml:space="preserve">0.940</w:t>
             </w:r>
           </w:p>
         </w:tc>
@@ -10015,219 +10015,219 @@
                 <w:szCs w:val="22"/>
                 <w:color w:val="000000"/>
               </w:rPr>
-              <w:t xml:space="preserve">143</w:t>
-            </w:r>
-          </w:p>
-        </w:tc>
-        <w:tc>
-          <w:tcPr>
-            <w:tcBorders>
-              <w:bottom w:val="none" w:sz="0" w:space="0" w:color="000000"/>
-              <w:top w:val="none" w:sz="0" w:space="0" w:color="000000"/>
-              <w:left w:val="none" w:sz="0" w:space="0" w:color="000000"/>
-              <w:right w:val="none" w:sz="0" w:space="0" w:color="000000"/>
-            </w:tcBorders>
-            <w:shd w:val="clear" w:color="auto" w:fill="FFFFFF"/>
-            <w:tcMar>
-              <w:top w:w="0" w:type="dxa"/>
-              <w:bottom w:w="0" w:type="dxa"/>
-              <w:left w:w="0" w:type="dxa"/>
-              <w:right w:w="0" w:type="dxa"/>
-            </w:tcMar>
-            <w:vAlign w:val="top"/>
-          </w:tcPr>
-          <w:p>
-            <w:pPr>
-              <w:pStyle w:val="Normal"/>
-              <w:jc w:val="center"/>
-              <w:pBdr>
-                <w:bottom w:val="none" w:sz="0" w:space="0" w:color="000000"/>
-                <w:top w:val="none" w:sz="0" w:space="0" w:color="000000"/>
-                <w:left w:val="none" w:sz="0" w:space="0" w:color="000000"/>
-                <w:right w:val="none" w:sz="0" w:space="0" w:color="000000"/>
-              </w:pBdr>
-              <w:spacing w:after="100" w:before="100" w:line="240"/>
-              <w:ind w:left="100" w:right="100" w:firstLine="0" w:firstLineChars="0"/>
-              <w:rPr>
-                <w:rFonts w:ascii="Helvetica" w:hAnsi="Helvetica" w:eastAsia="Helvetica" w:cs="Helvetica"/>
-                <w:i w:val="false"/>
-                <w:b w:val="false"/>
-                <w:u w:val="none"/>
-                <w:sz w:val="22"/>
-                <w:szCs w:val="22"/>
-                <w:color w:val="000000"/>
-              </w:rPr>
-            </w:pPr>
-            <w:r>
-              <w:rPr>
-                <w:rFonts w:ascii="Helvetica" w:hAnsi="Helvetica" w:eastAsia="Helvetica" w:cs="Helvetica"/>
-                <w:i w:val="false"/>
-                <w:b w:val="false"/>
-                <w:u w:val="none"/>
-                <w:sz w:val="22"/>
-                <w:szCs w:val="22"/>
-                <w:color w:val="000000"/>
-              </w:rPr>
-              <w:t xml:space="preserve">0.77</w:t>
-            </w:r>
-          </w:p>
-        </w:tc>
-        <w:tc>
-          <w:tcPr>
-            <w:tcBorders>
-              <w:bottom w:val="none" w:sz="0" w:space="0" w:color="000000"/>
-              <w:top w:val="none" w:sz="0" w:space="0" w:color="000000"/>
-              <w:left w:val="none" w:sz="0" w:space="0" w:color="000000"/>
-              <w:right w:val="none" w:sz="0" w:space="0" w:color="000000"/>
-            </w:tcBorders>
-            <w:shd w:val="clear" w:color="auto" w:fill="FFFFFF"/>
-            <w:tcMar>
-              <w:top w:w="0" w:type="dxa"/>
-              <w:bottom w:w="0" w:type="dxa"/>
-              <w:left w:w="0" w:type="dxa"/>
-              <w:right w:w="0" w:type="dxa"/>
-            </w:tcMar>
-            <w:vAlign w:val="top"/>
-          </w:tcPr>
-          <w:p>
-            <w:pPr>
-              <w:pStyle w:val="Normal"/>
-              <w:jc w:val="center"/>
-              <w:pBdr>
-                <w:bottom w:val="none" w:sz="0" w:space="0" w:color="000000"/>
-                <w:top w:val="none" w:sz="0" w:space="0" w:color="000000"/>
-                <w:left w:val="none" w:sz="0" w:space="0" w:color="000000"/>
-                <w:right w:val="none" w:sz="0" w:space="0" w:color="000000"/>
-              </w:pBdr>
-              <w:spacing w:after="100" w:before="100" w:line="240"/>
-              <w:ind w:left="100" w:right="100" w:firstLine="0" w:firstLineChars="0"/>
-              <w:rPr>
-                <w:rFonts w:ascii="Helvetica" w:hAnsi="Helvetica" w:eastAsia="Helvetica" w:cs="Helvetica"/>
-                <w:i w:val="false"/>
-                <w:b w:val="false"/>
-                <w:u w:val="none"/>
-                <w:sz w:val="22"/>
-                <w:szCs w:val="22"/>
-                <w:color w:val="000000"/>
-              </w:rPr>
-            </w:pPr>
-            <w:r>
-              <w:rPr>
-                <w:rFonts w:ascii="Helvetica" w:hAnsi="Helvetica" w:eastAsia="Helvetica" w:cs="Helvetica"/>
-                <w:i w:val="false"/>
-                <w:b w:val="false"/>
-                <w:u w:val="none"/>
-                <w:sz w:val="22"/>
-                <w:szCs w:val="22"/>
-                <w:color w:val="000000"/>
-              </w:rPr>
-              <w:t xml:space="preserve">0.47, 1.25</w:t>
-            </w:r>
-          </w:p>
-        </w:tc>
-        <w:tc>
-          <w:tcPr>
-            <w:tcBorders>
-              <w:bottom w:val="none" w:sz="0" w:space="0" w:color="000000"/>
-              <w:top w:val="none" w:sz="0" w:space="0" w:color="000000"/>
-              <w:left w:val="none" w:sz="0" w:space="0" w:color="000000"/>
-              <w:right w:val="none" w:sz="0" w:space="0" w:color="000000"/>
-            </w:tcBorders>
-            <w:shd w:val="clear" w:color="auto" w:fill="FFFFFF"/>
-            <w:tcMar>
-              <w:top w:w="0" w:type="dxa"/>
-              <w:bottom w:w="0" w:type="dxa"/>
-              <w:left w:w="0" w:type="dxa"/>
-              <w:right w:w="0" w:type="dxa"/>
-            </w:tcMar>
-            <w:vAlign w:val="top"/>
-          </w:tcPr>
-          <w:p>
-            <w:pPr>
-              <w:pStyle w:val="Normal"/>
-              <w:jc w:val="center"/>
-              <w:pBdr>
-                <w:bottom w:val="none" w:sz="0" w:space="0" w:color="000000"/>
-                <w:top w:val="none" w:sz="0" w:space="0" w:color="000000"/>
-                <w:left w:val="none" w:sz="0" w:space="0" w:color="000000"/>
-                <w:right w:val="none" w:sz="0" w:space="0" w:color="000000"/>
-              </w:pBdr>
-              <w:spacing w:after="100" w:before="100" w:line="240"/>
-              <w:ind w:left="100" w:right="100" w:firstLine="0" w:firstLineChars="0"/>
-              <w:rPr>
-                <w:rFonts w:ascii="Helvetica" w:hAnsi="Helvetica" w:eastAsia="Helvetica" w:cs="Helvetica"/>
-                <w:i w:val="false"/>
-                <w:b w:val="false"/>
-                <w:u w:val="none"/>
-                <w:sz w:val="22"/>
-                <w:szCs w:val="22"/>
-                <w:color w:val="000000"/>
-              </w:rPr>
-            </w:pPr>
-            <w:r>
-              <w:rPr>
-                <w:rFonts w:ascii="Helvetica" w:hAnsi="Helvetica" w:eastAsia="Helvetica" w:cs="Helvetica"/>
-                <w:i w:val="false"/>
-                <w:b w:val="false"/>
-                <w:u w:val="none"/>
-                <w:sz w:val="22"/>
-                <w:szCs w:val="22"/>
-                <w:color w:val="000000"/>
-              </w:rPr>
-              <w:t xml:space="preserve">0.290</w:t>
-            </w:r>
-          </w:p>
-        </w:tc>
-        <w:tc>
-          <w:tcPr>
-            <w:tcBorders>
-              <w:bottom w:val="none" w:sz="0" w:space="0" w:color="000000"/>
-              <w:top w:val="none" w:sz="0" w:space="0" w:color="000000"/>
-              <w:left w:val="none" w:sz="0" w:space="0" w:color="000000"/>
-              <w:right w:val="none" w:sz="0" w:space="0" w:color="000000"/>
-            </w:tcBorders>
-            <w:shd w:val="clear" w:color="auto" w:fill="FFFFFF"/>
-            <w:tcMar>
-              <w:top w:w="0" w:type="dxa"/>
-              <w:bottom w:w="0" w:type="dxa"/>
-              <w:left w:w="0" w:type="dxa"/>
-              <w:right w:w="0" w:type="dxa"/>
-            </w:tcMar>
-            <w:vAlign w:val="top"/>
-          </w:tcPr>
-          <w:p>
-            <w:pPr>
-              <w:pStyle w:val="Normal"/>
-              <w:jc w:val="center"/>
-              <w:pBdr>
-                <w:bottom w:val="none" w:sz="0" w:space="0" w:color="000000"/>
-                <w:top w:val="none" w:sz="0" w:space="0" w:color="000000"/>
-                <w:left w:val="none" w:sz="0" w:space="0" w:color="000000"/>
-                <w:right w:val="none" w:sz="0" w:space="0" w:color="000000"/>
-              </w:pBdr>
-              <w:spacing w:after="100" w:before="100" w:line="240"/>
-              <w:ind w:left="100" w:right="100" w:firstLine="0" w:firstLineChars="0"/>
-              <w:rPr>
-                <w:rFonts w:ascii="Helvetica" w:hAnsi="Helvetica" w:eastAsia="Helvetica" w:cs="Helvetica"/>
-                <w:i w:val="false"/>
-                <w:b w:val="false"/>
-                <w:u w:val="none"/>
-                <w:sz w:val="22"/>
-                <w:szCs w:val="22"/>
-                <w:color w:val="000000"/>
-              </w:rPr>
-            </w:pPr>
-            <w:r>
-              <w:rPr>
-                <w:rFonts w:ascii="Helvetica" w:hAnsi="Helvetica" w:eastAsia="Helvetica" w:cs="Helvetica"/>
-                <w:i w:val="false"/>
-                <w:b w:val="false"/>
-                <w:u w:val="none"/>
-                <w:sz w:val="22"/>
-                <w:szCs w:val="22"/>
-                <w:color w:val="000000"/>
-              </w:rPr>
-              <w:t xml:space="preserve">143</w:t>
+              <w:t xml:space="preserve">142</w:t>
+            </w:r>
+          </w:p>
+        </w:tc>
+        <w:tc>
+          <w:tcPr>
+            <w:tcBorders>
+              <w:bottom w:val="none" w:sz="0" w:space="0" w:color="000000"/>
+              <w:top w:val="none" w:sz="0" w:space="0" w:color="000000"/>
+              <w:left w:val="none" w:sz="0" w:space="0" w:color="000000"/>
+              <w:right w:val="none" w:sz="0" w:space="0" w:color="000000"/>
+            </w:tcBorders>
+            <w:shd w:val="clear" w:color="auto" w:fill="FFFFFF"/>
+            <w:tcMar>
+              <w:top w:w="0" w:type="dxa"/>
+              <w:bottom w:w="0" w:type="dxa"/>
+              <w:left w:w="0" w:type="dxa"/>
+              <w:right w:w="0" w:type="dxa"/>
+            </w:tcMar>
+            <w:vAlign w:val="top"/>
+          </w:tcPr>
+          <w:p>
+            <w:pPr>
+              <w:pStyle w:val="Normal"/>
+              <w:jc w:val="center"/>
+              <w:pBdr>
+                <w:bottom w:val="none" w:sz="0" w:space="0" w:color="000000"/>
+                <w:top w:val="none" w:sz="0" w:space="0" w:color="000000"/>
+                <w:left w:val="none" w:sz="0" w:space="0" w:color="000000"/>
+                <w:right w:val="none" w:sz="0" w:space="0" w:color="000000"/>
+              </w:pBdr>
+              <w:spacing w:after="100" w:before="100" w:line="240"/>
+              <w:ind w:left="100" w:right="100" w:firstLine="0" w:firstLineChars="0"/>
+              <w:rPr>
+                <w:rFonts w:ascii="Helvetica" w:hAnsi="Helvetica" w:eastAsia="Helvetica" w:cs="Helvetica"/>
+                <w:i w:val="false"/>
+                <w:b w:val="false"/>
+                <w:u w:val="none"/>
+                <w:sz w:val="22"/>
+                <w:szCs w:val="22"/>
+                <w:color w:val="000000"/>
+              </w:rPr>
+            </w:pPr>
+            <w:r>
+              <w:rPr>
+                <w:rFonts w:ascii="Helvetica" w:hAnsi="Helvetica" w:eastAsia="Helvetica" w:cs="Helvetica"/>
+                <w:i w:val="false"/>
+                <w:b w:val="false"/>
+                <w:u w:val="none"/>
+                <w:sz w:val="22"/>
+                <w:szCs w:val="22"/>
+                <w:color w:val="000000"/>
+              </w:rPr>
+              <w:t xml:space="preserve">0.79</w:t>
+            </w:r>
+          </w:p>
+        </w:tc>
+        <w:tc>
+          <w:tcPr>
+            <w:tcBorders>
+              <w:bottom w:val="none" w:sz="0" w:space="0" w:color="000000"/>
+              <w:top w:val="none" w:sz="0" w:space="0" w:color="000000"/>
+              <w:left w:val="none" w:sz="0" w:space="0" w:color="000000"/>
+              <w:right w:val="none" w:sz="0" w:space="0" w:color="000000"/>
+            </w:tcBorders>
+            <w:shd w:val="clear" w:color="auto" w:fill="FFFFFF"/>
+            <w:tcMar>
+              <w:top w:w="0" w:type="dxa"/>
+              <w:bottom w:w="0" w:type="dxa"/>
+              <w:left w:w="0" w:type="dxa"/>
+              <w:right w:w="0" w:type="dxa"/>
+            </w:tcMar>
+            <w:vAlign w:val="top"/>
+          </w:tcPr>
+          <w:p>
+            <w:pPr>
+              <w:pStyle w:val="Normal"/>
+              <w:jc w:val="center"/>
+              <w:pBdr>
+                <w:bottom w:val="none" w:sz="0" w:space="0" w:color="000000"/>
+                <w:top w:val="none" w:sz="0" w:space="0" w:color="000000"/>
+                <w:left w:val="none" w:sz="0" w:space="0" w:color="000000"/>
+                <w:right w:val="none" w:sz="0" w:space="0" w:color="000000"/>
+              </w:pBdr>
+              <w:spacing w:after="100" w:before="100" w:line="240"/>
+              <w:ind w:left="100" w:right="100" w:firstLine="0" w:firstLineChars="0"/>
+              <w:rPr>
+                <w:rFonts w:ascii="Helvetica" w:hAnsi="Helvetica" w:eastAsia="Helvetica" w:cs="Helvetica"/>
+                <w:i w:val="false"/>
+                <w:b w:val="false"/>
+                <w:u w:val="none"/>
+                <w:sz w:val="22"/>
+                <w:szCs w:val="22"/>
+                <w:color w:val="000000"/>
+              </w:rPr>
+            </w:pPr>
+            <w:r>
+              <w:rPr>
+                <w:rFonts w:ascii="Helvetica" w:hAnsi="Helvetica" w:eastAsia="Helvetica" w:cs="Helvetica"/>
+                <w:i w:val="false"/>
+                <w:b w:val="false"/>
+                <w:u w:val="none"/>
+                <w:sz w:val="22"/>
+                <w:szCs w:val="22"/>
+                <w:color w:val="000000"/>
+              </w:rPr>
+              <w:t xml:space="preserve">0.48, 1.29</w:t>
+            </w:r>
+          </w:p>
+        </w:tc>
+        <w:tc>
+          <w:tcPr>
+            <w:tcBorders>
+              <w:bottom w:val="none" w:sz="0" w:space="0" w:color="000000"/>
+              <w:top w:val="none" w:sz="0" w:space="0" w:color="000000"/>
+              <w:left w:val="none" w:sz="0" w:space="0" w:color="000000"/>
+              <w:right w:val="none" w:sz="0" w:space="0" w:color="000000"/>
+            </w:tcBorders>
+            <w:shd w:val="clear" w:color="auto" w:fill="FFFFFF"/>
+            <w:tcMar>
+              <w:top w:w="0" w:type="dxa"/>
+              <w:bottom w:w="0" w:type="dxa"/>
+              <w:left w:w="0" w:type="dxa"/>
+              <w:right w:w="0" w:type="dxa"/>
+            </w:tcMar>
+            <w:vAlign w:val="top"/>
+          </w:tcPr>
+          <w:p>
+            <w:pPr>
+              <w:pStyle w:val="Normal"/>
+              <w:jc w:val="center"/>
+              <w:pBdr>
+                <w:bottom w:val="none" w:sz="0" w:space="0" w:color="000000"/>
+                <w:top w:val="none" w:sz="0" w:space="0" w:color="000000"/>
+                <w:left w:val="none" w:sz="0" w:space="0" w:color="000000"/>
+                <w:right w:val="none" w:sz="0" w:space="0" w:color="000000"/>
+              </w:pBdr>
+              <w:spacing w:after="100" w:before="100" w:line="240"/>
+              <w:ind w:left="100" w:right="100" w:firstLine="0" w:firstLineChars="0"/>
+              <w:rPr>
+                <w:rFonts w:ascii="Helvetica" w:hAnsi="Helvetica" w:eastAsia="Helvetica" w:cs="Helvetica"/>
+                <w:i w:val="false"/>
+                <w:b w:val="false"/>
+                <w:u w:val="none"/>
+                <w:sz w:val="22"/>
+                <w:szCs w:val="22"/>
+                <w:color w:val="000000"/>
+              </w:rPr>
+            </w:pPr>
+            <w:r>
+              <w:rPr>
+                <w:rFonts w:ascii="Helvetica" w:hAnsi="Helvetica" w:eastAsia="Helvetica" w:cs="Helvetica"/>
+                <w:i w:val="false"/>
+                <w:b w:val="false"/>
+                <w:u w:val="none"/>
+                <w:sz w:val="22"/>
+                <w:szCs w:val="22"/>
+                <w:color w:val="000000"/>
+              </w:rPr>
+              <w:t xml:space="preserve">0.340</w:t>
+            </w:r>
+          </w:p>
+        </w:tc>
+        <w:tc>
+          <w:tcPr>
+            <w:tcBorders>
+              <w:bottom w:val="none" w:sz="0" w:space="0" w:color="000000"/>
+              <w:top w:val="none" w:sz="0" w:space="0" w:color="000000"/>
+              <w:left w:val="none" w:sz="0" w:space="0" w:color="000000"/>
+              <w:right w:val="none" w:sz="0" w:space="0" w:color="000000"/>
+            </w:tcBorders>
+            <w:shd w:val="clear" w:color="auto" w:fill="FFFFFF"/>
+            <w:tcMar>
+              <w:top w:w="0" w:type="dxa"/>
+              <w:bottom w:w="0" w:type="dxa"/>
+              <w:left w:w="0" w:type="dxa"/>
+              <w:right w:w="0" w:type="dxa"/>
+            </w:tcMar>
+            <w:vAlign w:val="top"/>
+          </w:tcPr>
+          <w:p>
+            <w:pPr>
+              <w:pStyle w:val="Normal"/>
+              <w:jc w:val="center"/>
+              <w:pBdr>
+                <w:bottom w:val="none" w:sz="0" w:space="0" w:color="000000"/>
+                <w:top w:val="none" w:sz="0" w:space="0" w:color="000000"/>
+                <w:left w:val="none" w:sz="0" w:space="0" w:color="000000"/>
+                <w:right w:val="none" w:sz="0" w:space="0" w:color="000000"/>
+              </w:pBdr>
+              <w:spacing w:after="100" w:before="100" w:line="240"/>
+              <w:ind w:left="100" w:right="100" w:firstLine="0" w:firstLineChars="0"/>
+              <w:rPr>
+                <w:rFonts w:ascii="Helvetica" w:hAnsi="Helvetica" w:eastAsia="Helvetica" w:cs="Helvetica"/>
+                <w:i w:val="false"/>
+                <w:b w:val="false"/>
+                <w:u w:val="none"/>
+                <w:sz w:val="22"/>
+                <w:szCs w:val="22"/>
+                <w:color w:val="000000"/>
+              </w:rPr>
+            </w:pPr>
+            <w:r>
+              <w:rPr>
+                <w:rFonts w:ascii="Helvetica" w:hAnsi="Helvetica" w:eastAsia="Helvetica" w:cs="Helvetica"/>
+                <w:i w:val="false"/>
+                <w:b w:val="false"/>
+                <w:u w:val="none"/>
+                <w:sz w:val="22"/>
+                <w:szCs w:val="22"/>
+                <w:color w:val="000000"/>
+              </w:rPr>
+              <w:t xml:space="preserve">142</w:t>
             </w:r>
           </w:p>
         </w:tc>
@@ -10333,7 +10333,7 @@
                 <w:szCs w:val="22"/>
                 <w:color w:val="000000"/>
               </w:rPr>
-              <w:t xml:space="preserve">0.29, 1.42</w:t>
+              <w:t xml:space="preserve">0.28, 1.43</w:t>
             </w:r>
           </w:p>
         </w:tc>
@@ -10498,378 +10498,378 @@
                 <w:szCs w:val="22"/>
                 <w:color w:val="000000"/>
               </w:rPr>
-              <w:t xml:space="preserve">143</w:t>
-            </w:r>
-          </w:p>
-        </w:tc>
-        <w:tc>
-          <w:tcPr>
-            <w:tcBorders>
-              <w:bottom w:val="none" w:sz="0" w:space="0" w:color="000000"/>
-              <w:top w:val="none" w:sz="0" w:space="0" w:color="000000"/>
-              <w:left w:val="none" w:sz="0" w:space="0" w:color="000000"/>
-              <w:right w:val="none" w:sz="0" w:space="0" w:color="000000"/>
-            </w:tcBorders>
-            <w:shd w:val="clear" w:color="auto" w:fill="FFFFFF"/>
-            <w:tcMar>
-              <w:top w:w="0" w:type="dxa"/>
-              <w:bottom w:w="0" w:type="dxa"/>
-              <w:left w:w="0" w:type="dxa"/>
-              <w:right w:w="0" w:type="dxa"/>
-            </w:tcMar>
-            <w:vAlign w:val="top"/>
-          </w:tcPr>
-          <w:p>
-            <w:pPr>
-              <w:pStyle w:val="Normal"/>
-              <w:jc w:val="center"/>
-              <w:pBdr>
-                <w:bottom w:val="none" w:sz="0" w:space="0" w:color="000000"/>
-                <w:top w:val="none" w:sz="0" w:space="0" w:color="000000"/>
-                <w:left w:val="none" w:sz="0" w:space="0" w:color="000000"/>
-                <w:right w:val="none" w:sz="0" w:space="0" w:color="000000"/>
-              </w:pBdr>
-              <w:spacing w:after="100" w:before="100" w:line="240"/>
-              <w:ind w:left="100" w:right="100" w:firstLine="0" w:firstLineChars="0"/>
-              <w:rPr>
-                <w:rFonts w:ascii="Helvetica" w:hAnsi="Helvetica" w:eastAsia="Helvetica" w:cs="Helvetica"/>
-                <w:i w:val="false"/>
-                <w:b w:val="false"/>
-                <w:u w:val="none"/>
-                <w:sz w:val="22"/>
-                <w:szCs w:val="22"/>
-                <w:color w:val="000000"/>
-              </w:rPr>
-            </w:pPr>
-            <w:r>
-              <w:rPr>
-                <w:rFonts w:ascii="Helvetica" w:hAnsi="Helvetica" w:eastAsia="Helvetica" w:cs="Helvetica"/>
-                <w:i w:val="false"/>
-                <w:b w:val="false"/>
-                <w:u w:val="none"/>
-                <w:sz w:val="22"/>
-                <w:szCs w:val="22"/>
-                <w:color w:val="000000"/>
-              </w:rPr>
-              <w:t xml:space="preserve">1.05</w:t>
-            </w:r>
-          </w:p>
-        </w:tc>
-        <w:tc>
-          <w:tcPr>
-            <w:tcBorders>
-              <w:bottom w:val="none" w:sz="0" w:space="0" w:color="000000"/>
-              <w:top w:val="none" w:sz="0" w:space="0" w:color="000000"/>
-              <w:left w:val="none" w:sz="0" w:space="0" w:color="000000"/>
-              <w:right w:val="none" w:sz="0" w:space="0" w:color="000000"/>
-            </w:tcBorders>
-            <w:shd w:val="clear" w:color="auto" w:fill="FFFFFF"/>
-            <w:tcMar>
-              <w:top w:w="0" w:type="dxa"/>
-              <w:bottom w:w="0" w:type="dxa"/>
-              <w:left w:w="0" w:type="dxa"/>
-              <w:right w:w="0" w:type="dxa"/>
-            </w:tcMar>
-            <w:vAlign w:val="top"/>
-          </w:tcPr>
-          <w:p>
-            <w:pPr>
-              <w:pStyle w:val="Normal"/>
-              <w:jc w:val="center"/>
-              <w:pBdr>
-                <w:bottom w:val="none" w:sz="0" w:space="0" w:color="000000"/>
-                <w:top w:val="none" w:sz="0" w:space="0" w:color="000000"/>
-                <w:left w:val="none" w:sz="0" w:space="0" w:color="000000"/>
-                <w:right w:val="none" w:sz="0" w:space="0" w:color="000000"/>
-              </w:pBdr>
-              <w:spacing w:after="100" w:before="100" w:line="240"/>
-              <w:ind w:left="100" w:right="100" w:firstLine="0" w:firstLineChars="0"/>
-              <w:rPr>
-                <w:rFonts w:ascii="Helvetica" w:hAnsi="Helvetica" w:eastAsia="Helvetica" w:cs="Helvetica"/>
-                <w:i w:val="false"/>
-                <w:b w:val="false"/>
-                <w:u w:val="none"/>
-                <w:sz w:val="22"/>
-                <w:szCs w:val="22"/>
-                <w:color w:val="000000"/>
-              </w:rPr>
-            </w:pPr>
-            <w:r>
-              <w:rPr>
-                <w:rFonts w:ascii="Helvetica" w:hAnsi="Helvetica" w:eastAsia="Helvetica" w:cs="Helvetica"/>
-                <w:i w:val="false"/>
-                <w:b w:val="false"/>
-                <w:u w:val="none"/>
-                <w:sz w:val="22"/>
-                <w:szCs w:val="22"/>
-                <w:color w:val="000000"/>
-              </w:rPr>
-              <w:t xml:space="preserve">0.33, 3.28</w:t>
-            </w:r>
-          </w:p>
-        </w:tc>
-        <w:tc>
-          <w:tcPr>
-            <w:tcBorders>
-              <w:bottom w:val="none" w:sz="0" w:space="0" w:color="000000"/>
-              <w:top w:val="none" w:sz="0" w:space="0" w:color="000000"/>
-              <w:left w:val="none" w:sz="0" w:space="0" w:color="000000"/>
-              <w:right w:val="none" w:sz="0" w:space="0" w:color="000000"/>
-            </w:tcBorders>
-            <w:shd w:val="clear" w:color="auto" w:fill="FFFFFF"/>
-            <w:tcMar>
-              <w:top w:w="0" w:type="dxa"/>
-              <w:bottom w:w="0" w:type="dxa"/>
-              <w:left w:w="0" w:type="dxa"/>
-              <w:right w:w="0" w:type="dxa"/>
-            </w:tcMar>
-            <w:vAlign w:val="top"/>
-          </w:tcPr>
-          <w:p>
-            <w:pPr>
-              <w:pStyle w:val="Normal"/>
-              <w:jc w:val="center"/>
-              <w:pBdr>
-                <w:bottom w:val="none" w:sz="0" w:space="0" w:color="000000"/>
-                <w:top w:val="none" w:sz="0" w:space="0" w:color="000000"/>
-                <w:left w:val="none" w:sz="0" w:space="0" w:color="000000"/>
-                <w:right w:val="none" w:sz="0" w:space="0" w:color="000000"/>
-              </w:pBdr>
-              <w:spacing w:after="100" w:before="100" w:line="240"/>
-              <w:ind w:left="100" w:right="100" w:firstLine="0" w:firstLineChars="0"/>
-              <w:rPr>
-                <w:rFonts w:ascii="Helvetica" w:hAnsi="Helvetica" w:eastAsia="Helvetica" w:cs="Helvetica"/>
-                <w:i w:val="false"/>
-                <w:b w:val="false"/>
-                <w:u w:val="none"/>
-                <w:sz w:val="22"/>
-                <w:szCs w:val="22"/>
-                <w:color w:val="000000"/>
-              </w:rPr>
-            </w:pPr>
-            <w:r>
-              <w:rPr>
-                <w:rFonts w:ascii="Helvetica" w:hAnsi="Helvetica" w:eastAsia="Helvetica" w:cs="Helvetica"/>
-                <w:i w:val="false"/>
-                <w:b w:val="false"/>
-                <w:u w:val="none"/>
-                <w:sz w:val="22"/>
-                <w:szCs w:val="22"/>
-                <w:color w:val="000000"/>
-              </w:rPr>
-              <w:t xml:space="preserve">0.940</w:t>
-            </w:r>
-          </w:p>
-        </w:tc>
-        <w:tc>
-          <w:tcPr>
-            <w:tcBorders>
-              <w:bottom w:val="none" w:sz="0" w:space="0" w:color="000000"/>
-              <w:top w:val="none" w:sz="0" w:space="0" w:color="000000"/>
-              <w:left w:val="none" w:sz="0" w:space="0" w:color="000000"/>
-              <w:right w:val="none" w:sz="0" w:space="0" w:color="000000"/>
-            </w:tcBorders>
-            <w:shd w:val="clear" w:color="auto" w:fill="FFFFFF"/>
-            <w:tcMar>
-              <w:top w:w="0" w:type="dxa"/>
-              <w:bottom w:w="0" w:type="dxa"/>
-              <w:left w:w="0" w:type="dxa"/>
-              <w:right w:w="0" w:type="dxa"/>
-            </w:tcMar>
-            <w:vAlign w:val="top"/>
-          </w:tcPr>
-          <w:p>
-            <w:pPr>
-              <w:pStyle w:val="Normal"/>
-              <w:jc w:val="center"/>
-              <w:pBdr>
-                <w:bottom w:val="none" w:sz="0" w:space="0" w:color="000000"/>
-                <w:top w:val="none" w:sz="0" w:space="0" w:color="000000"/>
-                <w:left w:val="none" w:sz="0" w:space="0" w:color="000000"/>
-                <w:right w:val="none" w:sz="0" w:space="0" w:color="000000"/>
-              </w:pBdr>
-              <w:spacing w:after="100" w:before="100" w:line="240"/>
-              <w:ind w:left="100" w:right="100" w:firstLine="0" w:firstLineChars="0"/>
-              <w:rPr>
-                <w:rFonts w:ascii="Helvetica" w:hAnsi="Helvetica" w:eastAsia="Helvetica" w:cs="Helvetica"/>
-                <w:i w:val="false"/>
-                <w:b w:val="false"/>
-                <w:u w:val="none"/>
-                <w:sz w:val="22"/>
-                <w:szCs w:val="22"/>
-                <w:color w:val="000000"/>
-              </w:rPr>
-            </w:pPr>
-            <w:r>
-              <w:rPr>
-                <w:rFonts w:ascii="Helvetica" w:hAnsi="Helvetica" w:eastAsia="Helvetica" w:cs="Helvetica"/>
-                <w:i w:val="false"/>
-                <w:b w:val="false"/>
-                <w:u w:val="none"/>
-                <w:sz w:val="22"/>
-                <w:szCs w:val="22"/>
-                <w:color w:val="000000"/>
-              </w:rPr>
-              <w:t xml:space="preserve">143</w:t>
-            </w:r>
-          </w:p>
-        </w:tc>
-        <w:tc>
-          <w:tcPr>
-            <w:tcBorders>
-              <w:bottom w:val="none" w:sz="0" w:space="0" w:color="000000"/>
-              <w:top w:val="none" w:sz="0" w:space="0" w:color="000000"/>
-              <w:left w:val="none" w:sz="0" w:space="0" w:color="000000"/>
-              <w:right w:val="none" w:sz="0" w:space="0" w:color="000000"/>
-            </w:tcBorders>
-            <w:shd w:val="clear" w:color="auto" w:fill="FFFFFF"/>
-            <w:tcMar>
-              <w:top w:w="0" w:type="dxa"/>
-              <w:bottom w:w="0" w:type="dxa"/>
-              <w:left w:w="0" w:type="dxa"/>
-              <w:right w:w="0" w:type="dxa"/>
-            </w:tcMar>
-            <w:vAlign w:val="top"/>
-          </w:tcPr>
-          <w:p>
-            <w:pPr>
-              <w:pStyle w:val="Normal"/>
-              <w:jc w:val="center"/>
-              <w:pBdr>
-                <w:bottom w:val="none" w:sz="0" w:space="0" w:color="000000"/>
-                <w:top w:val="none" w:sz="0" w:space="0" w:color="000000"/>
-                <w:left w:val="none" w:sz="0" w:space="0" w:color="000000"/>
-                <w:right w:val="none" w:sz="0" w:space="0" w:color="000000"/>
-              </w:pBdr>
-              <w:spacing w:after="100" w:before="100" w:line="240"/>
-              <w:ind w:left="100" w:right="100" w:firstLine="0" w:firstLineChars="0"/>
-              <w:rPr>
-                <w:rFonts w:ascii="Helvetica" w:hAnsi="Helvetica" w:eastAsia="Helvetica" w:cs="Helvetica"/>
-                <w:i w:val="false"/>
-                <w:b w:val="false"/>
-                <w:u w:val="none"/>
-                <w:sz w:val="22"/>
-                <w:szCs w:val="22"/>
-                <w:color w:val="000000"/>
-              </w:rPr>
-            </w:pPr>
-            <w:r>
-              <w:rPr>
-                <w:rFonts w:ascii="Helvetica" w:hAnsi="Helvetica" w:eastAsia="Helvetica" w:cs="Helvetica"/>
-                <w:i w:val="false"/>
-                <w:b w:val="false"/>
-                <w:u w:val="none"/>
-                <w:sz w:val="22"/>
-                <w:szCs w:val="22"/>
-                <w:color w:val="000000"/>
-              </w:rPr>
-              <w:t xml:space="preserve">0.49</w:t>
-            </w:r>
-          </w:p>
-        </w:tc>
-        <w:tc>
-          <w:tcPr>
-            <w:tcBorders>
-              <w:bottom w:val="none" w:sz="0" w:space="0" w:color="000000"/>
-              <w:top w:val="none" w:sz="0" w:space="0" w:color="000000"/>
-              <w:left w:val="none" w:sz="0" w:space="0" w:color="000000"/>
-              <w:right w:val="none" w:sz="0" w:space="0" w:color="000000"/>
-            </w:tcBorders>
-            <w:shd w:val="clear" w:color="auto" w:fill="FFFFFF"/>
-            <w:tcMar>
-              <w:top w:w="0" w:type="dxa"/>
-              <w:bottom w:w="0" w:type="dxa"/>
-              <w:left w:w="0" w:type="dxa"/>
-              <w:right w:w="0" w:type="dxa"/>
-            </w:tcMar>
-            <w:vAlign w:val="top"/>
-          </w:tcPr>
-          <w:p>
-            <w:pPr>
-              <w:pStyle w:val="Normal"/>
-              <w:jc w:val="center"/>
-              <w:pBdr>
-                <w:bottom w:val="none" w:sz="0" w:space="0" w:color="000000"/>
-                <w:top w:val="none" w:sz="0" w:space="0" w:color="000000"/>
-                <w:left w:val="none" w:sz="0" w:space="0" w:color="000000"/>
-                <w:right w:val="none" w:sz="0" w:space="0" w:color="000000"/>
-              </w:pBdr>
-              <w:spacing w:after="100" w:before="100" w:line="240"/>
-              <w:ind w:left="100" w:right="100" w:firstLine="0" w:firstLineChars="0"/>
-              <w:rPr>
-                <w:rFonts w:ascii="Helvetica" w:hAnsi="Helvetica" w:eastAsia="Helvetica" w:cs="Helvetica"/>
-                <w:i w:val="false"/>
-                <w:b w:val="false"/>
-                <w:u w:val="none"/>
-                <w:sz w:val="22"/>
-                <w:szCs w:val="22"/>
-                <w:color w:val="000000"/>
-              </w:rPr>
-            </w:pPr>
-            <w:r>
-              <w:rPr>
-                <w:rFonts w:ascii="Helvetica" w:hAnsi="Helvetica" w:eastAsia="Helvetica" w:cs="Helvetica"/>
-                <w:i w:val="false"/>
-                <w:b w:val="false"/>
-                <w:u w:val="none"/>
-                <w:sz w:val="22"/>
-                <w:szCs w:val="22"/>
-                <w:color w:val="000000"/>
-              </w:rPr>
-              <w:t xml:space="preserve">0.05, 4.64</w:t>
-            </w:r>
-          </w:p>
-        </w:tc>
-        <w:tc>
-          <w:tcPr>
-            <w:tcBorders>
-              <w:bottom w:val="none" w:sz="0" w:space="0" w:color="000000"/>
-              <w:top w:val="none" w:sz="0" w:space="0" w:color="000000"/>
-              <w:left w:val="none" w:sz="0" w:space="0" w:color="000000"/>
-              <w:right w:val="none" w:sz="0" w:space="0" w:color="000000"/>
-            </w:tcBorders>
-            <w:shd w:val="clear" w:color="auto" w:fill="FFFFFF"/>
-            <w:tcMar>
-              <w:top w:w="0" w:type="dxa"/>
-              <w:bottom w:w="0" w:type="dxa"/>
-              <w:left w:w="0" w:type="dxa"/>
-              <w:right w:w="0" w:type="dxa"/>
-            </w:tcMar>
-            <w:vAlign w:val="top"/>
-          </w:tcPr>
-          <w:p>
-            <w:pPr>
-              <w:pStyle w:val="Normal"/>
-              <w:jc w:val="center"/>
-              <w:pBdr>
-                <w:bottom w:val="none" w:sz="0" w:space="0" w:color="000000"/>
-                <w:top w:val="none" w:sz="0" w:space="0" w:color="000000"/>
-                <w:left w:val="none" w:sz="0" w:space="0" w:color="000000"/>
-                <w:right w:val="none" w:sz="0" w:space="0" w:color="000000"/>
-              </w:pBdr>
-              <w:spacing w:after="100" w:before="100" w:line="240"/>
-              <w:ind w:left="100" w:right="100" w:firstLine="0" w:firstLineChars="0"/>
-              <w:rPr>
-                <w:rFonts w:ascii="Helvetica" w:hAnsi="Helvetica" w:eastAsia="Helvetica" w:cs="Helvetica"/>
-                <w:i w:val="false"/>
-                <w:b w:val="false"/>
-                <w:u w:val="none"/>
-                <w:sz w:val="22"/>
-                <w:szCs w:val="22"/>
-                <w:color w:val="000000"/>
-              </w:rPr>
-            </w:pPr>
-            <w:r>
-              <w:rPr>
-                <w:rFonts w:ascii="Helvetica" w:hAnsi="Helvetica" w:eastAsia="Helvetica" w:cs="Helvetica"/>
-                <w:i w:val="false"/>
-                <w:b w:val="false"/>
-                <w:u w:val="none"/>
-                <w:sz w:val="22"/>
-                <w:szCs w:val="22"/>
-                <w:color w:val="000000"/>
-              </w:rPr>
-              <w:t xml:space="preserve">0.530</w:t>
+              <w:t xml:space="preserve">142</w:t>
+            </w:r>
+          </w:p>
+        </w:tc>
+        <w:tc>
+          <w:tcPr>
+            <w:tcBorders>
+              <w:bottom w:val="none" w:sz="0" w:space="0" w:color="000000"/>
+              <w:top w:val="none" w:sz="0" w:space="0" w:color="000000"/>
+              <w:left w:val="none" w:sz="0" w:space="0" w:color="000000"/>
+              <w:right w:val="none" w:sz="0" w:space="0" w:color="000000"/>
+            </w:tcBorders>
+            <w:shd w:val="clear" w:color="auto" w:fill="FFFFFF"/>
+            <w:tcMar>
+              <w:top w:w="0" w:type="dxa"/>
+              <w:bottom w:w="0" w:type="dxa"/>
+              <w:left w:w="0" w:type="dxa"/>
+              <w:right w:w="0" w:type="dxa"/>
+            </w:tcMar>
+            <w:vAlign w:val="top"/>
+          </w:tcPr>
+          <w:p>
+            <w:pPr>
+              <w:pStyle w:val="Normal"/>
+              <w:jc w:val="center"/>
+              <w:pBdr>
+                <w:bottom w:val="none" w:sz="0" w:space="0" w:color="000000"/>
+                <w:top w:val="none" w:sz="0" w:space="0" w:color="000000"/>
+                <w:left w:val="none" w:sz="0" w:space="0" w:color="000000"/>
+                <w:right w:val="none" w:sz="0" w:space="0" w:color="000000"/>
+              </w:pBdr>
+              <w:spacing w:after="100" w:before="100" w:line="240"/>
+              <w:ind w:left="100" w:right="100" w:firstLine="0" w:firstLineChars="0"/>
+              <w:rPr>
+                <w:rFonts w:ascii="Helvetica" w:hAnsi="Helvetica" w:eastAsia="Helvetica" w:cs="Helvetica"/>
+                <w:i w:val="false"/>
+                <w:b w:val="false"/>
+                <w:u w:val="none"/>
+                <w:sz w:val="22"/>
+                <w:szCs w:val="22"/>
+                <w:color w:val="000000"/>
+              </w:rPr>
+            </w:pPr>
+            <w:r>
+              <w:rPr>
+                <w:rFonts w:ascii="Helvetica" w:hAnsi="Helvetica" w:eastAsia="Helvetica" w:cs="Helvetica"/>
+                <w:i w:val="false"/>
+                <w:b w:val="false"/>
+                <w:u w:val="none"/>
+                <w:sz w:val="22"/>
+                <w:szCs w:val="22"/>
+                <w:color w:val="000000"/>
+              </w:rPr>
+              <w:t xml:space="preserve">0.82</w:t>
+            </w:r>
+          </w:p>
+        </w:tc>
+        <w:tc>
+          <w:tcPr>
+            <w:tcBorders>
+              <w:bottom w:val="none" w:sz="0" w:space="0" w:color="000000"/>
+              <w:top w:val="none" w:sz="0" w:space="0" w:color="000000"/>
+              <w:left w:val="none" w:sz="0" w:space="0" w:color="000000"/>
+              <w:right w:val="none" w:sz="0" w:space="0" w:color="000000"/>
+            </w:tcBorders>
+            <w:shd w:val="clear" w:color="auto" w:fill="FFFFFF"/>
+            <w:tcMar>
+              <w:top w:w="0" w:type="dxa"/>
+              <w:bottom w:w="0" w:type="dxa"/>
+              <w:left w:w="0" w:type="dxa"/>
+              <w:right w:w="0" w:type="dxa"/>
+            </w:tcMar>
+            <w:vAlign w:val="top"/>
+          </w:tcPr>
+          <w:p>
+            <w:pPr>
+              <w:pStyle w:val="Normal"/>
+              <w:jc w:val="center"/>
+              <w:pBdr>
+                <w:bottom w:val="none" w:sz="0" w:space="0" w:color="000000"/>
+                <w:top w:val="none" w:sz="0" w:space="0" w:color="000000"/>
+                <w:left w:val="none" w:sz="0" w:space="0" w:color="000000"/>
+                <w:right w:val="none" w:sz="0" w:space="0" w:color="000000"/>
+              </w:pBdr>
+              <w:spacing w:after="100" w:before="100" w:line="240"/>
+              <w:ind w:left="100" w:right="100" w:firstLine="0" w:firstLineChars="0"/>
+              <w:rPr>
+                <w:rFonts w:ascii="Helvetica" w:hAnsi="Helvetica" w:eastAsia="Helvetica" w:cs="Helvetica"/>
+                <w:i w:val="false"/>
+                <w:b w:val="false"/>
+                <w:u w:val="none"/>
+                <w:sz w:val="22"/>
+                <w:szCs w:val="22"/>
+                <w:color w:val="000000"/>
+              </w:rPr>
+            </w:pPr>
+            <w:r>
+              <w:rPr>
+                <w:rFonts w:ascii="Helvetica" w:hAnsi="Helvetica" w:eastAsia="Helvetica" w:cs="Helvetica"/>
+                <w:i w:val="false"/>
+                <w:b w:val="false"/>
+                <w:u w:val="none"/>
+                <w:sz w:val="22"/>
+                <w:szCs w:val="22"/>
+                <w:color w:val="000000"/>
+              </w:rPr>
+              <w:t xml:space="preserve">0.22, 3.00</w:t>
+            </w:r>
+          </w:p>
+        </w:tc>
+        <w:tc>
+          <w:tcPr>
+            <w:tcBorders>
+              <w:bottom w:val="none" w:sz="0" w:space="0" w:color="000000"/>
+              <w:top w:val="none" w:sz="0" w:space="0" w:color="000000"/>
+              <w:left w:val="none" w:sz="0" w:space="0" w:color="000000"/>
+              <w:right w:val="none" w:sz="0" w:space="0" w:color="000000"/>
+            </w:tcBorders>
+            <w:shd w:val="clear" w:color="auto" w:fill="FFFFFF"/>
+            <w:tcMar>
+              <w:top w:w="0" w:type="dxa"/>
+              <w:bottom w:w="0" w:type="dxa"/>
+              <w:left w:w="0" w:type="dxa"/>
+              <w:right w:w="0" w:type="dxa"/>
+            </w:tcMar>
+            <w:vAlign w:val="top"/>
+          </w:tcPr>
+          <w:p>
+            <w:pPr>
+              <w:pStyle w:val="Normal"/>
+              <w:jc w:val="center"/>
+              <w:pBdr>
+                <w:bottom w:val="none" w:sz="0" w:space="0" w:color="000000"/>
+                <w:top w:val="none" w:sz="0" w:space="0" w:color="000000"/>
+                <w:left w:val="none" w:sz="0" w:space="0" w:color="000000"/>
+                <w:right w:val="none" w:sz="0" w:space="0" w:color="000000"/>
+              </w:pBdr>
+              <w:spacing w:after="100" w:before="100" w:line="240"/>
+              <w:ind w:left="100" w:right="100" w:firstLine="0" w:firstLineChars="0"/>
+              <w:rPr>
+                <w:rFonts w:ascii="Helvetica" w:hAnsi="Helvetica" w:eastAsia="Helvetica" w:cs="Helvetica"/>
+                <w:i w:val="false"/>
+                <w:b w:val="false"/>
+                <w:u w:val="none"/>
+                <w:sz w:val="22"/>
+                <w:szCs w:val="22"/>
+                <w:color w:val="000000"/>
+              </w:rPr>
+            </w:pPr>
+            <w:r>
+              <w:rPr>
+                <w:rFonts w:ascii="Helvetica" w:hAnsi="Helvetica" w:eastAsia="Helvetica" w:cs="Helvetica"/>
+                <w:i w:val="false"/>
+                <w:b w:val="false"/>
+                <w:u w:val="none"/>
+                <w:sz w:val="22"/>
+                <w:szCs w:val="22"/>
+                <w:color w:val="000000"/>
+              </w:rPr>
+              <w:t xml:space="preserve">0.760</w:t>
+            </w:r>
+          </w:p>
+        </w:tc>
+        <w:tc>
+          <w:tcPr>
+            <w:tcBorders>
+              <w:bottom w:val="none" w:sz="0" w:space="0" w:color="000000"/>
+              <w:top w:val="none" w:sz="0" w:space="0" w:color="000000"/>
+              <w:left w:val="none" w:sz="0" w:space="0" w:color="000000"/>
+              <w:right w:val="none" w:sz="0" w:space="0" w:color="000000"/>
+            </w:tcBorders>
+            <w:shd w:val="clear" w:color="auto" w:fill="FFFFFF"/>
+            <w:tcMar>
+              <w:top w:w="0" w:type="dxa"/>
+              <w:bottom w:w="0" w:type="dxa"/>
+              <w:left w:w="0" w:type="dxa"/>
+              <w:right w:w="0" w:type="dxa"/>
+            </w:tcMar>
+            <w:vAlign w:val="top"/>
+          </w:tcPr>
+          <w:p>
+            <w:pPr>
+              <w:pStyle w:val="Normal"/>
+              <w:jc w:val="center"/>
+              <w:pBdr>
+                <w:bottom w:val="none" w:sz="0" w:space="0" w:color="000000"/>
+                <w:top w:val="none" w:sz="0" w:space="0" w:color="000000"/>
+                <w:left w:val="none" w:sz="0" w:space="0" w:color="000000"/>
+                <w:right w:val="none" w:sz="0" w:space="0" w:color="000000"/>
+              </w:pBdr>
+              <w:spacing w:after="100" w:before="100" w:line="240"/>
+              <w:ind w:left="100" w:right="100" w:firstLine="0" w:firstLineChars="0"/>
+              <w:rPr>
+                <w:rFonts w:ascii="Helvetica" w:hAnsi="Helvetica" w:eastAsia="Helvetica" w:cs="Helvetica"/>
+                <w:i w:val="false"/>
+                <w:b w:val="false"/>
+                <w:u w:val="none"/>
+                <w:sz w:val="22"/>
+                <w:szCs w:val="22"/>
+                <w:color w:val="000000"/>
+              </w:rPr>
+            </w:pPr>
+            <w:r>
+              <w:rPr>
+                <w:rFonts w:ascii="Helvetica" w:hAnsi="Helvetica" w:eastAsia="Helvetica" w:cs="Helvetica"/>
+                <w:i w:val="false"/>
+                <w:b w:val="false"/>
+                <w:u w:val="none"/>
+                <w:sz w:val="22"/>
+                <w:szCs w:val="22"/>
+                <w:color w:val="000000"/>
+              </w:rPr>
+              <w:t xml:space="preserve">142</w:t>
+            </w:r>
+          </w:p>
+        </w:tc>
+        <w:tc>
+          <w:tcPr>
+            <w:tcBorders>
+              <w:bottom w:val="none" w:sz="0" w:space="0" w:color="000000"/>
+              <w:top w:val="none" w:sz="0" w:space="0" w:color="000000"/>
+              <w:left w:val="none" w:sz="0" w:space="0" w:color="000000"/>
+              <w:right w:val="none" w:sz="0" w:space="0" w:color="000000"/>
+            </w:tcBorders>
+            <w:shd w:val="clear" w:color="auto" w:fill="FFFFFF"/>
+            <w:tcMar>
+              <w:top w:w="0" w:type="dxa"/>
+              <w:bottom w:w="0" w:type="dxa"/>
+              <w:left w:w="0" w:type="dxa"/>
+              <w:right w:w="0" w:type="dxa"/>
+            </w:tcMar>
+            <w:vAlign w:val="top"/>
+          </w:tcPr>
+          <w:p>
+            <w:pPr>
+              <w:pStyle w:val="Normal"/>
+              <w:jc w:val="center"/>
+              <w:pBdr>
+                <w:bottom w:val="none" w:sz="0" w:space="0" w:color="000000"/>
+                <w:top w:val="none" w:sz="0" w:space="0" w:color="000000"/>
+                <w:left w:val="none" w:sz="0" w:space="0" w:color="000000"/>
+                <w:right w:val="none" w:sz="0" w:space="0" w:color="000000"/>
+              </w:pBdr>
+              <w:spacing w:after="100" w:before="100" w:line="240"/>
+              <w:ind w:left="100" w:right="100" w:firstLine="0" w:firstLineChars="0"/>
+              <w:rPr>
+                <w:rFonts w:ascii="Helvetica" w:hAnsi="Helvetica" w:eastAsia="Helvetica" w:cs="Helvetica"/>
+                <w:i w:val="false"/>
+                <w:b w:val="false"/>
+                <w:u w:val="none"/>
+                <w:sz w:val="22"/>
+                <w:szCs w:val="22"/>
+                <w:color w:val="000000"/>
+              </w:rPr>
+            </w:pPr>
+            <w:r>
+              <w:rPr>
+                <w:rFonts w:ascii="Helvetica" w:hAnsi="Helvetica" w:eastAsia="Helvetica" w:cs="Helvetica"/>
+                <w:i w:val="false"/>
+                <w:b w:val="false"/>
+                <w:u w:val="none"/>
+                <w:sz w:val="22"/>
+                <w:szCs w:val="22"/>
+                <w:color w:val="000000"/>
+              </w:rPr>
+              <w:t xml:space="preserve">0.38</w:t>
+            </w:r>
+          </w:p>
+        </w:tc>
+        <w:tc>
+          <w:tcPr>
+            <w:tcBorders>
+              <w:bottom w:val="none" w:sz="0" w:space="0" w:color="000000"/>
+              <w:top w:val="none" w:sz="0" w:space="0" w:color="000000"/>
+              <w:left w:val="none" w:sz="0" w:space="0" w:color="000000"/>
+              <w:right w:val="none" w:sz="0" w:space="0" w:color="000000"/>
+            </w:tcBorders>
+            <w:shd w:val="clear" w:color="auto" w:fill="FFFFFF"/>
+            <w:tcMar>
+              <w:top w:w="0" w:type="dxa"/>
+              <w:bottom w:w="0" w:type="dxa"/>
+              <w:left w:w="0" w:type="dxa"/>
+              <w:right w:w="0" w:type="dxa"/>
+            </w:tcMar>
+            <w:vAlign w:val="top"/>
+          </w:tcPr>
+          <w:p>
+            <w:pPr>
+              <w:pStyle w:val="Normal"/>
+              <w:jc w:val="center"/>
+              <w:pBdr>
+                <w:bottom w:val="none" w:sz="0" w:space="0" w:color="000000"/>
+                <w:top w:val="none" w:sz="0" w:space="0" w:color="000000"/>
+                <w:left w:val="none" w:sz="0" w:space="0" w:color="000000"/>
+                <w:right w:val="none" w:sz="0" w:space="0" w:color="000000"/>
+              </w:pBdr>
+              <w:spacing w:after="100" w:before="100" w:line="240"/>
+              <w:ind w:left="100" w:right="100" w:firstLine="0" w:firstLineChars="0"/>
+              <w:rPr>
+                <w:rFonts w:ascii="Helvetica" w:hAnsi="Helvetica" w:eastAsia="Helvetica" w:cs="Helvetica"/>
+                <w:i w:val="false"/>
+                <w:b w:val="false"/>
+                <w:u w:val="none"/>
+                <w:sz w:val="22"/>
+                <w:szCs w:val="22"/>
+                <w:color w:val="000000"/>
+              </w:rPr>
+            </w:pPr>
+            <w:r>
+              <w:rPr>
+                <w:rFonts w:ascii="Helvetica" w:hAnsi="Helvetica" w:eastAsia="Helvetica" w:cs="Helvetica"/>
+                <w:i w:val="false"/>
+                <w:b w:val="false"/>
+                <w:u w:val="none"/>
+                <w:sz w:val="22"/>
+                <w:szCs w:val="22"/>
+                <w:color w:val="000000"/>
+              </w:rPr>
+              <w:t xml:space="preserve">0.03, 5.36</w:t>
+            </w:r>
+          </w:p>
+        </w:tc>
+        <w:tc>
+          <w:tcPr>
+            <w:tcBorders>
+              <w:bottom w:val="none" w:sz="0" w:space="0" w:color="000000"/>
+              <w:top w:val="none" w:sz="0" w:space="0" w:color="000000"/>
+              <w:left w:val="none" w:sz="0" w:space="0" w:color="000000"/>
+              <w:right w:val="none" w:sz="0" w:space="0" w:color="000000"/>
+            </w:tcBorders>
+            <w:shd w:val="clear" w:color="auto" w:fill="FFFFFF"/>
+            <w:tcMar>
+              <w:top w:w="0" w:type="dxa"/>
+              <w:bottom w:w="0" w:type="dxa"/>
+              <w:left w:w="0" w:type="dxa"/>
+              <w:right w:w="0" w:type="dxa"/>
+            </w:tcMar>
+            <w:vAlign w:val="top"/>
+          </w:tcPr>
+          <w:p>
+            <w:pPr>
+              <w:pStyle w:val="Normal"/>
+              <w:jc w:val="center"/>
+              <w:pBdr>
+                <w:bottom w:val="none" w:sz="0" w:space="0" w:color="000000"/>
+                <w:top w:val="none" w:sz="0" w:space="0" w:color="000000"/>
+                <w:left w:val="none" w:sz="0" w:space="0" w:color="000000"/>
+                <w:right w:val="none" w:sz="0" w:space="0" w:color="000000"/>
+              </w:pBdr>
+              <w:spacing w:after="100" w:before="100" w:line="240"/>
+              <w:ind w:left="100" w:right="100" w:firstLine="0" w:firstLineChars="0"/>
+              <w:rPr>
+                <w:rFonts w:ascii="Helvetica" w:hAnsi="Helvetica" w:eastAsia="Helvetica" w:cs="Helvetica"/>
+                <w:i w:val="false"/>
+                <w:b w:val="false"/>
+                <w:u w:val="none"/>
+                <w:sz w:val="22"/>
+                <w:szCs w:val="22"/>
+                <w:color w:val="000000"/>
+              </w:rPr>
+            </w:pPr>
+            <w:r>
+              <w:rPr>
+                <w:rFonts w:ascii="Helvetica" w:hAnsi="Helvetica" w:eastAsia="Helvetica" w:cs="Helvetica"/>
+                <w:i w:val="false"/>
+                <w:b w:val="false"/>
+                <w:u w:val="none"/>
+                <w:sz w:val="22"/>
+                <w:szCs w:val="22"/>
+                <w:color w:val="000000"/>
+              </w:rPr>
+              <w:t xml:space="preserve">0.470</w:t>
             </w:r>
           </w:p>
         </w:tc>
@@ -10981,7 +10981,7 @@
                 <w:szCs w:val="22"/>
                 <w:color w:val="000000"/>
               </w:rPr>
-              <w:t xml:space="preserve">143</w:t>
+              <w:t xml:space="preserve">142</w:t>
             </w:r>
           </w:p>
         </w:tc>
@@ -11087,272 +11087,272 @@
                 <w:szCs w:val="22"/>
                 <w:color w:val="000000"/>
               </w:rPr>
-              <w:t xml:space="preserve">0.07, 4.60</w:t>
-            </w:r>
-          </w:p>
-        </w:tc>
-        <w:tc>
-          <w:tcPr>
-            <w:tcBorders>
-              <w:bottom w:val="none" w:sz="0" w:space="0" w:color="000000"/>
-              <w:top w:val="none" w:sz="0" w:space="0" w:color="000000"/>
-              <w:left w:val="none" w:sz="0" w:space="0" w:color="000000"/>
-              <w:right w:val="none" w:sz="0" w:space="0" w:color="000000"/>
-            </w:tcBorders>
-            <w:shd w:val="clear" w:color="auto" w:fill="FFFFFF"/>
-            <w:tcMar>
-              <w:top w:w="0" w:type="dxa"/>
-              <w:bottom w:w="0" w:type="dxa"/>
-              <w:left w:w="0" w:type="dxa"/>
-              <w:right w:w="0" w:type="dxa"/>
-            </w:tcMar>
-            <w:vAlign w:val="top"/>
-          </w:tcPr>
-          <w:p>
-            <w:pPr>
-              <w:pStyle w:val="Normal"/>
-              <w:jc w:val="center"/>
-              <w:pBdr>
-                <w:bottom w:val="none" w:sz="0" w:space="0" w:color="000000"/>
-                <w:top w:val="none" w:sz="0" w:space="0" w:color="000000"/>
-                <w:left w:val="none" w:sz="0" w:space="0" w:color="000000"/>
-                <w:right w:val="none" w:sz="0" w:space="0" w:color="000000"/>
-              </w:pBdr>
-              <w:spacing w:after="100" w:before="100" w:line="240"/>
-              <w:ind w:left="100" w:right="100" w:firstLine="0" w:firstLineChars="0"/>
-              <w:rPr>
-                <w:rFonts w:ascii="Helvetica" w:hAnsi="Helvetica" w:eastAsia="Helvetica" w:cs="Helvetica"/>
-                <w:i w:val="false"/>
-                <w:b w:val="false"/>
-                <w:u w:val="none"/>
-                <w:sz w:val="22"/>
-                <w:szCs w:val="22"/>
-                <w:color w:val="000000"/>
-              </w:rPr>
-            </w:pPr>
-            <w:r>
-              <w:rPr>
-                <w:rFonts w:ascii="Helvetica" w:hAnsi="Helvetica" w:eastAsia="Helvetica" w:cs="Helvetica"/>
-                <w:i w:val="false"/>
-                <w:b w:val="false"/>
-                <w:u w:val="none"/>
-                <w:sz w:val="22"/>
-                <w:szCs w:val="22"/>
-                <w:color w:val="000000"/>
-              </w:rPr>
-              <w:t xml:space="preserve">0.580</w:t>
-            </w:r>
-          </w:p>
-        </w:tc>
-        <w:tc>
-          <w:tcPr>
-            <w:tcBorders>
-              <w:bottom w:val="none" w:sz="0" w:space="0" w:color="000000"/>
-              <w:top w:val="none" w:sz="0" w:space="0" w:color="000000"/>
-              <w:left w:val="none" w:sz="0" w:space="0" w:color="000000"/>
-              <w:right w:val="none" w:sz="0" w:space="0" w:color="000000"/>
-            </w:tcBorders>
-            <w:shd w:val="clear" w:color="auto" w:fill="FFFFFF"/>
-            <w:tcMar>
-              <w:top w:w="0" w:type="dxa"/>
-              <w:bottom w:w="0" w:type="dxa"/>
-              <w:left w:w="0" w:type="dxa"/>
-              <w:right w:w="0" w:type="dxa"/>
-            </w:tcMar>
-            <w:vAlign w:val="top"/>
-          </w:tcPr>
-          <w:p>
-            <w:pPr>
-              <w:pStyle w:val="Normal"/>
-              <w:jc w:val="center"/>
-              <w:pBdr>
-                <w:bottom w:val="none" w:sz="0" w:space="0" w:color="000000"/>
-                <w:top w:val="none" w:sz="0" w:space="0" w:color="000000"/>
-                <w:left w:val="none" w:sz="0" w:space="0" w:color="000000"/>
-                <w:right w:val="none" w:sz="0" w:space="0" w:color="000000"/>
-              </w:pBdr>
-              <w:spacing w:after="100" w:before="100" w:line="240"/>
-              <w:ind w:left="100" w:right="100" w:firstLine="0" w:firstLineChars="0"/>
-              <w:rPr>
-                <w:rFonts w:ascii="Helvetica" w:hAnsi="Helvetica" w:eastAsia="Helvetica" w:cs="Helvetica"/>
-                <w:i w:val="false"/>
-                <w:b w:val="false"/>
-                <w:u w:val="none"/>
-                <w:sz w:val="22"/>
-                <w:szCs w:val="22"/>
-                <w:color w:val="000000"/>
-              </w:rPr>
-            </w:pPr>
-            <w:r>
-              <w:rPr>
-                <w:rFonts w:ascii="Helvetica" w:hAnsi="Helvetica" w:eastAsia="Helvetica" w:cs="Helvetica"/>
-                <w:i w:val="false"/>
-                <w:b w:val="false"/>
-                <w:u w:val="none"/>
-                <w:sz w:val="22"/>
-                <w:szCs w:val="22"/>
-                <w:color w:val="000000"/>
-              </w:rPr>
-              <w:t xml:space="preserve">143</w:t>
-            </w:r>
-          </w:p>
-        </w:tc>
-        <w:tc>
-          <w:tcPr>
-            <w:tcBorders>
-              <w:bottom w:val="none" w:sz="0" w:space="0" w:color="000000"/>
-              <w:top w:val="none" w:sz="0" w:space="0" w:color="000000"/>
-              <w:left w:val="none" w:sz="0" w:space="0" w:color="000000"/>
-              <w:right w:val="none" w:sz="0" w:space="0" w:color="000000"/>
-            </w:tcBorders>
-            <w:shd w:val="clear" w:color="auto" w:fill="FFFFFF"/>
-            <w:tcMar>
-              <w:top w:w="0" w:type="dxa"/>
-              <w:bottom w:w="0" w:type="dxa"/>
-              <w:left w:w="0" w:type="dxa"/>
-              <w:right w:w="0" w:type="dxa"/>
-            </w:tcMar>
-            <w:vAlign w:val="top"/>
-          </w:tcPr>
-          <w:p>
-            <w:pPr>
-              <w:pStyle w:val="Normal"/>
-              <w:jc w:val="center"/>
-              <w:pBdr>
-                <w:bottom w:val="none" w:sz="0" w:space="0" w:color="000000"/>
-                <w:top w:val="none" w:sz="0" w:space="0" w:color="000000"/>
-                <w:left w:val="none" w:sz="0" w:space="0" w:color="000000"/>
-                <w:right w:val="none" w:sz="0" w:space="0" w:color="000000"/>
-              </w:pBdr>
-              <w:spacing w:after="100" w:before="100" w:line="240"/>
-              <w:ind w:left="100" w:right="100" w:firstLine="0" w:firstLineChars="0"/>
-              <w:rPr>
-                <w:rFonts w:ascii="Helvetica" w:hAnsi="Helvetica" w:eastAsia="Helvetica" w:cs="Helvetica"/>
-                <w:i w:val="false"/>
-                <w:b w:val="false"/>
-                <w:u w:val="none"/>
-                <w:sz w:val="22"/>
-                <w:szCs w:val="22"/>
-                <w:color w:val="000000"/>
-              </w:rPr>
-            </w:pPr>
-            <w:r>
-              <w:rPr>
-                <w:rFonts w:ascii="Helvetica" w:hAnsi="Helvetica" w:eastAsia="Helvetica" w:cs="Helvetica"/>
-                <w:i w:val="false"/>
-                <w:b w:val="false"/>
-                <w:u w:val="none"/>
-                <w:sz w:val="22"/>
-                <w:szCs w:val="22"/>
-                <w:color w:val="000000"/>
-              </w:rPr>
-              <w:t xml:space="preserve">0.40</w:t>
-            </w:r>
-          </w:p>
-        </w:tc>
-        <w:tc>
-          <w:tcPr>
-            <w:tcBorders>
-              <w:bottom w:val="none" w:sz="0" w:space="0" w:color="000000"/>
-              <w:top w:val="none" w:sz="0" w:space="0" w:color="000000"/>
-              <w:left w:val="none" w:sz="0" w:space="0" w:color="000000"/>
-              <w:right w:val="none" w:sz="0" w:space="0" w:color="000000"/>
-            </w:tcBorders>
-            <w:shd w:val="clear" w:color="auto" w:fill="FFFFFF"/>
-            <w:tcMar>
-              <w:top w:w="0" w:type="dxa"/>
-              <w:bottom w:w="0" w:type="dxa"/>
-              <w:left w:w="0" w:type="dxa"/>
-              <w:right w:w="0" w:type="dxa"/>
-            </w:tcMar>
-            <w:vAlign w:val="top"/>
-          </w:tcPr>
-          <w:p>
-            <w:pPr>
-              <w:pStyle w:val="Normal"/>
-              <w:jc w:val="center"/>
-              <w:pBdr>
-                <w:bottom w:val="none" w:sz="0" w:space="0" w:color="000000"/>
-                <w:top w:val="none" w:sz="0" w:space="0" w:color="000000"/>
-                <w:left w:val="none" w:sz="0" w:space="0" w:color="000000"/>
-                <w:right w:val="none" w:sz="0" w:space="0" w:color="000000"/>
-              </w:pBdr>
-              <w:spacing w:after="100" w:before="100" w:line="240"/>
-              <w:ind w:left="100" w:right="100" w:firstLine="0" w:firstLineChars="0"/>
-              <w:rPr>
-                <w:rFonts w:ascii="Helvetica" w:hAnsi="Helvetica" w:eastAsia="Helvetica" w:cs="Helvetica"/>
-                <w:i w:val="false"/>
-                <w:b w:val="false"/>
-                <w:u w:val="none"/>
-                <w:sz w:val="22"/>
-                <w:szCs w:val="22"/>
-                <w:color w:val="000000"/>
-              </w:rPr>
-            </w:pPr>
-            <w:r>
-              <w:rPr>
-                <w:rFonts w:ascii="Helvetica" w:hAnsi="Helvetica" w:eastAsia="Helvetica" w:cs="Helvetica"/>
-                <w:i w:val="false"/>
-                <w:b w:val="false"/>
-                <w:u w:val="none"/>
-                <w:sz w:val="22"/>
-                <w:szCs w:val="22"/>
-                <w:color w:val="000000"/>
-              </w:rPr>
-              <w:t xml:space="preserve">0.07, 2.23</w:t>
-            </w:r>
-          </w:p>
-        </w:tc>
-        <w:tc>
-          <w:tcPr>
-            <w:tcBorders>
-              <w:bottom w:val="none" w:sz="0" w:space="0" w:color="000000"/>
-              <w:top w:val="none" w:sz="0" w:space="0" w:color="000000"/>
-              <w:left w:val="none" w:sz="0" w:space="0" w:color="000000"/>
-              <w:right w:val="none" w:sz="0" w:space="0" w:color="000000"/>
-            </w:tcBorders>
-            <w:shd w:val="clear" w:color="auto" w:fill="FFFFFF"/>
-            <w:tcMar>
-              <w:top w:w="0" w:type="dxa"/>
-              <w:bottom w:w="0" w:type="dxa"/>
-              <w:left w:w="0" w:type="dxa"/>
-              <w:right w:w="0" w:type="dxa"/>
-            </w:tcMar>
-            <w:vAlign w:val="top"/>
-          </w:tcPr>
-          <w:p>
-            <w:pPr>
-              <w:pStyle w:val="Normal"/>
-              <w:jc w:val="center"/>
-              <w:pBdr>
-                <w:bottom w:val="none" w:sz="0" w:space="0" w:color="000000"/>
-                <w:top w:val="none" w:sz="0" w:space="0" w:color="000000"/>
-                <w:left w:val="none" w:sz="0" w:space="0" w:color="000000"/>
-                <w:right w:val="none" w:sz="0" w:space="0" w:color="000000"/>
-              </w:pBdr>
-              <w:spacing w:after="100" w:before="100" w:line="240"/>
-              <w:ind w:left="100" w:right="100" w:firstLine="0" w:firstLineChars="0"/>
-              <w:rPr>
-                <w:rFonts w:ascii="Helvetica" w:hAnsi="Helvetica" w:eastAsia="Helvetica" w:cs="Helvetica"/>
-                <w:i w:val="false"/>
-                <w:b w:val="false"/>
-                <w:u w:val="none"/>
-                <w:sz w:val="22"/>
-                <w:szCs w:val="22"/>
-                <w:color w:val="000000"/>
-              </w:rPr>
-            </w:pPr>
-            <w:r>
-              <w:rPr>
-                <w:rFonts w:ascii="Helvetica" w:hAnsi="Helvetica" w:eastAsia="Helvetica" w:cs="Helvetica"/>
-                <w:i w:val="false"/>
-                <w:b w:val="false"/>
-                <w:u w:val="none"/>
-                <w:sz w:val="22"/>
-                <w:szCs w:val="22"/>
-                <w:color w:val="000000"/>
-              </w:rPr>
-              <w:t xml:space="preserve">0.300</w:t>
+              <w:t xml:space="preserve">0.07, 4.64</w:t>
+            </w:r>
+          </w:p>
+        </w:tc>
+        <w:tc>
+          <w:tcPr>
+            <w:tcBorders>
+              <w:bottom w:val="none" w:sz="0" w:space="0" w:color="000000"/>
+              <w:top w:val="none" w:sz="0" w:space="0" w:color="000000"/>
+              <w:left w:val="none" w:sz="0" w:space="0" w:color="000000"/>
+              <w:right w:val="none" w:sz="0" w:space="0" w:color="000000"/>
+            </w:tcBorders>
+            <w:shd w:val="clear" w:color="auto" w:fill="FFFFFF"/>
+            <w:tcMar>
+              <w:top w:w="0" w:type="dxa"/>
+              <w:bottom w:w="0" w:type="dxa"/>
+              <w:left w:w="0" w:type="dxa"/>
+              <w:right w:w="0" w:type="dxa"/>
+            </w:tcMar>
+            <w:vAlign w:val="top"/>
+          </w:tcPr>
+          <w:p>
+            <w:pPr>
+              <w:pStyle w:val="Normal"/>
+              <w:jc w:val="center"/>
+              <w:pBdr>
+                <w:bottom w:val="none" w:sz="0" w:space="0" w:color="000000"/>
+                <w:top w:val="none" w:sz="0" w:space="0" w:color="000000"/>
+                <w:left w:val="none" w:sz="0" w:space="0" w:color="000000"/>
+                <w:right w:val="none" w:sz="0" w:space="0" w:color="000000"/>
+              </w:pBdr>
+              <w:spacing w:after="100" w:before="100" w:line="240"/>
+              <w:ind w:left="100" w:right="100" w:firstLine="0" w:firstLineChars="0"/>
+              <w:rPr>
+                <w:rFonts w:ascii="Helvetica" w:hAnsi="Helvetica" w:eastAsia="Helvetica" w:cs="Helvetica"/>
+                <w:i w:val="false"/>
+                <w:b w:val="false"/>
+                <w:u w:val="none"/>
+                <w:sz w:val="22"/>
+                <w:szCs w:val="22"/>
+                <w:color w:val="000000"/>
+              </w:rPr>
+            </w:pPr>
+            <w:r>
+              <w:rPr>
+                <w:rFonts w:ascii="Helvetica" w:hAnsi="Helvetica" w:eastAsia="Helvetica" w:cs="Helvetica"/>
+                <w:i w:val="false"/>
+                <w:b w:val="false"/>
+                <w:u w:val="none"/>
+                <w:sz w:val="22"/>
+                <w:szCs w:val="22"/>
+                <w:color w:val="000000"/>
+              </w:rPr>
+              <w:t xml:space="preserve">0.590</w:t>
+            </w:r>
+          </w:p>
+        </w:tc>
+        <w:tc>
+          <w:tcPr>
+            <w:tcBorders>
+              <w:bottom w:val="none" w:sz="0" w:space="0" w:color="000000"/>
+              <w:top w:val="none" w:sz="0" w:space="0" w:color="000000"/>
+              <w:left w:val="none" w:sz="0" w:space="0" w:color="000000"/>
+              <w:right w:val="none" w:sz="0" w:space="0" w:color="000000"/>
+            </w:tcBorders>
+            <w:shd w:val="clear" w:color="auto" w:fill="FFFFFF"/>
+            <w:tcMar>
+              <w:top w:w="0" w:type="dxa"/>
+              <w:bottom w:w="0" w:type="dxa"/>
+              <w:left w:w="0" w:type="dxa"/>
+              <w:right w:w="0" w:type="dxa"/>
+            </w:tcMar>
+            <w:vAlign w:val="top"/>
+          </w:tcPr>
+          <w:p>
+            <w:pPr>
+              <w:pStyle w:val="Normal"/>
+              <w:jc w:val="center"/>
+              <w:pBdr>
+                <w:bottom w:val="none" w:sz="0" w:space="0" w:color="000000"/>
+                <w:top w:val="none" w:sz="0" w:space="0" w:color="000000"/>
+                <w:left w:val="none" w:sz="0" w:space="0" w:color="000000"/>
+                <w:right w:val="none" w:sz="0" w:space="0" w:color="000000"/>
+              </w:pBdr>
+              <w:spacing w:after="100" w:before="100" w:line="240"/>
+              <w:ind w:left="100" w:right="100" w:firstLine="0" w:firstLineChars="0"/>
+              <w:rPr>
+                <w:rFonts w:ascii="Helvetica" w:hAnsi="Helvetica" w:eastAsia="Helvetica" w:cs="Helvetica"/>
+                <w:i w:val="false"/>
+                <w:b w:val="false"/>
+                <w:u w:val="none"/>
+                <w:sz w:val="22"/>
+                <w:szCs w:val="22"/>
+                <w:color w:val="000000"/>
+              </w:rPr>
+            </w:pPr>
+            <w:r>
+              <w:rPr>
+                <w:rFonts w:ascii="Helvetica" w:hAnsi="Helvetica" w:eastAsia="Helvetica" w:cs="Helvetica"/>
+                <w:i w:val="false"/>
+                <w:b w:val="false"/>
+                <w:u w:val="none"/>
+                <w:sz w:val="22"/>
+                <w:szCs w:val="22"/>
+                <w:color w:val="000000"/>
+              </w:rPr>
+              <w:t xml:space="preserve">142</w:t>
+            </w:r>
+          </w:p>
+        </w:tc>
+        <w:tc>
+          <w:tcPr>
+            <w:tcBorders>
+              <w:bottom w:val="none" w:sz="0" w:space="0" w:color="000000"/>
+              <w:top w:val="none" w:sz="0" w:space="0" w:color="000000"/>
+              <w:left w:val="none" w:sz="0" w:space="0" w:color="000000"/>
+              <w:right w:val="none" w:sz="0" w:space="0" w:color="000000"/>
+            </w:tcBorders>
+            <w:shd w:val="clear" w:color="auto" w:fill="FFFFFF"/>
+            <w:tcMar>
+              <w:top w:w="0" w:type="dxa"/>
+              <w:bottom w:w="0" w:type="dxa"/>
+              <w:left w:w="0" w:type="dxa"/>
+              <w:right w:w="0" w:type="dxa"/>
+            </w:tcMar>
+            <w:vAlign w:val="top"/>
+          </w:tcPr>
+          <w:p>
+            <w:pPr>
+              <w:pStyle w:val="Normal"/>
+              <w:jc w:val="center"/>
+              <w:pBdr>
+                <w:bottom w:val="none" w:sz="0" w:space="0" w:color="000000"/>
+                <w:top w:val="none" w:sz="0" w:space="0" w:color="000000"/>
+                <w:left w:val="none" w:sz="0" w:space="0" w:color="000000"/>
+                <w:right w:val="none" w:sz="0" w:space="0" w:color="000000"/>
+              </w:pBdr>
+              <w:spacing w:after="100" w:before="100" w:line="240"/>
+              <w:ind w:left="100" w:right="100" w:firstLine="0" w:firstLineChars="0"/>
+              <w:rPr>
+                <w:rFonts w:ascii="Helvetica" w:hAnsi="Helvetica" w:eastAsia="Helvetica" w:cs="Helvetica"/>
+                <w:i w:val="false"/>
+                <w:b w:val="false"/>
+                <w:u w:val="none"/>
+                <w:sz w:val="22"/>
+                <w:szCs w:val="22"/>
+                <w:color w:val="000000"/>
+              </w:rPr>
+            </w:pPr>
+            <w:r>
+              <w:rPr>
+                <w:rFonts w:ascii="Helvetica" w:hAnsi="Helvetica" w:eastAsia="Helvetica" w:cs="Helvetica"/>
+                <w:i w:val="false"/>
+                <w:b w:val="false"/>
+                <w:u w:val="none"/>
+                <w:sz w:val="22"/>
+                <w:szCs w:val="22"/>
+                <w:color w:val="000000"/>
+              </w:rPr>
+              <w:t xml:space="preserve">0.38</w:t>
+            </w:r>
+          </w:p>
+        </w:tc>
+        <w:tc>
+          <w:tcPr>
+            <w:tcBorders>
+              <w:bottom w:val="none" w:sz="0" w:space="0" w:color="000000"/>
+              <w:top w:val="none" w:sz="0" w:space="0" w:color="000000"/>
+              <w:left w:val="none" w:sz="0" w:space="0" w:color="000000"/>
+              <w:right w:val="none" w:sz="0" w:space="0" w:color="000000"/>
+            </w:tcBorders>
+            <w:shd w:val="clear" w:color="auto" w:fill="FFFFFF"/>
+            <w:tcMar>
+              <w:top w:w="0" w:type="dxa"/>
+              <w:bottom w:w="0" w:type="dxa"/>
+              <w:left w:w="0" w:type="dxa"/>
+              <w:right w:w="0" w:type="dxa"/>
+            </w:tcMar>
+            <w:vAlign w:val="top"/>
+          </w:tcPr>
+          <w:p>
+            <w:pPr>
+              <w:pStyle w:val="Normal"/>
+              <w:jc w:val="center"/>
+              <w:pBdr>
+                <w:bottom w:val="none" w:sz="0" w:space="0" w:color="000000"/>
+                <w:top w:val="none" w:sz="0" w:space="0" w:color="000000"/>
+                <w:left w:val="none" w:sz="0" w:space="0" w:color="000000"/>
+                <w:right w:val="none" w:sz="0" w:space="0" w:color="000000"/>
+              </w:pBdr>
+              <w:spacing w:after="100" w:before="100" w:line="240"/>
+              <w:ind w:left="100" w:right="100" w:firstLine="0" w:firstLineChars="0"/>
+              <w:rPr>
+                <w:rFonts w:ascii="Helvetica" w:hAnsi="Helvetica" w:eastAsia="Helvetica" w:cs="Helvetica"/>
+                <w:i w:val="false"/>
+                <w:b w:val="false"/>
+                <w:u w:val="none"/>
+                <w:sz w:val="22"/>
+                <w:szCs w:val="22"/>
+                <w:color w:val="000000"/>
+              </w:rPr>
+            </w:pPr>
+            <w:r>
+              <w:rPr>
+                <w:rFonts w:ascii="Helvetica" w:hAnsi="Helvetica" w:eastAsia="Helvetica" w:cs="Helvetica"/>
+                <w:i w:val="false"/>
+                <w:b w:val="false"/>
+                <w:u w:val="none"/>
+                <w:sz w:val="22"/>
+                <w:szCs w:val="22"/>
+                <w:color w:val="000000"/>
+              </w:rPr>
+              <w:t xml:space="preserve">0.07, 2.14</w:t>
+            </w:r>
+          </w:p>
+        </w:tc>
+        <w:tc>
+          <w:tcPr>
+            <w:tcBorders>
+              <w:bottom w:val="none" w:sz="0" w:space="0" w:color="000000"/>
+              <w:top w:val="none" w:sz="0" w:space="0" w:color="000000"/>
+              <w:left w:val="none" w:sz="0" w:space="0" w:color="000000"/>
+              <w:right w:val="none" w:sz="0" w:space="0" w:color="000000"/>
+            </w:tcBorders>
+            <w:shd w:val="clear" w:color="auto" w:fill="FFFFFF"/>
+            <w:tcMar>
+              <w:top w:w="0" w:type="dxa"/>
+              <w:bottom w:w="0" w:type="dxa"/>
+              <w:left w:w="0" w:type="dxa"/>
+              <w:right w:w="0" w:type="dxa"/>
+            </w:tcMar>
+            <w:vAlign w:val="top"/>
+          </w:tcPr>
+          <w:p>
+            <w:pPr>
+              <w:pStyle w:val="Normal"/>
+              <w:jc w:val="center"/>
+              <w:pBdr>
+                <w:bottom w:val="none" w:sz="0" w:space="0" w:color="000000"/>
+                <w:top w:val="none" w:sz="0" w:space="0" w:color="000000"/>
+                <w:left w:val="none" w:sz="0" w:space="0" w:color="000000"/>
+                <w:right w:val="none" w:sz="0" w:space="0" w:color="000000"/>
+              </w:pBdr>
+              <w:spacing w:after="100" w:before="100" w:line="240"/>
+              <w:ind w:left="100" w:right="100" w:firstLine="0" w:firstLineChars="0"/>
+              <w:rPr>
+                <w:rFonts w:ascii="Helvetica" w:hAnsi="Helvetica" w:eastAsia="Helvetica" w:cs="Helvetica"/>
+                <w:i w:val="false"/>
+                <w:b w:val="false"/>
+                <w:u w:val="none"/>
+                <w:sz w:val="22"/>
+                <w:szCs w:val="22"/>
+                <w:color w:val="000000"/>
+              </w:rPr>
+            </w:pPr>
+            <w:r>
+              <w:rPr>
+                <w:rFonts w:ascii="Helvetica" w:hAnsi="Helvetica" w:eastAsia="Helvetica" w:cs="Helvetica"/>
+                <w:i w:val="false"/>
+                <w:b w:val="false"/>
+                <w:u w:val="none"/>
+                <w:sz w:val="22"/>
+                <w:szCs w:val="22"/>
+                <w:color w:val="000000"/>
+              </w:rPr>
+              <w:t xml:space="preserve">0.270</w:t>
             </w:r>
           </w:p>
         </w:tc>
@@ -11464,113 +11464,325 @@
                 <w:szCs w:val="22"/>
                 <w:color w:val="000000"/>
               </w:rPr>
-              <w:t xml:space="preserve">143</w:t>
-            </w:r>
-          </w:p>
-        </w:tc>
-        <w:tc>
-          <w:tcPr>
-            <w:tcBorders>
-              <w:bottom w:val="none" w:sz="0" w:space="0" w:color="000000"/>
-              <w:top w:val="none" w:sz="0" w:space="0" w:color="000000"/>
-              <w:left w:val="none" w:sz="0" w:space="0" w:color="000000"/>
-              <w:right w:val="none" w:sz="0" w:space="0" w:color="000000"/>
-            </w:tcBorders>
-            <w:shd w:val="clear" w:color="auto" w:fill="FFFFFF"/>
-            <w:tcMar>
-              <w:top w:w="0" w:type="dxa"/>
-              <w:bottom w:w="0" w:type="dxa"/>
-              <w:left w:w="0" w:type="dxa"/>
-              <w:right w:w="0" w:type="dxa"/>
-            </w:tcMar>
-            <w:vAlign w:val="top"/>
-          </w:tcPr>
-          <w:p>
-            <w:pPr>
-              <w:pStyle w:val="Normal"/>
-              <w:jc w:val="center"/>
-              <w:pBdr>
-                <w:bottom w:val="none" w:sz="0" w:space="0" w:color="000000"/>
-                <w:top w:val="none" w:sz="0" w:space="0" w:color="000000"/>
-                <w:left w:val="none" w:sz="0" w:space="0" w:color="000000"/>
-                <w:right w:val="none" w:sz="0" w:space="0" w:color="000000"/>
-              </w:pBdr>
-              <w:spacing w:after="100" w:before="100" w:line="240"/>
-              <w:ind w:left="100" w:right="100" w:firstLine="0" w:firstLineChars="0"/>
-              <w:rPr>
-                <w:rFonts w:ascii="Helvetica" w:hAnsi="Helvetica" w:eastAsia="Helvetica" w:cs="Helvetica"/>
-                <w:i w:val="false"/>
-                <w:b w:val="false"/>
-                <w:u w:val="none"/>
-                <w:sz w:val="22"/>
-                <w:szCs w:val="22"/>
-                <w:color w:val="000000"/>
-              </w:rPr>
-            </w:pPr>
-            <w:r>
-              <w:rPr>
-                <w:rFonts w:ascii="Helvetica" w:hAnsi="Helvetica" w:eastAsia="Helvetica" w:cs="Helvetica"/>
-                <w:i w:val="false"/>
-                <w:b w:val="false"/>
-                <w:u w:val="none"/>
-                <w:sz w:val="22"/>
-                <w:szCs w:val="22"/>
-                <w:color w:val="000000"/>
-              </w:rPr>
-              <w:t xml:space="preserve">1.79</w:t>
-            </w:r>
-          </w:p>
-        </w:tc>
-        <w:tc>
-          <w:tcPr>
-            <w:tcBorders>
-              <w:bottom w:val="none" w:sz="0" w:space="0" w:color="000000"/>
-              <w:top w:val="none" w:sz="0" w:space="0" w:color="000000"/>
-              <w:left w:val="none" w:sz="0" w:space="0" w:color="000000"/>
-              <w:right w:val="none" w:sz="0" w:space="0" w:color="000000"/>
-            </w:tcBorders>
-            <w:shd w:val="clear" w:color="auto" w:fill="FFFFFF"/>
-            <w:tcMar>
-              <w:top w:w="0" w:type="dxa"/>
-              <w:bottom w:w="0" w:type="dxa"/>
-              <w:left w:w="0" w:type="dxa"/>
-              <w:right w:w="0" w:type="dxa"/>
-            </w:tcMar>
-            <w:vAlign w:val="top"/>
-          </w:tcPr>
-          <w:p>
-            <w:pPr>
-              <w:pStyle w:val="Normal"/>
-              <w:jc w:val="center"/>
-              <w:pBdr>
-                <w:bottom w:val="none" w:sz="0" w:space="0" w:color="000000"/>
-                <w:top w:val="none" w:sz="0" w:space="0" w:color="000000"/>
-                <w:left w:val="none" w:sz="0" w:space="0" w:color="000000"/>
-                <w:right w:val="none" w:sz="0" w:space="0" w:color="000000"/>
-              </w:pBdr>
-              <w:spacing w:after="100" w:before="100" w:line="240"/>
-              <w:ind w:left="100" w:right="100" w:firstLine="0" w:firstLineChars="0"/>
-              <w:rPr>
-                <w:rFonts w:ascii="Helvetica" w:hAnsi="Helvetica" w:eastAsia="Helvetica" w:cs="Helvetica"/>
-                <w:i w:val="false"/>
-                <w:b w:val="false"/>
-                <w:u w:val="none"/>
-                <w:sz w:val="22"/>
-                <w:szCs w:val="22"/>
-                <w:color w:val="000000"/>
-              </w:rPr>
-            </w:pPr>
-            <w:r>
-              <w:rPr>
-                <w:rFonts w:ascii="Helvetica" w:hAnsi="Helvetica" w:eastAsia="Helvetica" w:cs="Helvetica"/>
-                <w:i w:val="false"/>
-                <w:b w:val="false"/>
-                <w:u w:val="none"/>
-                <w:sz w:val="22"/>
-                <w:szCs w:val="22"/>
-                <w:color w:val="000000"/>
-              </w:rPr>
-              <w:t xml:space="preserve">0.67, 4.78</w:t>
+              <w:t xml:space="preserve">142</w:t>
+            </w:r>
+          </w:p>
+        </w:tc>
+        <w:tc>
+          <w:tcPr>
+            <w:tcBorders>
+              <w:bottom w:val="none" w:sz="0" w:space="0" w:color="000000"/>
+              <w:top w:val="none" w:sz="0" w:space="0" w:color="000000"/>
+              <w:left w:val="none" w:sz="0" w:space="0" w:color="000000"/>
+              <w:right w:val="none" w:sz="0" w:space="0" w:color="000000"/>
+            </w:tcBorders>
+            <w:shd w:val="clear" w:color="auto" w:fill="FFFFFF"/>
+            <w:tcMar>
+              <w:top w:w="0" w:type="dxa"/>
+              <w:bottom w:w="0" w:type="dxa"/>
+              <w:left w:w="0" w:type="dxa"/>
+              <w:right w:w="0" w:type="dxa"/>
+            </w:tcMar>
+            <w:vAlign w:val="top"/>
+          </w:tcPr>
+          <w:p>
+            <w:pPr>
+              <w:pStyle w:val="Normal"/>
+              <w:jc w:val="center"/>
+              <w:pBdr>
+                <w:bottom w:val="none" w:sz="0" w:space="0" w:color="000000"/>
+                <w:top w:val="none" w:sz="0" w:space="0" w:color="000000"/>
+                <w:left w:val="none" w:sz="0" w:space="0" w:color="000000"/>
+                <w:right w:val="none" w:sz="0" w:space="0" w:color="000000"/>
+              </w:pBdr>
+              <w:spacing w:after="100" w:before="100" w:line="240"/>
+              <w:ind w:left="100" w:right="100" w:firstLine="0" w:firstLineChars="0"/>
+              <w:rPr>
+                <w:rFonts w:ascii="Helvetica" w:hAnsi="Helvetica" w:eastAsia="Helvetica" w:cs="Helvetica"/>
+                <w:i w:val="false"/>
+                <w:b w:val="false"/>
+                <w:u w:val="none"/>
+                <w:sz w:val="22"/>
+                <w:szCs w:val="22"/>
+                <w:color w:val="000000"/>
+              </w:rPr>
+            </w:pPr>
+            <w:r>
+              <w:rPr>
+                <w:rFonts w:ascii="Helvetica" w:hAnsi="Helvetica" w:eastAsia="Helvetica" w:cs="Helvetica"/>
+                <w:i w:val="false"/>
+                <w:b w:val="false"/>
+                <w:u w:val="none"/>
+                <w:sz w:val="22"/>
+                <w:szCs w:val="22"/>
+                <w:color w:val="000000"/>
+              </w:rPr>
+              <w:t xml:space="preserve">1.81</w:t>
+            </w:r>
+          </w:p>
+        </w:tc>
+        <w:tc>
+          <w:tcPr>
+            <w:tcBorders>
+              <w:bottom w:val="none" w:sz="0" w:space="0" w:color="000000"/>
+              <w:top w:val="none" w:sz="0" w:space="0" w:color="000000"/>
+              <w:left w:val="none" w:sz="0" w:space="0" w:color="000000"/>
+              <w:right w:val="none" w:sz="0" w:space="0" w:color="000000"/>
+            </w:tcBorders>
+            <w:shd w:val="clear" w:color="auto" w:fill="FFFFFF"/>
+            <w:tcMar>
+              <w:top w:w="0" w:type="dxa"/>
+              <w:bottom w:w="0" w:type="dxa"/>
+              <w:left w:w="0" w:type="dxa"/>
+              <w:right w:w="0" w:type="dxa"/>
+            </w:tcMar>
+            <w:vAlign w:val="top"/>
+          </w:tcPr>
+          <w:p>
+            <w:pPr>
+              <w:pStyle w:val="Normal"/>
+              <w:jc w:val="center"/>
+              <w:pBdr>
+                <w:bottom w:val="none" w:sz="0" w:space="0" w:color="000000"/>
+                <w:top w:val="none" w:sz="0" w:space="0" w:color="000000"/>
+                <w:left w:val="none" w:sz="0" w:space="0" w:color="000000"/>
+                <w:right w:val="none" w:sz="0" w:space="0" w:color="000000"/>
+              </w:pBdr>
+              <w:spacing w:after="100" w:before="100" w:line="240"/>
+              <w:ind w:left="100" w:right="100" w:firstLine="0" w:firstLineChars="0"/>
+              <w:rPr>
+                <w:rFonts w:ascii="Helvetica" w:hAnsi="Helvetica" w:eastAsia="Helvetica" w:cs="Helvetica"/>
+                <w:i w:val="false"/>
+                <w:b w:val="false"/>
+                <w:u w:val="none"/>
+                <w:sz w:val="22"/>
+                <w:szCs w:val="22"/>
+                <w:color w:val="000000"/>
+              </w:rPr>
+            </w:pPr>
+            <w:r>
+              <w:rPr>
+                <w:rFonts w:ascii="Helvetica" w:hAnsi="Helvetica" w:eastAsia="Helvetica" w:cs="Helvetica"/>
+                <w:i w:val="false"/>
+                <w:b w:val="false"/>
+                <w:u w:val="none"/>
+                <w:sz w:val="22"/>
+                <w:szCs w:val="22"/>
+                <w:color w:val="000000"/>
+              </w:rPr>
+              <w:t xml:space="preserve">0.68, 4.86</w:t>
+            </w:r>
+          </w:p>
+        </w:tc>
+        <w:tc>
+          <w:tcPr>
+            <w:tcBorders>
+              <w:bottom w:val="none" w:sz="0" w:space="0" w:color="000000"/>
+              <w:top w:val="none" w:sz="0" w:space="0" w:color="000000"/>
+              <w:left w:val="none" w:sz="0" w:space="0" w:color="000000"/>
+              <w:right w:val="none" w:sz="0" w:space="0" w:color="000000"/>
+            </w:tcBorders>
+            <w:shd w:val="clear" w:color="auto" w:fill="FFFFFF"/>
+            <w:tcMar>
+              <w:top w:w="0" w:type="dxa"/>
+              <w:bottom w:w="0" w:type="dxa"/>
+              <w:left w:w="0" w:type="dxa"/>
+              <w:right w:w="0" w:type="dxa"/>
+            </w:tcMar>
+            <w:vAlign w:val="top"/>
+          </w:tcPr>
+          <w:p>
+            <w:pPr>
+              <w:pStyle w:val="Normal"/>
+              <w:jc w:val="center"/>
+              <w:pBdr>
+                <w:bottom w:val="none" w:sz="0" w:space="0" w:color="000000"/>
+                <w:top w:val="none" w:sz="0" w:space="0" w:color="000000"/>
+                <w:left w:val="none" w:sz="0" w:space="0" w:color="000000"/>
+                <w:right w:val="none" w:sz="0" w:space="0" w:color="000000"/>
+              </w:pBdr>
+              <w:spacing w:after="100" w:before="100" w:line="240"/>
+              <w:ind w:left="100" w:right="100" w:firstLine="0" w:firstLineChars="0"/>
+              <w:rPr>
+                <w:rFonts w:ascii="Helvetica" w:hAnsi="Helvetica" w:eastAsia="Helvetica" w:cs="Helvetica"/>
+                <w:i w:val="false"/>
+                <w:b w:val="false"/>
+                <w:u w:val="none"/>
+                <w:sz w:val="22"/>
+                <w:szCs w:val="22"/>
+                <w:color w:val="000000"/>
+              </w:rPr>
+            </w:pPr>
+            <w:r>
+              <w:rPr>
+                <w:rFonts w:ascii="Helvetica" w:hAnsi="Helvetica" w:eastAsia="Helvetica" w:cs="Helvetica"/>
+                <w:i w:val="false"/>
+                <w:b w:val="false"/>
+                <w:u w:val="none"/>
+                <w:sz w:val="22"/>
+                <w:szCs w:val="22"/>
+                <w:color w:val="000000"/>
+              </w:rPr>
+              <w:t xml:space="preserve">0.240</w:t>
+            </w:r>
+          </w:p>
+        </w:tc>
+        <w:tc>
+          <w:tcPr>
+            <w:tcBorders>
+              <w:bottom w:val="none" w:sz="0" w:space="0" w:color="000000"/>
+              <w:top w:val="none" w:sz="0" w:space="0" w:color="000000"/>
+              <w:left w:val="none" w:sz="0" w:space="0" w:color="000000"/>
+              <w:right w:val="none" w:sz="0" w:space="0" w:color="000000"/>
+            </w:tcBorders>
+            <w:shd w:val="clear" w:color="auto" w:fill="FFFFFF"/>
+            <w:tcMar>
+              <w:top w:w="0" w:type="dxa"/>
+              <w:bottom w:w="0" w:type="dxa"/>
+              <w:left w:w="0" w:type="dxa"/>
+              <w:right w:w="0" w:type="dxa"/>
+            </w:tcMar>
+            <w:vAlign w:val="top"/>
+          </w:tcPr>
+          <w:p>
+            <w:pPr>
+              <w:pStyle w:val="Normal"/>
+              <w:jc w:val="center"/>
+              <w:pBdr>
+                <w:bottom w:val="none" w:sz="0" w:space="0" w:color="000000"/>
+                <w:top w:val="none" w:sz="0" w:space="0" w:color="000000"/>
+                <w:left w:val="none" w:sz="0" w:space="0" w:color="000000"/>
+                <w:right w:val="none" w:sz="0" w:space="0" w:color="000000"/>
+              </w:pBdr>
+              <w:spacing w:after="100" w:before="100" w:line="240"/>
+              <w:ind w:left="100" w:right="100" w:firstLine="0" w:firstLineChars="0"/>
+              <w:rPr>
+                <w:rFonts w:ascii="Helvetica" w:hAnsi="Helvetica" w:eastAsia="Helvetica" w:cs="Helvetica"/>
+                <w:i w:val="false"/>
+                <w:b w:val="false"/>
+                <w:u w:val="none"/>
+                <w:sz w:val="22"/>
+                <w:szCs w:val="22"/>
+                <w:color w:val="000000"/>
+              </w:rPr>
+            </w:pPr>
+            <w:r>
+              <w:rPr>
+                <w:rFonts w:ascii="Helvetica" w:hAnsi="Helvetica" w:eastAsia="Helvetica" w:cs="Helvetica"/>
+                <w:i w:val="false"/>
+                <w:b w:val="false"/>
+                <w:u w:val="none"/>
+                <w:sz w:val="22"/>
+                <w:szCs w:val="22"/>
+                <w:color w:val="000000"/>
+              </w:rPr>
+              <w:t xml:space="preserve">142</w:t>
+            </w:r>
+          </w:p>
+        </w:tc>
+        <w:tc>
+          <w:tcPr>
+            <w:tcBorders>
+              <w:bottom w:val="none" w:sz="0" w:space="0" w:color="000000"/>
+              <w:top w:val="none" w:sz="0" w:space="0" w:color="000000"/>
+              <w:left w:val="none" w:sz="0" w:space="0" w:color="000000"/>
+              <w:right w:val="none" w:sz="0" w:space="0" w:color="000000"/>
+            </w:tcBorders>
+            <w:shd w:val="clear" w:color="auto" w:fill="FFFFFF"/>
+            <w:tcMar>
+              <w:top w:w="0" w:type="dxa"/>
+              <w:bottom w:w="0" w:type="dxa"/>
+              <w:left w:w="0" w:type="dxa"/>
+              <w:right w:w="0" w:type="dxa"/>
+            </w:tcMar>
+            <w:vAlign w:val="top"/>
+          </w:tcPr>
+          <w:p>
+            <w:pPr>
+              <w:pStyle w:val="Normal"/>
+              <w:jc w:val="center"/>
+              <w:pBdr>
+                <w:bottom w:val="none" w:sz="0" w:space="0" w:color="000000"/>
+                <w:top w:val="none" w:sz="0" w:space="0" w:color="000000"/>
+                <w:left w:val="none" w:sz="0" w:space="0" w:color="000000"/>
+                <w:right w:val="none" w:sz="0" w:space="0" w:color="000000"/>
+              </w:pBdr>
+              <w:spacing w:after="100" w:before="100" w:line="240"/>
+              <w:ind w:left="100" w:right="100" w:firstLine="0" w:firstLineChars="0"/>
+              <w:rPr>
+                <w:rFonts w:ascii="Helvetica" w:hAnsi="Helvetica" w:eastAsia="Helvetica" w:cs="Helvetica"/>
+                <w:i w:val="false"/>
+                <w:b w:val="false"/>
+                <w:u w:val="none"/>
+                <w:sz w:val="22"/>
+                <w:szCs w:val="22"/>
+                <w:color w:val="000000"/>
+              </w:rPr>
+            </w:pPr>
+            <w:r>
+              <w:rPr>
+                <w:rFonts w:ascii="Helvetica" w:hAnsi="Helvetica" w:eastAsia="Helvetica" w:cs="Helvetica"/>
+                <w:i w:val="false"/>
+                <w:b w:val="false"/>
+                <w:u w:val="none"/>
+                <w:sz w:val="22"/>
+                <w:szCs w:val="22"/>
+                <w:color w:val="000000"/>
+              </w:rPr>
+              <w:t xml:space="preserve">2.30</w:t>
+            </w:r>
+          </w:p>
+        </w:tc>
+        <w:tc>
+          <w:tcPr>
+            <w:tcBorders>
+              <w:bottom w:val="none" w:sz="0" w:space="0" w:color="000000"/>
+              <w:top w:val="none" w:sz="0" w:space="0" w:color="000000"/>
+              <w:left w:val="none" w:sz="0" w:space="0" w:color="000000"/>
+              <w:right w:val="none" w:sz="0" w:space="0" w:color="000000"/>
+            </w:tcBorders>
+            <w:shd w:val="clear" w:color="auto" w:fill="FFFFFF"/>
+            <w:tcMar>
+              <w:top w:w="0" w:type="dxa"/>
+              <w:bottom w:w="0" w:type="dxa"/>
+              <w:left w:w="0" w:type="dxa"/>
+              <w:right w:w="0" w:type="dxa"/>
+            </w:tcMar>
+            <w:vAlign w:val="top"/>
+          </w:tcPr>
+          <w:p>
+            <w:pPr>
+              <w:pStyle w:val="Normal"/>
+              <w:jc w:val="center"/>
+              <w:pBdr>
+                <w:bottom w:val="none" w:sz="0" w:space="0" w:color="000000"/>
+                <w:top w:val="none" w:sz="0" w:space="0" w:color="000000"/>
+                <w:left w:val="none" w:sz="0" w:space="0" w:color="000000"/>
+                <w:right w:val="none" w:sz="0" w:space="0" w:color="000000"/>
+              </w:pBdr>
+              <w:spacing w:after="100" w:before="100" w:line="240"/>
+              <w:ind w:left="100" w:right="100" w:firstLine="0" w:firstLineChars="0"/>
+              <w:rPr>
+                <w:rFonts w:ascii="Helvetica" w:hAnsi="Helvetica" w:eastAsia="Helvetica" w:cs="Helvetica"/>
+                <w:i w:val="false"/>
+                <w:b w:val="false"/>
+                <w:u w:val="none"/>
+                <w:sz w:val="22"/>
+                <w:szCs w:val="22"/>
+                <w:color w:val="000000"/>
+              </w:rPr>
+            </w:pPr>
+            <w:r>
+              <w:rPr>
+                <w:rFonts w:ascii="Helvetica" w:hAnsi="Helvetica" w:eastAsia="Helvetica" w:cs="Helvetica"/>
+                <w:i w:val="false"/>
+                <w:b w:val="false"/>
+                <w:u w:val="none"/>
+                <w:sz w:val="22"/>
+                <w:szCs w:val="22"/>
+                <w:color w:val="000000"/>
+              </w:rPr>
+              <w:t xml:space="preserve">0.56, 9.42</w:t>
             </w:r>
           </w:p>
         </w:tc>
@@ -11624,218 +11836,6 @@
                 <w:color w:val="000000"/>
               </w:rPr>
               <w:t xml:space="preserve">0.250</w:t>
-            </w:r>
-          </w:p>
-        </w:tc>
-        <w:tc>
-          <w:tcPr>
-            <w:tcBorders>
-              <w:bottom w:val="none" w:sz="0" w:space="0" w:color="000000"/>
-              <w:top w:val="none" w:sz="0" w:space="0" w:color="000000"/>
-              <w:left w:val="none" w:sz="0" w:space="0" w:color="000000"/>
-              <w:right w:val="none" w:sz="0" w:space="0" w:color="000000"/>
-            </w:tcBorders>
-            <w:shd w:val="clear" w:color="auto" w:fill="FFFFFF"/>
-            <w:tcMar>
-              <w:top w:w="0" w:type="dxa"/>
-              <w:bottom w:w="0" w:type="dxa"/>
-              <w:left w:w="0" w:type="dxa"/>
-              <w:right w:w="0" w:type="dxa"/>
-            </w:tcMar>
-            <w:vAlign w:val="top"/>
-          </w:tcPr>
-          <w:p>
-            <w:pPr>
-              <w:pStyle w:val="Normal"/>
-              <w:jc w:val="center"/>
-              <w:pBdr>
-                <w:bottom w:val="none" w:sz="0" w:space="0" w:color="000000"/>
-                <w:top w:val="none" w:sz="0" w:space="0" w:color="000000"/>
-                <w:left w:val="none" w:sz="0" w:space="0" w:color="000000"/>
-                <w:right w:val="none" w:sz="0" w:space="0" w:color="000000"/>
-              </w:pBdr>
-              <w:spacing w:after="100" w:before="100" w:line="240"/>
-              <w:ind w:left="100" w:right="100" w:firstLine="0" w:firstLineChars="0"/>
-              <w:rPr>
-                <w:rFonts w:ascii="Helvetica" w:hAnsi="Helvetica" w:eastAsia="Helvetica" w:cs="Helvetica"/>
-                <w:i w:val="false"/>
-                <w:b w:val="false"/>
-                <w:u w:val="none"/>
-                <w:sz w:val="22"/>
-                <w:szCs w:val="22"/>
-                <w:color w:val="000000"/>
-              </w:rPr>
-            </w:pPr>
-            <w:r>
-              <w:rPr>
-                <w:rFonts w:ascii="Helvetica" w:hAnsi="Helvetica" w:eastAsia="Helvetica" w:cs="Helvetica"/>
-                <w:i w:val="false"/>
-                <w:b w:val="false"/>
-                <w:u w:val="none"/>
-                <w:sz w:val="22"/>
-                <w:szCs w:val="22"/>
-                <w:color w:val="000000"/>
-              </w:rPr>
-              <w:t xml:space="preserve">143</w:t>
-            </w:r>
-          </w:p>
-        </w:tc>
-        <w:tc>
-          <w:tcPr>
-            <w:tcBorders>
-              <w:bottom w:val="none" w:sz="0" w:space="0" w:color="000000"/>
-              <w:top w:val="none" w:sz="0" w:space="0" w:color="000000"/>
-              <w:left w:val="none" w:sz="0" w:space="0" w:color="000000"/>
-              <w:right w:val="none" w:sz="0" w:space="0" w:color="000000"/>
-            </w:tcBorders>
-            <w:shd w:val="clear" w:color="auto" w:fill="FFFFFF"/>
-            <w:tcMar>
-              <w:top w:w="0" w:type="dxa"/>
-              <w:bottom w:w="0" w:type="dxa"/>
-              <w:left w:w="0" w:type="dxa"/>
-              <w:right w:w="0" w:type="dxa"/>
-            </w:tcMar>
-            <w:vAlign w:val="top"/>
-          </w:tcPr>
-          <w:p>
-            <w:pPr>
-              <w:pStyle w:val="Normal"/>
-              <w:jc w:val="center"/>
-              <w:pBdr>
-                <w:bottom w:val="none" w:sz="0" w:space="0" w:color="000000"/>
-                <w:top w:val="none" w:sz="0" w:space="0" w:color="000000"/>
-                <w:left w:val="none" w:sz="0" w:space="0" w:color="000000"/>
-                <w:right w:val="none" w:sz="0" w:space="0" w:color="000000"/>
-              </w:pBdr>
-              <w:spacing w:after="100" w:before="100" w:line="240"/>
-              <w:ind w:left="100" w:right="100" w:firstLine="0" w:firstLineChars="0"/>
-              <w:rPr>
-                <w:rFonts w:ascii="Helvetica" w:hAnsi="Helvetica" w:eastAsia="Helvetica" w:cs="Helvetica"/>
-                <w:i w:val="false"/>
-                <w:b w:val="false"/>
-                <w:u w:val="none"/>
-                <w:sz w:val="22"/>
-                <w:szCs w:val="22"/>
-                <w:color w:val="000000"/>
-              </w:rPr>
-            </w:pPr>
-            <w:r>
-              <w:rPr>
-                <w:rFonts w:ascii="Helvetica" w:hAnsi="Helvetica" w:eastAsia="Helvetica" w:cs="Helvetica"/>
-                <w:i w:val="false"/>
-                <w:b w:val="false"/>
-                <w:u w:val="none"/>
-                <w:sz w:val="22"/>
-                <w:szCs w:val="22"/>
-                <w:color w:val="000000"/>
-              </w:rPr>
-              <w:t xml:space="preserve">2.32</w:t>
-            </w:r>
-          </w:p>
-        </w:tc>
-        <w:tc>
-          <w:tcPr>
-            <w:tcBorders>
-              <w:bottom w:val="none" w:sz="0" w:space="0" w:color="000000"/>
-              <w:top w:val="none" w:sz="0" w:space="0" w:color="000000"/>
-              <w:left w:val="none" w:sz="0" w:space="0" w:color="000000"/>
-              <w:right w:val="none" w:sz="0" w:space="0" w:color="000000"/>
-            </w:tcBorders>
-            <w:shd w:val="clear" w:color="auto" w:fill="FFFFFF"/>
-            <w:tcMar>
-              <w:top w:w="0" w:type="dxa"/>
-              <w:bottom w:w="0" w:type="dxa"/>
-              <w:left w:w="0" w:type="dxa"/>
-              <w:right w:w="0" w:type="dxa"/>
-            </w:tcMar>
-            <w:vAlign w:val="top"/>
-          </w:tcPr>
-          <w:p>
-            <w:pPr>
-              <w:pStyle w:val="Normal"/>
-              <w:jc w:val="center"/>
-              <w:pBdr>
-                <w:bottom w:val="none" w:sz="0" w:space="0" w:color="000000"/>
-                <w:top w:val="none" w:sz="0" w:space="0" w:color="000000"/>
-                <w:left w:val="none" w:sz="0" w:space="0" w:color="000000"/>
-                <w:right w:val="none" w:sz="0" w:space="0" w:color="000000"/>
-              </w:pBdr>
-              <w:spacing w:after="100" w:before="100" w:line="240"/>
-              <w:ind w:left="100" w:right="100" w:firstLine="0" w:firstLineChars="0"/>
-              <w:rPr>
-                <w:rFonts w:ascii="Helvetica" w:hAnsi="Helvetica" w:eastAsia="Helvetica" w:cs="Helvetica"/>
-                <w:i w:val="false"/>
-                <w:b w:val="false"/>
-                <w:u w:val="none"/>
-                <w:sz w:val="22"/>
-                <w:szCs w:val="22"/>
-                <w:color w:val="000000"/>
-              </w:rPr>
-            </w:pPr>
-            <w:r>
-              <w:rPr>
-                <w:rFonts w:ascii="Helvetica" w:hAnsi="Helvetica" w:eastAsia="Helvetica" w:cs="Helvetica"/>
-                <w:i w:val="false"/>
-                <w:b w:val="false"/>
-                <w:u w:val="none"/>
-                <w:sz w:val="22"/>
-                <w:szCs w:val="22"/>
-                <w:color w:val="000000"/>
-              </w:rPr>
-              <w:t xml:space="preserve">0.54, 9.92</w:t>
-            </w:r>
-          </w:p>
-        </w:tc>
-        <w:tc>
-          <w:tcPr>
-            <w:tcBorders>
-              <w:bottom w:val="none" w:sz="0" w:space="0" w:color="000000"/>
-              <w:top w:val="none" w:sz="0" w:space="0" w:color="000000"/>
-              <w:left w:val="none" w:sz="0" w:space="0" w:color="000000"/>
-              <w:right w:val="none" w:sz="0" w:space="0" w:color="000000"/>
-            </w:tcBorders>
-            <w:shd w:val="clear" w:color="auto" w:fill="FFFFFF"/>
-            <w:tcMar>
-              <w:top w:w="0" w:type="dxa"/>
-              <w:bottom w:w="0" w:type="dxa"/>
-              <w:left w:w="0" w:type="dxa"/>
-              <w:right w:w="0" w:type="dxa"/>
-            </w:tcMar>
-            <w:vAlign w:val="top"/>
-          </w:tcPr>
-          <w:p>
-            <w:pPr>
-              <w:pStyle w:val="Normal"/>
-              <w:jc w:val="center"/>
-              <w:pBdr>
-                <w:bottom w:val="none" w:sz="0" w:space="0" w:color="000000"/>
-                <w:top w:val="none" w:sz="0" w:space="0" w:color="000000"/>
-                <w:left w:val="none" w:sz="0" w:space="0" w:color="000000"/>
-                <w:right w:val="none" w:sz="0" w:space="0" w:color="000000"/>
-              </w:pBdr>
-              <w:spacing w:after="100" w:before="100" w:line="240"/>
-              <w:ind w:left="100" w:right="100" w:firstLine="0" w:firstLineChars="0"/>
-              <w:rPr>
-                <w:rFonts w:ascii="Helvetica" w:hAnsi="Helvetica" w:eastAsia="Helvetica" w:cs="Helvetica"/>
-                <w:i w:val="false"/>
-                <w:b w:val="false"/>
-                <w:u w:val="none"/>
-                <w:sz w:val="22"/>
-                <w:szCs w:val="22"/>
-                <w:color w:val="000000"/>
-              </w:rPr>
-            </w:pPr>
-            <w:r>
-              <w:rPr>
-                <w:rFonts w:ascii="Helvetica" w:hAnsi="Helvetica" w:eastAsia="Helvetica" w:cs="Helvetica"/>
-                <w:i w:val="false"/>
-                <w:b w:val="false"/>
-                <w:u w:val="none"/>
-                <w:sz w:val="22"/>
-                <w:szCs w:val="22"/>
-                <w:color w:val="000000"/>
-              </w:rPr>
-              <w:t xml:space="preserve">0.260</w:t>
             </w:r>
           </w:p>
         </w:tc>
@@ -11947,7 +11947,7 @@
                 <w:szCs w:val="22"/>
                 <w:color w:val="000000"/>
               </w:rPr>
-              <w:t xml:space="preserve">143</w:t>
+              <w:t xml:space="preserve">142</w:t>
             </w:r>
           </w:p>
         </w:tc>
@@ -12106,60 +12106,60 @@
                 <w:szCs w:val="22"/>
                 <w:color w:val="000000"/>
               </w:rPr>
-              <w:t xml:space="preserve">0.290</w:t>
-            </w:r>
-          </w:p>
-        </w:tc>
-        <w:tc>
-          <w:tcPr>
-            <w:tcBorders>
-              <w:bottom w:val="none" w:sz="0" w:space="0" w:color="000000"/>
-              <w:top w:val="none" w:sz="0" w:space="0" w:color="000000"/>
-              <w:left w:val="none" w:sz="0" w:space="0" w:color="000000"/>
-              <w:right w:val="none" w:sz="0" w:space="0" w:color="000000"/>
-            </w:tcBorders>
-            <w:shd w:val="clear" w:color="auto" w:fill="FFFFFF"/>
-            <w:tcMar>
-              <w:top w:w="0" w:type="dxa"/>
-              <w:bottom w:w="0" w:type="dxa"/>
-              <w:left w:w="0" w:type="dxa"/>
-              <w:right w:w="0" w:type="dxa"/>
-            </w:tcMar>
-            <w:vAlign w:val="top"/>
-          </w:tcPr>
-          <w:p>
-            <w:pPr>
-              <w:pStyle w:val="Normal"/>
-              <w:jc w:val="center"/>
-              <w:pBdr>
-                <w:bottom w:val="none" w:sz="0" w:space="0" w:color="000000"/>
-                <w:top w:val="none" w:sz="0" w:space="0" w:color="000000"/>
-                <w:left w:val="none" w:sz="0" w:space="0" w:color="000000"/>
-                <w:right w:val="none" w:sz="0" w:space="0" w:color="000000"/>
-              </w:pBdr>
-              <w:spacing w:after="100" w:before="100" w:line="240"/>
-              <w:ind w:left="100" w:right="100" w:firstLine="0" w:firstLineChars="0"/>
-              <w:rPr>
-                <w:rFonts w:ascii="Helvetica" w:hAnsi="Helvetica" w:eastAsia="Helvetica" w:cs="Helvetica"/>
-                <w:i w:val="false"/>
-                <w:b w:val="false"/>
-                <w:u w:val="none"/>
-                <w:sz w:val="22"/>
-                <w:szCs w:val="22"/>
-                <w:color w:val="000000"/>
-              </w:rPr>
-            </w:pPr>
-            <w:r>
-              <w:rPr>
-                <w:rFonts w:ascii="Helvetica" w:hAnsi="Helvetica" w:eastAsia="Helvetica" w:cs="Helvetica"/>
-                <w:i w:val="false"/>
-                <w:b w:val="false"/>
-                <w:u w:val="none"/>
-                <w:sz w:val="22"/>
-                <w:szCs w:val="22"/>
-                <w:color w:val="000000"/>
-              </w:rPr>
-              <w:t xml:space="preserve">143</w:t>
+              <w:t xml:space="preserve">0.230</w:t>
+            </w:r>
+          </w:p>
+        </w:tc>
+        <w:tc>
+          <w:tcPr>
+            <w:tcBorders>
+              <w:bottom w:val="none" w:sz="0" w:space="0" w:color="000000"/>
+              <w:top w:val="none" w:sz="0" w:space="0" w:color="000000"/>
+              <w:left w:val="none" w:sz="0" w:space="0" w:color="000000"/>
+              <w:right w:val="none" w:sz="0" w:space="0" w:color="000000"/>
+            </w:tcBorders>
+            <w:shd w:val="clear" w:color="auto" w:fill="FFFFFF"/>
+            <w:tcMar>
+              <w:top w:w="0" w:type="dxa"/>
+              <w:bottom w:w="0" w:type="dxa"/>
+              <w:left w:w="0" w:type="dxa"/>
+              <w:right w:w="0" w:type="dxa"/>
+            </w:tcMar>
+            <w:vAlign w:val="top"/>
+          </w:tcPr>
+          <w:p>
+            <w:pPr>
+              <w:pStyle w:val="Normal"/>
+              <w:jc w:val="center"/>
+              <w:pBdr>
+                <w:bottom w:val="none" w:sz="0" w:space="0" w:color="000000"/>
+                <w:top w:val="none" w:sz="0" w:space="0" w:color="000000"/>
+                <w:left w:val="none" w:sz="0" w:space="0" w:color="000000"/>
+                <w:right w:val="none" w:sz="0" w:space="0" w:color="000000"/>
+              </w:pBdr>
+              <w:spacing w:after="100" w:before="100" w:line="240"/>
+              <w:ind w:left="100" w:right="100" w:firstLine="0" w:firstLineChars="0"/>
+              <w:rPr>
+                <w:rFonts w:ascii="Helvetica" w:hAnsi="Helvetica" w:eastAsia="Helvetica" w:cs="Helvetica"/>
+                <w:i w:val="false"/>
+                <w:b w:val="false"/>
+                <w:u w:val="none"/>
+                <w:sz w:val="22"/>
+                <w:szCs w:val="22"/>
+                <w:color w:val="000000"/>
+              </w:rPr>
+            </w:pPr>
+            <w:r>
+              <w:rPr>
+                <w:rFonts w:ascii="Helvetica" w:hAnsi="Helvetica" w:eastAsia="Helvetica" w:cs="Helvetica"/>
+                <w:i w:val="false"/>
+                <w:b w:val="false"/>
+                <w:u w:val="none"/>
+                <w:sz w:val="22"/>
+                <w:szCs w:val="22"/>
+                <w:color w:val="000000"/>
+              </w:rPr>
+              <w:t xml:space="preserve">142</w:t>
             </w:r>
           </w:p>
         </w:tc>
@@ -12318,7 +12318,7 @@
                 <w:szCs w:val="22"/>
                 <w:color w:val="000000"/>
               </w:rPr>
-              <w:t xml:space="preserve">0.890</w:t>
+              <w:t xml:space="preserve">0.990</w:t>
             </w:r>
           </w:p>
         </w:tc>
@@ -12430,378 +12430,378 @@
                 <w:szCs w:val="22"/>
                 <w:color w:val="000000"/>
               </w:rPr>
-              <w:t xml:space="preserve">143</w:t>
-            </w:r>
-          </w:p>
-        </w:tc>
-        <w:tc>
-          <w:tcPr>
-            <w:tcBorders>
-              <w:bottom w:val="none" w:sz="0" w:space="0" w:color="000000"/>
-              <w:top w:val="none" w:sz="0" w:space="0" w:color="000000"/>
-              <w:left w:val="none" w:sz="0" w:space="0" w:color="000000"/>
-              <w:right w:val="none" w:sz="0" w:space="0" w:color="000000"/>
-            </w:tcBorders>
-            <w:shd w:val="clear" w:color="auto" w:fill="FFFFFF"/>
-            <w:tcMar>
-              <w:top w:w="0" w:type="dxa"/>
-              <w:bottom w:w="0" w:type="dxa"/>
-              <w:left w:w="0" w:type="dxa"/>
-              <w:right w:w="0" w:type="dxa"/>
-            </w:tcMar>
-            <w:vAlign w:val="top"/>
-          </w:tcPr>
-          <w:p>
-            <w:pPr>
-              <w:pStyle w:val="Normal"/>
-              <w:jc w:val="center"/>
-              <w:pBdr>
-                <w:bottom w:val="none" w:sz="0" w:space="0" w:color="000000"/>
-                <w:top w:val="none" w:sz="0" w:space="0" w:color="000000"/>
-                <w:left w:val="none" w:sz="0" w:space="0" w:color="000000"/>
-                <w:right w:val="none" w:sz="0" w:space="0" w:color="000000"/>
-              </w:pBdr>
-              <w:spacing w:after="100" w:before="100" w:line="240"/>
-              <w:ind w:left="100" w:right="100" w:firstLine="0" w:firstLineChars="0"/>
-              <w:rPr>
-                <w:rFonts w:ascii="Helvetica" w:hAnsi="Helvetica" w:eastAsia="Helvetica" w:cs="Helvetica"/>
-                <w:i w:val="false"/>
-                <w:b w:val="false"/>
-                <w:u w:val="none"/>
-                <w:sz w:val="22"/>
-                <w:szCs w:val="22"/>
-                <w:color w:val="000000"/>
-              </w:rPr>
-            </w:pPr>
-            <w:r>
-              <w:rPr>
-                <w:rFonts w:ascii="Helvetica" w:hAnsi="Helvetica" w:eastAsia="Helvetica" w:cs="Helvetica"/>
-                <w:i w:val="false"/>
-                <w:b w:val="false"/>
-                <w:u w:val="none"/>
-                <w:sz w:val="22"/>
-                <w:szCs w:val="22"/>
-                <w:color w:val="000000"/>
-              </w:rPr>
-              <w:t xml:space="preserve">0.98</w:t>
-            </w:r>
-          </w:p>
-        </w:tc>
-        <w:tc>
-          <w:tcPr>
-            <w:tcBorders>
-              <w:bottom w:val="none" w:sz="0" w:space="0" w:color="000000"/>
-              <w:top w:val="none" w:sz="0" w:space="0" w:color="000000"/>
-              <w:left w:val="none" w:sz="0" w:space="0" w:color="000000"/>
-              <w:right w:val="none" w:sz="0" w:space="0" w:color="000000"/>
-            </w:tcBorders>
-            <w:shd w:val="clear" w:color="auto" w:fill="FFFFFF"/>
-            <w:tcMar>
-              <w:top w:w="0" w:type="dxa"/>
-              <w:bottom w:w="0" w:type="dxa"/>
-              <w:left w:w="0" w:type="dxa"/>
-              <w:right w:w="0" w:type="dxa"/>
-            </w:tcMar>
-            <w:vAlign w:val="top"/>
-          </w:tcPr>
-          <w:p>
-            <w:pPr>
-              <w:pStyle w:val="Normal"/>
-              <w:jc w:val="center"/>
-              <w:pBdr>
-                <w:bottom w:val="none" w:sz="0" w:space="0" w:color="000000"/>
-                <w:top w:val="none" w:sz="0" w:space="0" w:color="000000"/>
-                <w:left w:val="none" w:sz="0" w:space="0" w:color="000000"/>
-                <w:right w:val="none" w:sz="0" w:space="0" w:color="000000"/>
-              </w:pBdr>
-              <w:spacing w:after="100" w:before="100" w:line="240"/>
-              <w:ind w:left="100" w:right="100" w:firstLine="0" w:firstLineChars="0"/>
-              <w:rPr>
-                <w:rFonts w:ascii="Helvetica" w:hAnsi="Helvetica" w:eastAsia="Helvetica" w:cs="Helvetica"/>
-                <w:i w:val="false"/>
-                <w:b w:val="false"/>
-                <w:u w:val="none"/>
-                <w:sz w:val="22"/>
-                <w:szCs w:val="22"/>
-                <w:color w:val="000000"/>
-              </w:rPr>
-            </w:pPr>
-            <w:r>
-              <w:rPr>
-                <w:rFonts w:ascii="Helvetica" w:hAnsi="Helvetica" w:eastAsia="Helvetica" w:cs="Helvetica"/>
-                <w:i w:val="false"/>
-                <w:b w:val="false"/>
-                <w:u w:val="none"/>
-                <w:sz w:val="22"/>
-                <w:szCs w:val="22"/>
-                <w:color w:val="000000"/>
-              </w:rPr>
-              <w:t xml:space="preserve">0.55, 1.75</w:t>
-            </w:r>
-          </w:p>
-        </w:tc>
-        <w:tc>
-          <w:tcPr>
-            <w:tcBorders>
-              <w:bottom w:val="none" w:sz="0" w:space="0" w:color="000000"/>
-              <w:top w:val="none" w:sz="0" w:space="0" w:color="000000"/>
-              <w:left w:val="none" w:sz="0" w:space="0" w:color="000000"/>
-              <w:right w:val="none" w:sz="0" w:space="0" w:color="000000"/>
-            </w:tcBorders>
-            <w:shd w:val="clear" w:color="auto" w:fill="FFFFFF"/>
-            <w:tcMar>
-              <w:top w:w="0" w:type="dxa"/>
-              <w:bottom w:w="0" w:type="dxa"/>
-              <w:left w:w="0" w:type="dxa"/>
-              <w:right w:w="0" w:type="dxa"/>
-            </w:tcMar>
-            <w:vAlign w:val="top"/>
-          </w:tcPr>
-          <w:p>
-            <w:pPr>
-              <w:pStyle w:val="Normal"/>
-              <w:jc w:val="center"/>
-              <w:pBdr>
-                <w:bottom w:val="none" w:sz="0" w:space="0" w:color="000000"/>
-                <w:top w:val="none" w:sz="0" w:space="0" w:color="000000"/>
-                <w:left w:val="none" w:sz="0" w:space="0" w:color="000000"/>
-                <w:right w:val="none" w:sz="0" w:space="0" w:color="000000"/>
-              </w:pBdr>
-              <w:spacing w:after="100" w:before="100" w:line="240"/>
-              <w:ind w:left="100" w:right="100" w:firstLine="0" w:firstLineChars="0"/>
-              <w:rPr>
-                <w:rFonts w:ascii="Helvetica" w:hAnsi="Helvetica" w:eastAsia="Helvetica" w:cs="Helvetica"/>
-                <w:i w:val="false"/>
-                <w:b w:val="false"/>
-                <w:u w:val="none"/>
-                <w:sz w:val="22"/>
-                <w:szCs w:val="22"/>
-                <w:color w:val="000000"/>
-              </w:rPr>
-            </w:pPr>
-            <w:r>
-              <w:rPr>
-                <w:rFonts w:ascii="Helvetica" w:hAnsi="Helvetica" w:eastAsia="Helvetica" w:cs="Helvetica"/>
-                <w:i w:val="false"/>
-                <w:b w:val="false"/>
-                <w:u w:val="none"/>
-                <w:sz w:val="22"/>
-                <w:szCs w:val="22"/>
-                <w:color w:val="000000"/>
-              </w:rPr>
-              <w:t xml:space="preserve">0.960</w:t>
-            </w:r>
-          </w:p>
-        </w:tc>
-        <w:tc>
-          <w:tcPr>
-            <w:tcBorders>
-              <w:bottom w:val="none" w:sz="0" w:space="0" w:color="000000"/>
-              <w:top w:val="none" w:sz="0" w:space="0" w:color="000000"/>
-              <w:left w:val="none" w:sz="0" w:space="0" w:color="000000"/>
-              <w:right w:val="none" w:sz="0" w:space="0" w:color="000000"/>
-            </w:tcBorders>
-            <w:shd w:val="clear" w:color="auto" w:fill="FFFFFF"/>
-            <w:tcMar>
-              <w:top w:w="0" w:type="dxa"/>
-              <w:bottom w:w="0" w:type="dxa"/>
-              <w:left w:w="0" w:type="dxa"/>
-              <w:right w:w="0" w:type="dxa"/>
-            </w:tcMar>
-            <w:vAlign w:val="top"/>
-          </w:tcPr>
-          <w:p>
-            <w:pPr>
-              <w:pStyle w:val="Normal"/>
-              <w:jc w:val="center"/>
-              <w:pBdr>
-                <w:bottom w:val="none" w:sz="0" w:space="0" w:color="000000"/>
-                <w:top w:val="none" w:sz="0" w:space="0" w:color="000000"/>
-                <w:left w:val="none" w:sz="0" w:space="0" w:color="000000"/>
-                <w:right w:val="none" w:sz="0" w:space="0" w:color="000000"/>
-              </w:pBdr>
-              <w:spacing w:after="100" w:before="100" w:line="240"/>
-              <w:ind w:left="100" w:right="100" w:firstLine="0" w:firstLineChars="0"/>
-              <w:rPr>
-                <w:rFonts w:ascii="Helvetica" w:hAnsi="Helvetica" w:eastAsia="Helvetica" w:cs="Helvetica"/>
-                <w:i w:val="false"/>
-                <w:b w:val="false"/>
-                <w:u w:val="none"/>
-                <w:sz w:val="22"/>
-                <w:szCs w:val="22"/>
-                <w:color w:val="000000"/>
-              </w:rPr>
-            </w:pPr>
-            <w:r>
-              <w:rPr>
-                <w:rFonts w:ascii="Helvetica" w:hAnsi="Helvetica" w:eastAsia="Helvetica" w:cs="Helvetica"/>
-                <w:i w:val="false"/>
-                <w:b w:val="false"/>
-                <w:u w:val="none"/>
-                <w:sz w:val="22"/>
-                <w:szCs w:val="22"/>
-                <w:color w:val="000000"/>
-              </w:rPr>
-              <w:t xml:space="preserve">143</w:t>
-            </w:r>
-          </w:p>
-        </w:tc>
-        <w:tc>
-          <w:tcPr>
-            <w:tcBorders>
-              <w:bottom w:val="none" w:sz="0" w:space="0" w:color="000000"/>
-              <w:top w:val="none" w:sz="0" w:space="0" w:color="000000"/>
-              <w:left w:val="none" w:sz="0" w:space="0" w:color="000000"/>
-              <w:right w:val="none" w:sz="0" w:space="0" w:color="000000"/>
-            </w:tcBorders>
-            <w:shd w:val="clear" w:color="auto" w:fill="FFFFFF"/>
-            <w:tcMar>
-              <w:top w:w="0" w:type="dxa"/>
-              <w:bottom w:w="0" w:type="dxa"/>
-              <w:left w:w="0" w:type="dxa"/>
-              <w:right w:w="0" w:type="dxa"/>
-            </w:tcMar>
-            <w:vAlign w:val="top"/>
-          </w:tcPr>
-          <w:p>
-            <w:pPr>
-              <w:pStyle w:val="Normal"/>
-              <w:jc w:val="center"/>
-              <w:pBdr>
-                <w:bottom w:val="none" w:sz="0" w:space="0" w:color="000000"/>
-                <w:top w:val="none" w:sz="0" w:space="0" w:color="000000"/>
-                <w:left w:val="none" w:sz="0" w:space="0" w:color="000000"/>
-                <w:right w:val="none" w:sz="0" w:space="0" w:color="000000"/>
-              </w:pBdr>
-              <w:spacing w:after="100" w:before="100" w:line="240"/>
-              <w:ind w:left="100" w:right="100" w:firstLine="0" w:firstLineChars="0"/>
-              <w:rPr>
-                <w:rFonts w:ascii="Helvetica" w:hAnsi="Helvetica" w:eastAsia="Helvetica" w:cs="Helvetica"/>
-                <w:i w:val="false"/>
-                <w:b w:val="false"/>
-                <w:u w:val="none"/>
-                <w:sz w:val="22"/>
-                <w:szCs w:val="22"/>
-                <w:color w:val="000000"/>
-              </w:rPr>
-            </w:pPr>
-            <w:r>
-              <w:rPr>
-                <w:rFonts w:ascii="Helvetica" w:hAnsi="Helvetica" w:eastAsia="Helvetica" w:cs="Helvetica"/>
-                <w:i w:val="false"/>
-                <w:b w:val="false"/>
-                <w:u w:val="none"/>
-                <w:sz w:val="22"/>
-                <w:szCs w:val="22"/>
-                <w:color w:val="000000"/>
-              </w:rPr>
-              <w:t xml:space="preserve">1.47</w:t>
-            </w:r>
-          </w:p>
-        </w:tc>
-        <w:tc>
-          <w:tcPr>
-            <w:tcBorders>
-              <w:bottom w:val="none" w:sz="0" w:space="0" w:color="000000"/>
-              <w:top w:val="none" w:sz="0" w:space="0" w:color="000000"/>
-              <w:left w:val="none" w:sz="0" w:space="0" w:color="000000"/>
-              <w:right w:val="none" w:sz="0" w:space="0" w:color="000000"/>
-            </w:tcBorders>
-            <w:shd w:val="clear" w:color="auto" w:fill="FFFFFF"/>
-            <w:tcMar>
-              <w:top w:w="0" w:type="dxa"/>
-              <w:bottom w:w="0" w:type="dxa"/>
-              <w:left w:w="0" w:type="dxa"/>
-              <w:right w:w="0" w:type="dxa"/>
-            </w:tcMar>
-            <w:vAlign w:val="top"/>
-          </w:tcPr>
-          <w:p>
-            <w:pPr>
-              <w:pStyle w:val="Normal"/>
-              <w:jc w:val="center"/>
-              <w:pBdr>
-                <w:bottom w:val="none" w:sz="0" w:space="0" w:color="000000"/>
-                <w:top w:val="none" w:sz="0" w:space="0" w:color="000000"/>
-                <w:left w:val="none" w:sz="0" w:space="0" w:color="000000"/>
-                <w:right w:val="none" w:sz="0" w:space="0" w:color="000000"/>
-              </w:pBdr>
-              <w:spacing w:after="100" w:before="100" w:line="240"/>
-              <w:ind w:left="100" w:right="100" w:firstLine="0" w:firstLineChars="0"/>
-              <w:rPr>
-                <w:rFonts w:ascii="Helvetica" w:hAnsi="Helvetica" w:eastAsia="Helvetica" w:cs="Helvetica"/>
-                <w:i w:val="false"/>
-                <w:b w:val="false"/>
-                <w:u w:val="none"/>
-                <w:sz w:val="22"/>
-                <w:szCs w:val="22"/>
-                <w:color w:val="000000"/>
-              </w:rPr>
-            </w:pPr>
-            <w:r>
-              <w:rPr>
-                <w:rFonts w:ascii="Helvetica" w:hAnsi="Helvetica" w:eastAsia="Helvetica" w:cs="Helvetica"/>
-                <w:i w:val="false"/>
-                <w:b w:val="false"/>
-                <w:u w:val="none"/>
-                <w:sz w:val="22"/>
-                <w:szCs w:val="22"/>
-                <w:color w:val="000000"/>
-              </w:rPr>
-              <w:t xml:space="preserve">0.78, 2.75</w:t>
-            </w:r>
-          </w:p>
-        </w:tc>
-        <w:tc>
-          <w:tcPr>
-            <w:tcBorders>
-              <w:bottom w:val="none" w:sz="0" w:space="0" w:color="000000"/>
-              <w:top w:val="none" w:sz="0" w:space="0" w:color="000000"/>
-              <w:left w:val="none" w:sz="0" w:space="0" w:color="000000"/>
-              <w:right w:val="none" w:sz="0" w:space="0" w:color="000000"/>
-            </w:tcBorders>
-            <w:shd w:val="clear" w:color="auto" w:fill="FFFFFF"/>
-            <w:tcMar>
-              <w:top w:w="0" w:type="dxa"/>
-              <w:bottom w:w="0" w:type="dxa"/>
-              <w:left w:w="0" w:type="dxa"/>
-              <w:right w:w="0" w:type="dxa"/>
-            </w:tcMar>
-            <w:vAlign w:val="top"/>
-          </w:tcPr>
-          <w:p>
-            <w:pPr>
-              <w:pStyle w:val="Normal"/>
-              <w:jc w:val="center"/>
-              <w:pBdr>
-                <w:bottom w:val="none" w:sz="0" w:space="0" w:color="000000"/>
-                <w:top w:val="none" w:sz="0" w:space="0" w:color="000000"/>
-                <w:left w:val="none" w:sz="0" w:space="0" w:color="000000"/>
-                <w:right w:val="none" w:sz="0" w:space="0" w:color="000000"/>
-              </w:pBdr>
-              <w:spacing w:after="100" w:before="100" w:line="240"/>
-              <w:ind w:left="100" w:right="100" w:firstLine="0" w:firstLineChars="0"/>
-              <w:rPr>
-                <w:rFonts w:ascii="Helvetica" w:hAnsi="Helvetica" w:eastAsia="Helvetica" w:cs="Helvetica"/>
-                <w:i w:val="false"/>
-                <w:b w:val="false"/>
-                <w:u w:val="none"/>
-                <w:sz w:val="22"/>
-                <w:szCs w:val="22"/>
-                <w:color w:val="000000"/>
-              </w:rPr>
-            </w:pPr>
-            <w:r>
-              <w:rPr>
-                <w:rFonts w:ascii="Helvetica" w:hAnsi="Helvetica" w:eastAsia="Helvetica" w:cs="Helvetica"/>
-                <w:i w:val="false"/>
-                <w:b w:val="false"/>
-                <w:u w:val="none"/>
-                <w:sz w:val="22"/>
-                <w:szCs w:val="22"/>
-                <w:color w:val="000000"/>
-              </w:rPr>
-              <w:t xml:space="preserve">0.230</w:t>
+              <w:t xml:space="preserve">142</w:t>
+            </w:r>
+          </w:p>
+        </w:tc>
+        <w:tc>
+          <w:tcPr>
+            <w:tcBorders>
+              <w:bottom w:val="none" w:sz="0" w:space="0" w:color="000000"/>
+              <w:top w:val="none" w:sz="0" w:space="0" w:color="000000"/>
+              <w:left w:val="none" w:sz="0" w:space="0" w:color="000000"/>
+              <w:right w:val="none" w:sz="0" w:space="0" w:color="000000"/>
+            </w:tcBorders>
+            <w:shd w:val="clear" w:color="auto" w:fill="FFFFFF"/>
+            <w:tcMar>
+              <w:top w:w="0" w:type="dxa"/>
+              <w:bottom w:w="0" w:type="dxa"/>
+              <w:left w:w="0" w:type="dxa"/>
+              <w:right w:w="0" w:type="dxa"/>
+            </w:tcMar>
+            <w:vAlign w:val="top"/>
+          </w:tcPr>
+          <w:p>
+            <w:pPr>
+              <w:pStyle w:val="Normal"/>
+              <w:jc w:val="center"/>
+              <w:pBdr>
+                <w:bottom w:val="none" w:sz="0" w:space="0" w:color="000000"/>
+                <w:top w:val="none" w:sz="0" w:space="0" w:color="000000"/>
+                <w:left w:val="none" w:sz="0" w:space="0" w:color="000000"/>
+                <w:right w:val="none" w:sz="0" w:space="0" w:color="000000"/>
+              </w:pBdr>
+              <w:spacing w:after="100" w:before="100" w:line="240"/>
+              <w:ind w:left="100" w:right="100" w:firstLine="0" w:firstLineChars="0"/>
+              <w:rPr>
+                <w:rFonts w:ascii="Helvetica" w:hAnsi="Helvetica" w:eastAsia="Helvetica" w:cs="Helvetica"/>
+                <w:i w:val="false"/>
+                <w:b w:val="false"/>
+                <w:u w:val="none"/>
+                <w:sz w:val="22"/>
+                <w:szCs w:val="22"/>
+                <w:color w:val="000000"/>
+              </w:rPr>
+            </w:pPr>
+            <w:r>
+              <w:rPr>
+                <w:rFonts w:ascii="Helvetica" w:hAnsi="Helvetica" w:eastAsia="Helvetica" w:cs="Helvetica"/>
+                <w:i w:val="false"/>
+                <w:b w:val="false"/>
+                <w:u w:val="none"/>
+                <w:sz w:val="22"/>
+                <w:szCs w:val="22"/>
+                <w:color w:val="000000"/>
+              </w:rPr>
+              <w:t xml:space="preserve">1.00</w:t>
+            </w:r>
+          </w:p>
+        </w:tc>
+        <w:tc>
+          <w:tcPr>
+            <w:tcBorders>
+              <w:bottom w:val="none" w:sz="0" w:space="0" w:color="000000"/>
+              <w:top w:val="none" w:sz="0" w:space="0" w:color="000000"/>
+              <w:left w:val="none" w:sz="0" w:space="0" w:color="000000"/>
+              <w:right w:val="none" w:sz="0" w:space="0" w:color="000000"/>
+            </w:tcBorders>
+            <w:shd w:val="clear" w:color="auto" w:fill="FFFFFF"/>
+            <w:tcMar>
+              <w:top w:w="0" w:type="dxa"/>
+              <w:bottom w:w="0" w:type="dxa"/>
+              <w:left w:w="0" w:type="dxa"/>
+              <w:right w:w="0" w:type="dxa"/>
+            </w:tcMar>
+            <w:vAlign w:val="top"/>
+          </w:tcPr>
+          <w:p>
+            <w:pPr>
+              <w:pStyle w:val="Normal"/>
+              <w:jc w:val="center"/>
+              <w:pBdr>
+                <w:bottom w:val="none" w:sz="0" w:space="0" w:color="000000"/>
+                <w:top w:val="none" w:sz="0" w:space="0" w:color="000000"/>
+                <w:left w:val="none" w:sz="0" w:space="0" w:color="000000"/>
+                <w:right w:val="none" w:sz="0" w:space="0" w:color="000000"/>
+              </w:pBdr>
+              <w:spacing w:after="100" w:before="100" w:line="240"/>
+              <w:ind w:left="100" w:right="100" w:firstLine="0" w:firstLineChars="0"/>
+              <w:rPr>
+                <w:rFonts w:ascii="Helvetica" w:hAnsi="Helvetica" w:eastAsia="Helvetica" w:cs="Helvetica"/>
+                <w:i w:val="false"/>
+                <w:b w:val="false"/>
+                <w:u w:val="none"/>
+                <w:sz w:val="22"/>
+                <w:szCs w:val="22"/>
+                <w:color w:val="000000"/>
+              </w:rPr>
+            </w:pPr>
+            <w:r>
+              <w:rPr>
+                <w:rFonts w:ascii="Helvetica" w:hAnsi="Helvetica" w:eastAsia="Helvetica" w:cs="Helvetica"/>
+                <w:i w:val="false"/>
+                <w:b w:val="false"/>
+                <w:u w:val="none"/>
+                <w:sz w:val="22"/>
+                <w:szCs w:val="22"/>
+                <w:color w:val="000000"/>
+              </w:rPr>
+              <w:t xml:space="preserve">0.56, 1.79</w:t>
+            </w:r>
+          </w:p>
+        </w:tc>
+        <w:tc>
+          <w:tcPr>
+            <w:tcBorders>
+              <w:bottom w:val="none" w:sz="0" w:space="0" w:color="000000"/>
+              <w:top w:val="none" w:sz="0" w:space="0" w:color="000000"/>
+              <w:left w:val="none" w:sz="0" w:space="0" w:color="000000"/>
+              <w:right w:val="none" w:sz="0" w:space="0" w:color="000000"/>
+            </w:tcBorders>
+            <w:shd w:val="clear" w:color="auto" w:fill="FFFFFF"/>
+            <w:tcMar>
+              <w:top w:w="0" w:type="dxa"/>
+              <w:bottom w:w="0" w:type="dxa"/>
+              <w:left w:w="0" w:type="dxa"/>
+              <w:right w:w="0" w:type="dxa"/>
+            </w:tcMar>
+            <w:vAlign w:val="top"/>
+          </w:tcPr>
+          <w:p>
+            <w:pPr>
+              <w:pStyle w:val="Normal"/>
+              <w:jc w:val="center"/>
+              <w:pBdr>
+                <w:bottom w:val="none" w:sz="0" w:space="0" w:color="000000"/>
+                <w:top w:val="none" w:sz="0" w:space="0" w:color="000000"/>
+                <w:left w:val="none" w:sz="0" w:space="0" w:color="000000"/>
+                <w:right w:val="none" w:sz="0" w:space="0" w:color="000000"/>
+              </w:pBdr>
+              <w:spacing w:after="100" w:before="100" w:line="240"/>
+              <w:ind w:left="100" w:right="100" w:firstLine="0" w:firstLineChars="0"/>
+              <w:rPr>
+                <w:rFonts w:ascii="Helvetica" w:hAnsi="Helvetica" w:eastAsia="Helvetica" w:cs="Helvetica"/>
+                <w:i w:val="false"/>
+                <w:b w:val="false"/>
+                <w:u w:val="none"/>
+                <w:sz w:val="22"/>
+                <w:szCs w:val="22"/>
+                <w:color w:val="000000"/>
+              </w:rPr>
+            </w:pPr>
+            <w:r>
+              <w:rPr>
+                <w:rFonts w:ascii="Helvetica" w:hAnsi="Helvetica" w:eastAsia="Helvetica" w:cs="Helvetica"/>
+                <w:i w:val="false"/>
+                <w:b w:val="false"/>
+                <w:u w:val="none"/>
+                <w:sz w:val="22"/>
+                <w:szCs w:val="22"/>
+                <w:color w:val="000000"/>
+              </w:rPr>
+              <w:t xml:space="preserve">&gt;0.999</w:t>
+            </w:r>
+          </w:p>
+        </w:tc>
+        <w:tc>
+          <w:tcPr>
+            <w:tcBorders>
+              <w:bottom w:val="none" w:sz="0" w:space="0" w:color="000000"/>
+              <w:top w:val="none" w:sz="0" w:space="0" w:color="000000"/>
+              <w:left w:val="none" w:sz="0" w:space="0" w:color="000000"/>
+              <w:right w:val="none" w:sz="0" w:space="0" w:color="000000"/>
+            </w:tcBorders>
+            <w:shd w:val="clear" w:color="auto" w:fill="FFFFFF"/>
+            <w:tcMar>
+              <w:top w:w="0" w:type="dxa"/>
+              <w:bottom w:w="0" w:type="dxa"/>
+              <w:left w:w="0" w:type="dxa"/>
+              <w:right w:w="0" w:type="dxa"/>
+            </w:tcMar>
+            <w:vAlign w:val="top"/>
+          </w:tcPr>
+          <w:p>
+            <w:pPr>
+              <w:pStyle w:val="Normal"/>
+              <w:jc w:val="center"/>
+              <w:pBdr>
+                <w:bottom w:val="none" w:sz="0" w:space="0" w:color="000000"/>
+                <w:top w:val="none" w:sz="0" w:space="0" w:color="000000"/>
+                <w:left w:val="none" w:sz="0" w:space="0" w:color="000000"/>
+                <w:right w:val="none" w:sz="0" w:space="0" w:color="000000"/>
+              </w:pBdr>
+              <w:spacing w:after="100" w:before="100" w:line="240"/>
+              <w:ind w:left="100" w:right="100" w:firstLine="0" w:firstLineChars="0"/>
+              <w:rPr>
+                <w:rFonts w:ascii="Helvetica" w:hAnsi="Helvetica" w:eastAsia="Helvetica" w:cs="Helvetica"/>
+                <w:i w:val="false"/>
+                <w:b w:val="false"/>
+                <w:u w:val="none"/>
+                <w:sz w:val="22"/>
+                <w:szCs w:val="22"/>
+                <w:color w:val="000000"/>
+              </w:rPr>
+            </w:pPr>
+            <w:r>
+              <w:rPr>
+                <w:rFonts w:ascii="Helvetica" w:hAnsi="Helvetica" w:eastAsia="Helvetica" w:cs="Helvetica"/>
+                <w:i w:val="false"/>
+                <w:b w:val="false"/>
+                <w:u w:val="none"/>
+                <w:sz w:val="22"/>
+                <w:szCs w:val="22"/>
+                <w:color w:val="000000"/>
+              </w:rPr>
+              <w:t xml:space="preserve">142</w:t>
+            </w:r>
+          </w:p>
+        </w:tc>
+        <w:tc>
+          <w:tcPr>
+            <w:tcBorders>
+              <w:bottom w:val="none" w:sz="0" w:space="0" w:color="000000"/>
+              <w:top w:val="none" w:sz="0" w:space="0" w:color="000000"/>
+              <w:left w:val="none" w:sz="0" w:space="0" w:color="000000"/>
+              <w:right w:val="none" w:sz="0" w:space="0" w:color="000000"/>
+            </w:tcBorders>
+            <w:shd w:val="clear" w:color="auto" w:fill="FFFFFF"/>
+            <w:tcMar>
+              <w:top w:w="0" w:type="dxa"/>
+              <w:bottom w:w="0" w:type="dxa"/>
+              <w:left w:w="0" w:type="dxa"/>
+              <w:right w:w="0" w:type="dxa"/>
+            </w:tcMar>
+            <w:vAlign w:val="top"/>
+          </w:tcPr>
+          <w:p>
+            <w:pPr>
+              <w:pStyle w:val="Normal"/>
+              <w:jc w:val="center"/>
+              <w:pBdr>
+                <w:bottom w:val="none" w:sz="0" w:space="0" w:color="000000"/>
+                <w:top w:val="none" w:sz="0" w:space="0" w:color="000000"/>
+                <w:left w:val="none" w:sz="0" w:space="0" w:color="000000"/>
+                <w:right w:val="none" w:sz="0" w:space="0" w:color="000000"/>
+              </w:pBdr>
+              <w:spacing w:after="100" w:before="100" w:line="240"/>
+              <w:ind w:left="100" w:right="100" w:firstLine="0" w:firstLineChars="0"/>
+              <w:rPr>
+                <w:rFonts w:ascii="Helvetica" w:hAnsi="Helvetica" w:eastAsia="Helvetica" w:cs="Helvetica"/>
+                <w:i w:val="false"/>
+                <w:b w:val="false"/>
+                <w:u w:val="none"/>
+                <w:sz w:val="22"/>
+                <w:szCs w:val="22"/>
+                <w:color w:val="000000"/>
+              </w:rPr>
+            </w:pPr>
+            <w:r>
+              <w:rPr>
+                <w:rFonts w:ascii="Helvetica" w:hAnsi="Helvetica" w:eastAsia="Helvetica" w:cs="Helvetica"/>
+                <w:i w:val="false"/>
+                <w:b w:val="false"/>
+                <w:u w:val="none"/>
+                <w:sz w:val="22"/>
+                <w:szCs w:val="22"/>
+                <w:color w:val="000000"/>
+              </w:rPr>
+              <w:t xml:space="preserve">1.48</w:t>
+            </w:r>
+          </w:p>
+        </w:tc>
+        <w:tc>
+          <w:tcPr>
+            <w:tcBorders>
+              <w:bottom w:val="none" w:sz="0" w:space="0" w:color="000000"/>
+              <w:top w:val="none" w:sz="0" w:space="0" w:color="000000"/>
+              <w:left w:val="none" w:sz="0" w:space="0" w:color="000000"/>
+              <w:right w:val="none" w:sz="0" w:space="0" w:color="000000"/>
+            </w:tcBorders>
+            <w:shd w:val="clear" w:color="auto" w:fill="FFFFFF"/>
+            <w:tcMar>
+              <w:top w:w="0" w:type="dxa"/>
+              <w:bottom w:w="0" w:type="dxa"/>
+              <w:left w:w="0" w:type="dxa"/>
+              <w:right w:w="0" w:type="dxa"/>
+            </w:tcMar>
+            <w:vAlign w:val="top"/>
+          </w:tcPr>
+          <w:p>
+            <w:pPr>
+              <w:pStyle w:val="Normal"/>
+              <w:jc w:val="center"/>
+              <w:pBdr>
+                <w:bottom w:val="none" w:sz="0" w:space="0" w:color="000000"/>
+                <w:top w:val="none" w:sz="0" w:space="0" w:color="000000"/>
+                <w:left w:val="none" w:sz="0" w:space="0" w:color="000000"/>
+                <w:right w:val="none" w:sz="0" w:space="0" w:color="000000"/>
+              </w:pBdr>
+              <w:spacing w:after="100" w:before="100" w:line="240"/>
+              <w:ind w:left="100" w:right="100" w:firstLine="0" w:firstLineChars="0"/>
+              <w:rPr>
+                <w:rFonts w:ascii="Helvetica" w:hAnsi="Helvetica" w:eastAsia="Helvetica" w:cs="Helvetica"/>
+                <w:i w:val="false"/>
+                <w:b w:val="false"/>
+                <w:u w:val="none"/>
+                <w:sz w:val="22"/>
+                <w:szCs w:val="22"/>
+                <w:color w:val="000000"/>
+              </w:rPr>
+            </w:pPr>
+            <w:r>
+              <w:rPr>
+                <w:rFonts w:ascii="Helvetica" w:hAnsi="Helvetica" w:eastAsia="Helvetica" w:cs="Helvetica"/>
+                <w:i w:val="false"/>
+                <w:b w:val="false"/>
+                <w:u w:val="none"/>
+                <w:sz w:val="22"/>
+                <w:szCs w:val="22"/>
+                <w:color w:val="000000"/>
+              </w:rPr>
+              <w:t xml:space="preserve">0.79, 2.78</w:t>
+            </w:r>
+          </w:p>
+        </w:tc>
+        <w:tc>
+          <w:tcPr>
+            <w:tcBorders>
+              <w:bottom w:val="none" w:sz="0" w:space="0" w:color="000000"/>
+              <w:top w:val="none" w:sz="0" w:space="0" w:color="000000"/>
+              <w:left w:val="none" w:sz="0" w:space="0" w:color="000000"/>
+              <w:right w:val="none" w:sz="0" w:space="0" w:color="000000"/>
+            </w:tcBorders>
+            <w:shd w:val="clear" w:color="auto" w:fill="FFFFFF"/>
+            <w:tcMar>
+              <w:top w:w="0" w:type="dxa"/>
+              <w:bottom w:w="0" w:type="dxa"/>
+              <w:left w:w="0" w:type="dxa"/>
+              <w:right w:w="0" w:type="dxa"/>
+            </w:tcMar>
+            <w:vAlign w:val="top"/>
+          </w:tcPr>
+          <w:p>
+            <w:pPr>
+              <w:pStyle w:val="Normal"/>
+              <w:jc w:val="center"/>
+              <w:pBdr>
+                <w:bottom w:val="none" w:sz="0" w:space="0" w:color="000000"/>
+                <w:top w:val="none" w:sz="0" w:space="0" w:color="000000"/>
+                <w:left w:val="none" w:sz="0" w:space="0" w:color="000000"/>
+                <w:right w:val="none" w:sz="0" w:space="0" w:color="000000"/>
+              </w:pBdr>
+              <w:spacing w:after="100" w:before="100" w:line="240"/>
+              <w:ind w:left="100" w:right="100" w:firstLine="0" w:firstLineChars="0"/>
+              <w:rPr>
+                <w:rFonts w:ascii="Helvetica" w:hAnsi="Helvetica" w:eastAsia="Helvetica" w:cs="Helvetica"/>
+                <w:i w:val="false"/>
+                <w:b w:val="false"/>
+                <w:u w:val="none"/>
+                <w:sz w:val="22"/>
+                <w:szCs w:val="22"/>
+                <w:color w:val="000000"/>
+              </w:rPr>
+            </w:pPr>
+            <w:r>
+              <w:rPr>
+                <w:rFonts w:ascii="Helvetica" w:hAnsi="Helvetica" w:eastAsia="Helvetica" w:cs="Helvetica"/>
+                <w:i w:val="false"/>
+                <w:b w:val="false"/>
+                <w:u w:val="none"/>
+                <w:sz w:val="22"/>
+                <w:szCs w:val="22"/>
+                <w:color w:val="000000"/>
+              </w:rPr>
+              <w:t xml:space="preserve">0.220</w:t>
             </w:r>
           </w:p>
         </w:tc>
@@ -12913,378 +12913,378 @@
                 <w:szCs w:val="22"/>
                 <w:color w:val="000000"/>
               </w:rPr>
-              <w:t xml:space="preserve">143</w:t>
-            </w:r>
-          </w:p>
-        </w:tc>
-        <w:tc>
-          <w:tcPr>
-            <w:tcBorders>
-              <w:bottom w:val="none" w:sz="0" w:space="0" w:color="000000"/>
-              <w:top w:val="none" w:sz="0" w:space="0" w:color="000000"/>
-              <w:left w:val="none" w:sz="0" w:space="0" w:color="000000"/>
-              <w:right w:val="none" w:sz="0" w:space="0" w:color="000000"/>
-            </w:tcBorders>
-            <w:shd w:val="clear" w:color="auto" w:fill="FFFFFF"/>
-            <w:tcMar>
-              <w:top w:w="0" w:type="dxa"/>
-              <w:bottom w:w="0" w:type="dxa"/>
-              <w:left w:w="0" w:type="dxa"/>
-              <w:right w:w="0" w:type="dxa"/>
-            </w:tcMar>
-            <w:vAlign w:val="top"/>
-          </w:tcPr>
-          <w:p>
-            <w:pPr>
-              <w:pStyle w:val="Normal"/>
-              <w:jc w:val="center"/>
-              <w:pBdr>
-                <w:bottom w:val="none" w:sz="0" w:space="0" w:color="000000"/>
-                <w:top w:val="none" w:sz="0" w:space="0" w:color="000000"/>
-                <w:left w:val="none" w:sz="0" w:space="0" w:color="000000"/>
-                <w:right w:val="none" w:sz="0" w:space="0" w:color="000000"/>
-              </w:pBdr>
-              <w:spacing w:after="100" w:before="100" w:line="240"/>
-              <w:ind w:left="100" w:right="100" w:firstLine="0" w:firstLineChars="0"/>
-              <w:rPr>
-                <w:rFonts w:ascii="Helvetica" w:hAnsi="Helvetica" w:eastAsia="Helvetica" w:cs="Helvetica"/>
-                <w:i w:val="false"/>
-                <w:b w:val="false"/>
-                <w:u w:val="none"/>
-                <w:sz w:val="22"/>
-                <w:szCs w:val="22"/>
-                <w:color w:val="000000"/>
-              </w:rPr>
-            </w:pPr>
-            <w:r>
-              <w:rPr>
-                <w:rFonts w:ascii="Helvetica" w:hAnsi="Helvetica" w:eastAsia="Helvetica" w:cs="Helvetica"/>
-                <w:i w:val="false"/>
-                <w:b w:val="false"/>
-                <w:u w:val="none"/>
-                <w:sz w:val="22"/>
-                <w:szCs w:val="22"/>
-                <w:color w:val="000000"/>
-              </w:rPr>
-              <w:t xml:space="preserve">1.32</w:t>
-            </w:r>
-          </w:p>
-        </w:tc>
-        <w:tc>
-          <w:tcPr>
-            <w:tcBorders>
-              <w:bottom w:val="none" w:sz="0" w:space="0" w:color="000000"/>
-              <w:top w:val="none" w:sz="0" w:space="0" w:color="000000"/>
-              <w:left w:val="none" w:sz="0" w:space="0" w:color="000000"/>
-              <w:right w:val="none" w:sz="0" w:space="0" w:color="000000"/>
-            </w:tcBorders>
-            <w:shd w:val="clear" w:color="auto" w:fill="FFFFFF"/>
-            <w:tcMar>
-              <w:top w:w="0" w:type="dxa"/>
-              <w:bottom w:w="0" w:type="dxa"/>
-              <w:left w:w="0" w:type="dxa"/>
-              <w:right w:w="0" w:type="dxa"/>
-            </w:tcMar>
-            <w:vAlign w:val="top"/>
-          </w:tcPr>
-          <w:p>
-            <w:pPr>
-              <w:pStyle w:val="Normal"/>
-              <w:jc w:val="center"/>
-              <w:pBdr>
-                <w:bottom w:val="none" w:sz="0" w:space="0" w:color="000000"/>
-                <w:top w:val="none" w:sz="0" w:space="0" w:color="000000"/>
-                <w:left w:val="none" w:sz="0" w:space="0" w:color="000000"/>
-                <w:right w:val="none" w:sz="0" w:space="0" w:color="000000"/>
-              </w:pBdr>
-              <w:spacing w:after="100" w:before="100" w:line="240"/>
-              <w:ind w:left="100" w:right="100" w:firstLine="0" w:firstLineChars="0"/>
-              <w:rPr>
-                <w:rFonts w:ascii="Helvetica" w:hAnsi="Helvetica" w:eastAsia="Helvetica" w:cs="Helvetica"/>
-                <w:i w:val="false"/>
-                <w:b w:val="false"/>
-                <w:u w:val="none"/>
-                <w:sz w:val="22"/>
-                <w:szCs w:val="22"/>
-                <w:color w:val="000000"/>
-              </w:rPr>
-            </w:pPr>
-            <w:r>
-              <w:rPr>
-                <w:rFonts w:ascii="Helvetica" w:hAnsi="Helvetica" w:eastAsia="Helvetica" w:cs="Helvetica"/>
-                <w:i w:val="false"/>
-                <w:b w:val="false"/>
-                <w:u w:val="none"/>
-                <w:sz w:val="22"/>
-                <w:szCs w:val="22"/>
-                <w:color w:val="000000"/>
-              </w:rPr>
-              <w:t xml:space="preserve">0.75, 2.33</w:t>
-            </w:r>
-          </w:p>
-        </w:tc>
-        <w:tc>
-          <w:tcPr>
-            <w:tcBorders>
-              <w:bottom w:val="none" w:sz="0" w:space="0" w:color="000000"/>
-              <w:top w:val="none" w:sz="0" w:space="0" w:color="000000"/>
-              <w:left w:val="none" w:sz="0" w:space="0" w:color="000000"/>
-              <w:right w:val="none" w:sz="0" w:space="0" w:color="000000"/>
-            </w:tcBorders>
-            <w:shd w:val="clear" w:color="auto" w:fill="FFFFFF"/>
-            <w:tcMar>
-              <w:top w:w="0" w:type="dxa"/>
-              <w:bottom w:w="0" w:type="dxa"/>
-              <w:left w:w="0" w:type="dxa"/>
-              <w:right w:w="0" w:type="dxa"/>
-            </w:tcMar>
-            <w:vAlign w:val="top"/>
-          </w:tcPr>
-          <w:p>
-            <w:pPr>
-              <w:pStyle w:val="Normal"/>
-              <w:jc w:val="center"/>
-              <w:pBdr>
-                <w:bottom w:val="none" w:sz="0" w:space="0" w:color="000000"/>
-                <w:top w:val="none" w:sz="0" w:space="0" w:color="000000"/>
-                <w:left w:val="none" w:sz="0" w:space="0" w:color="000000"/>
-                <w:right w:val="none" w:sz="0" w:space="0" w:color="000000"/>
-              </w:pBdr>
-              <w:spacing w:after="100" w:before="100" w:line="240"/>
-              <w:ind w:left="100" w:right="100" w:firstLine="0" w:firstLineChars="0"/>
-              <w:rPr>
-                <w:rFonts w:ascii="Helvetica" w:hAnsi="Helvetica" w:eastAsia="Helvetica" w:cs="Helvetica"/>
-                <w:i w:val="false"/>
-                <w:b w:val="false"/>
-                <w:u w:val="none"/>
-                <w:sz w:val="22"/>
-                <w:szCs w:val="22"/>
-                <w:color w:val="000000"/>
-              </w:rPr>
-            </w:pPr>
-            <w:r>
-              <w:rPr>
-                <w:rFonts w:ascii="Helvetica" w:hAnsi="Helvetica" w:eastAsia="Helvetica" w:cs="Helvetica"/>
-                <w:i w:val="false"/>
-                <w:b w:val="false"/>
-                <w:u w:val="none"/>
-                <w:sz w:val="22"/>
-                <w:szCs w:val="22"/>
-                <w:color w:val="000000"/>
-              </w:rPr>
-              <w:t xml:space="preserve">0.330</w:t>
-            </w:r>
-          </w:p>
-        </w:tc>
-        <w:tc>
-          <w:tcPr>
-            <w:tcBorders>
-              <w:bottom w:val="none" w:sz="0" w:space="0" w:color="000000"/>
-              <w:top w:val="none" w:sz="0" w:space="0" w:color="000000"/>
-              <w:left w:val="none" w:sz="0" w:space="0" w:color="000000"/>
-              <w:right w:val="none" w:sz="0" w:space="0" w:color="000000"/>
-            </w:tcBorders>
-            <w:shd w:val="clear" w:color="auto" w:fill="FFFFFF"/>
-            <w:tcMar>
-              <w:top w:w="0" w:type="dxa"/>
-              <w:bottom w:w="0" w:type="dxa"/>
-              <w:left w:w="0" w:type="dxa"/>
-              <w:right w:w="0" w:type="dxa"/>
-            </w:tcMar>
-            <w:vAlign w:val="top"/>
-          </w:tcPr>
-          <w:p>
-            <w:pPr>
-              <w:pStyle w:val="Normal"/>
-              <w:jc w:val="center"/>
-              <w:pBdr>
-                <w:bottom w:val="none" w:sz="0" w:space="0" w:color="000000"/>
-                <w:top w:val="none" w:sz="0" w:space="0" w:color="000000"/>
-                <w:left w:val="none" w:sz="0" w:space="0" w:color="000000"/>
-                <w:right w:val="none" w:sz="0" w:space="0" w:color="000000"/>
-              </w:pBdr>
-              <w:spacing w:after="100" w:before="100" w:line="240"/>
-              <w:ind w:left="100" w:right="100" w:firstLine="0" w:firstLineChars="0"/>
-              <w:rPr>
-                <w:rFonts w:ascii="Helvetica" w:hAnsi="Helvetica" w:eastAsia="Helvetica" w:cs="Helvetica"/>
-                <w:i w:val="false"/>
-                <w:b w:val="false"/>
-                <w:u w:val="none"/>
-                <w:sz w:val="22"/>
-                <w:szCs w:val="22"/>
-                <w:color w:val="000000"/>
-              </w:rPr>
-            </w:pPr>
-            <w:r>
-              <w:rPr>
-                <w:rFonts w:ascii="Helvetica" w:hAnsi="Helvetica" w:eastAsia="Helvetica" w:cs="Helvetica"/>
-                <w:i w:val="false"/>
-                <w:b w:val="false"/>
-                <w:u w:val="none"/>
-                <w:sz w:val="22"/>
-                <w:szCs w:val="22"/>
-                <w:color w:val="000000"/>
-              </w:rPr>
-              <w:t xml:space="preserve">143</w:t>
-            </w:r>
-          </w:p>
-        </w:tc>
-        <w:tc>
-          <w:tcPr>
-            <w:tcBorders>
-              <w:bottom w:val="none" w:sz="0" w:space="0" w:color="000000"/>
-              <w:top w:val="none" w:sz="0" w:space="0" w:color="000000"/>
-              <w:left w:val="none" w:sz="0" w:space="0" w:color="000000"/>
-              <w:right w:val="none" w:sz="0" w:space="0" w:color="000000"/>
-            </w:tcBorders>
-            <w:shd w:val="clear" w:color="auto" w:fill="FFFFFF"/>
-            <w:tcMar>
-              <w:top w:w="0" w:type="dxa"/>
-              <w:bottom w:w="0" w:type="dxa"/>
-              <w:left w:w="0" w:type="dxa"/>
-              <w:right w:w="0" w:type="dxa"/>
-            </w:tcMar>
-            <w:vAlign w:val="top"/>
-          </w:tcPr>
-          <w:p>
-            <w:pPr>
-              <w:pStyle w:val="Normal"/>
-              <w:jc w:val="center"/>
-              <w:pBdr>
-                <w:bottom w:val="none" w:sz="0" w:space="0" w:color="000000"/>
-                <w:top w:val="none" w:sz="0" w:space="0" w:color="000000"/>
-                <w:left w:val="none" w:sz="0" w:space="0" w:color="000000"/>
-                <w:right w:val="none" w:sz="0" w:space="0" w:color="000000"/>
-              </w:pBdr>
-              <w:spacing w:after="100" w:before="100" w:line="240"/>
-              <w:ind w:left="100" w:right="100" w:firstLine="0" w:firstLineChars="0"/>
-              <w:rPr>
-                <w:rFonts w:ascii="Helvetica" w:hAnsi="Helvetica" w:eastAsia="Helvetica" w:cs="Helvetica"/>
-                <w:i w:val="false"/>
-                <w:b w:val="false"/>
-                <w:u w:val="none"/>
-                <w:sz w:val="22"/>
-                <w:szCs w:val="22"/>
-                <w:color w:val="000000"/>
-              </w:rPr>
-            </w:pPr>
-            <w:r>
-              <w:rPr>
-                <w:rFonts w:ascii="Helvetica" w:hAnsi="Helvetica" w:eastAsia="Helvetica" w:cs="Helvetica"/>
-                <w:i w:val="false"/>
-                <w:b w:val="false"/>
-                <w:u w:val="none"/>
-                <w:sz w:val="22"/>
-                <w:szCs w:val="22"/>
-                <w:color w:val="000000"/>
-              </w:rPr>
-              <w:t xml:space="preserve">1.12</w:t>
-            </w:r>
-          </w:p>
-        </w:tc>
-        <w:tc>
-          <w:tcPr>
-            <w:tcBorders>
-              <w:bottom w:val="none" w:sz="0" w:space="0" w:color="000000"/>
-              <w:top w:val="none" w:sz="0" w:space="0" w:color="000000"/>
-              <w:left w:val="none" w:sz="0" w:space="0" w:color="000000"/>
-              <w:right w:val="none" w:sz="0" w:space="0" w:color="000000"/>
-            </w:tcBorders>
-            <w:shd w:val="clear" w:color="auto" w:fill="FFFFFF"/>
-            <w:tcMar>
-              <w:top w:w="0" w:type="dxa"/>
-              <w:bottom w:w="0" w:type="dxa"/>
-              <w:left w:w="0" w:type="dxa"/>
-              <w:right w:w="0" w:type="dxa"/>
-            </w:tcMar>
-            <w:vAlign w:val="top"/>
-          </w:tcPr>
-          <w:p>
-            <w:pPr>
-              <w:pStyle w:val="Normal"/>
-              <w:jc w:val="center"/>
-              <w:pBdr>
-                <w:bottom w:val="none" w:sz="0" w:space="0" w:color="000000"/>
-                <w:top w:val="none" w:sz="0" w:space="0" w:color="000000"/>
-                <w:left w:val="none" w:sz="0" w:space="0" w:color="000000"/>
-                <w:right w:val="none" w:sz="0" w:space="0" w:color="000000"/>
-              </w:pBdr>
-              <w:spacing w:after="100" w:before="100" w:line="240"/>
-              <w:ind w:left="100" w:right="100" w:firstLine="0" w:firstLineChars="0"/>
-              <w:rPr>
-                <w:rFonts w:ascii="Helvetica" w:hAnsi="Helvetica" w:eastAsia="Helvetica" w:cs="Helvetica"/>
-                <w:i w:val="false"/>
-                <w:b w:val="false"/>
-                <w:u w:val="none"/>
-                <w:sz w:val="22"/>
-                <w:szCs w:val="22"/>
-                <w:color w:val="000000"/>
-              </w:rPr>
-            </w:pPr>
-            <w:r>
-              <w:rPr>
-                <w:rFonts w:ascii="Helvetica" w:hAnsi="Helvetica" w:eastAsia="Helvetica" w:cs="Helvetica"/>
-                <w:i w:val="false"/>
-                <w:b w:val="false"/>
-                <w:u w:val="none"/>
-                <w:sz w:val="22"/>
-                <w:szCs w:val="22"/>
-                <w:color w:val="000000"/>
-              </w:rPr>
-              <w:t xml:space="preserve">0.58, 2.17</w:t>
-            </w:r>
-          </w:p>
-        </w:tc>
-        <w:tc>
-          <w:tcPr>
-            <w:tcBorders>
-              <w:bottom w:val="none" w:sz="0" w:space="0" w:color="000000"/>
-              <w:top w:val="none" w:sz="0" w:space="0" w:color="000000"/>
-              <w:left w:val="none" w:sz="0" w:space="0" w:color="000000"/>
-              <w:right w:val="none" w:sz="0" w:space="0" w:color="000000"/>
-            </w:tcBorders>
-            <w:shd w:val="clear" w:color="auto" w:fill="FFFFFF"/>
-            <w:tcMar>
-              <w:top w:w="0" w:type="dxa"/>
-              <w:bottom w:w="0" w:type="dxa"/>
-              <w:left w:w="0" w:type="dxa"/>
-              <w:right w:w="0" w:type="dxa"/>
-            </w:tcMar>
-            <w:vAlign w:val="top"/>
-          </w:tcPr>
-          <w:p>
-            <w:pPr>
-              <w:pStyle w:val="Normal"/>
-              <w:jc w:val="center"/>
-              <w:pBdr>
-                <w:bottom w:val="none" w:sz="0" w:space="0" w:color="000000"/>
-                <w:top w:val="none" w:sz="0" w:space="0" w:color="000000"/>
-                <w:left w:val="none" w:sz="0" w:space="0" w:color="000000"/>
-                <w:right w:val="none" w:sz="0" w:space="0" w:color="000000"/>
-              </w:pBdr>
-              <w:spacing w:after="100" w:before="100" w:line="240"/>
-              <w:ind w:left="100" w:right="100" w:firstLine="0" w:firstLineChars="0"/>
-              <w:rPr>
-                <w:rFonts w:ascii="Helvetica" w:hAnsi="Helvetica" w:eastAsia="Helvetica" w:cs="Helvetica"/>
-                <w:i w:val="false"/>
-                <w:b w:val="false"/>
-                <w:u w:val="none"/>
-                <w:sz w:val="22"/>
-                <w:szCs w:val="22"/>
-                <w:color w:val="000000"/>
-              </w:rPr>
-            </w:pPr>
-            <w:r>
-              <w:rPr>
-                <w:rFonts w:ascii="Helvetica" w:hAnsi="Helvetica" w:eastAsia="Helvetica" w:cs="Helvetica"/>
-                <w:i w:val="false"/>
-                <w:b w:val="false"/>
-                <w:u w:val="none"/>
-                <w:sz w:val="22"/>
-                <w:szCs w:val="22"/>
-                <w:color w:val="000000"/>
-              </w:rPr>
-              <w:t xml:space="preserve">0.740</w:t>
+              <w:t xml:space="preserve">142</w:t>
+            </w:r>
+          </w:p>
+        </w:tc>
+        <w:tc>
+          <w:tcPr>
+            <w:tcBorders>
+              <w:bottom w:val="none" w:sz="0" w:space="0" w:color="000000"/>
+              <w:top w:val="none" w:sz="0" w:space="0" w:color="000000"/>
+              <w:left w:val="none" w:sz="0" w:space="0" w:color="000000"/>
+              <w:right w:val="none" w:sz="0" w:space="0" w:color="000000"/>
+            </w:tcBorders>
+            <w:shd w:val="clear" w:color="auto" w:fill="FFFFFF"/>
+            <w:tcMar>
+              <w:top w:w="0" w:type="dxa"/>
+              <w:bottom w:w="0" w:type="dxa"/>
+              <w:left w:w="0" w:type="dxa"/>
+              <w:right w:w="0" w:type="dxa"/>
+            </w:tcMar>
+            <w:vAlign w:val="top"/>
+          </w:tcPr>
+          <w:p>
+            <w:pPr>
+              <w:pStyle w:val="Normal"/>
+              <w:jc w:val="center"/>
+              <w:pBdr>
+                <w:bottom w:val="none" w:sz="0" w:space="0" w:color="000000"/>
+                <w:top w:val="none" w:sz="0" w:space="0" w:color="000000"/>
+                <w:left w:val="none" w:sz="0" w:space="0" w:color="000000"/>
+                <w:right w:val="none" w:sz="0" w:space="0" w:color="000000"/>
+              </w:pBdr>
+              <w:spacing w:after="100" w:before="100" w:line="240"/>
+              <w:ind w:left="100" w:right="100" w:firstLine="0" w:firstLineChars="0"/>
+              <w:rPr>
+                <w:rFonts w:ascii="Helvetica" w:hAnsi="Helvetica" w:eastAsia="Helvetica" w:cs="Helvetica"/>
+                <w:i w:val="false"/>
+                <w:b w:val="false"/>
+                <w:u w:val="none"/>
+                <w:sz w:val="22"/>
+                <w:szCs w:val="22"/>
+                <w:color w:val="000000"/>
+              </w:rPr>
+            </w:pPr>
+            <w:r>
+              <w:rPr>
+                <w:rFonts w:ascii="Helvetica" w:hAnsi="Helvetica" w:eastAsia="Helvetica" w:cs="Helvetica"/>
+                <w:i w:val="false"/>
+                <w:b w:val="false"/>
+                <w:u w:val="none"/>
+                <w:sz w:val="22"/>
+                <w:szCs w:val="22"/>
+                <w:color w:val="000000"/>
+              </w:rPr>
+              <w:t xml:space="preserve">1.35</w:t>
+            </w:r>
+          </w:p>
+        </w:tc>
+        <w:tc>
+          <w:tcPr>
+            <w:tcBorders>
+              <w:bottom w:val="none" w:sz="0" w:space="0" w:color="000000"/>
+              <w:top w:val="none" w:sz="0" w:space="0" w:color="000000"/>
+              <w:left w:val="none" w:sz="0" w:space="0" w:color="000000"/>
+              <w:right w:val="none" w:sz="0" w:space="0" w:color="000000"/>
+            </w:tcBorders>
+            <w:shd w:val="clear" w:color="auto" w:fill="FFFFFF"/>
+            <w:tcMar>
+              <w:top w:w="0" w:type="dxa"/>
+              <w:bottom w:w="0" w:type="dxa"/>
+              <w:left w:w="0" w:type="dxa"/>
+              <w:right w:w="0" w:type="dxa"/>
+            </w:tcMar>
+            <w:vAlign w:val="top"/>
+          </w:tcPr>
+          <w:p>
+            <w:pPr>
+              <w:pStyle w:val="Normal"/>
+              <w:jc w:val="center"/>
+              <w:pBdr>
+                <w:bottom w:val="none" w:sz="0" w:space="0" w:color="000000"/>
+                <w:top w:val="none" w:sz="0" w:space="0" w:color="000000"/>
+                <w:left w:val="none" w:sz="0" w:space="0" w:color="000000"/>
+                <w:right w:val="none" w:sz="0" w:space="0" w:color="000000"/>
+              </w:pBdr>
+              <w:spacing w:after="100" w:before="100" w:line="240"/>
+              <w:ind w:left="100" w:right="100" w:firstLine="0" w:firstLineChars="0"/>
+              <w:rPr>
+                <w:rFonts w:ascii="Helvetica" w:hAnsi="Helvetica" w:eastAsia="Helvetica" w:cs="Helvetica"/>
+                <w:i w:val="false"/>
+                <w:b w:val="false"/>
+                <w:u w:val="none"/>
+                <w:sz w:val="22"/>
+                <w:szCs w:val="22"/>
+                <w:color w:val="000000"/>
+              </w:rPr>
+            </w:pPr>
+            <w:r>
+              <w:rPr>
+                <w:rFonts w:ascii="Helvetica" w:hAnsi="Helvetica" w:eastAsia="Helvetica" w:cs="Helvetica"/>
+                <w:i w:val="false"/>
+                <w:b w:val="false"/>
+                <w:u w:val="none"/>
+                <w:sz w:val="22"/>
+                <w:szCs w:val="22"/>
+                <w:color w:val="000000"/>
+              </w:rPr>
+              <w:t xml:space="preserve">0.76, 2.38</w:t>
+            </w:r>
+          </w:p>
+        </w:tc>
+        <w:tc>
+          <w:tcPr>
+            <w:tcBorders>
+              <w:bottom w:val="none" w:sz="0" w:space="0" w:color="000000"/>
+              <w:top w:val="none" w:sz="0" w:space="0" w:color="000000"/>
+              <w:left w:val="none" w:sz="0" w:space="0" w:color="000000"/>
+              <w:right w:val="none" w:sz="0" w:space="0" w:color="000000"/>
+            </w:tcBorders>
+            <w:shd w:val="clear" w:color="auto" w:fill="FFFFFF"/>
+            <w:tcMar>
+              <w:top w:w="0" w:type="dxa"/>
+              <w:bottom w:w="0" w:type="dxa"/>
+              <w:left w:w="0" w:type="dxa"/>
+              <w:right w:w="0" w:type="dxa"/>
+            </w:tcMar>
+            <w:vAlign w:val="top"/>
+          </w:tcPr>
+          <w:p>
+            <w:pPr>
+              <w:pStyle w:val="Normal"/>
+              <w:jc w:val="center"/>
+              <w:pBdr>
+                <w:bottom w:val="none" w:sz="0" w:space="0" w:color="000000"/>
+                <w:top w:val="none" w:sz="0" w:space="0" w:color="000000"/>
+                <w:left w:val="none" w:sz="0" w:space="0" w:color="000000"/>
+                <w:right w:val="none" w:sz="0" w:space="0" w:color="000000"/>
+              </w:pBdr>
+              <w:spacing w:after="100" w:before="100" w:line="240"/>
+              <w:ind w:left="100" w:right="100" w:firstLine="0" w:firstLineChars="0"/>
+              <w:rPr>
+                <w:rFonts w:ascii="Helvetica" w:hAnsi="Helvetica" w:eastAsia="Helvetica" w:cs="Helvetica"/>
+                <w:i w:val="false"/>
+                <w:b w:val="false"/>
+                <w:u w:val="none"/>
+                <w:sz w:val="22"/>
+                <w:szCs w:val="22"/>
+                <w:color w:val="000000"/>
+              </w:rPr>
+            </w:pPr>
+            <w:r>
+              <w:rPr>
+                <w:rFonts w:ascii="Helvetica" w:hAnsi="Helvetica" w:eastAsia="Helvetica" w:cs="Helvetica"/>
+                <w:i w:val="false"/>
+                <w:b w:val="false"/>
+                <w:u w:val="none"/>
+                <w:sz w:val="22"/>
+                <w:szCs w:val="22"/>
+                <w:color w:val="000000"/>
+              </w:rPr>
+              <w:t xml:space="preserve">0.310</w:t>
+            </w:r>
+          </w:p>
+        </w:tc>
+        <w:tc>
+          <w:tcPr>
+            <w:tcBorders>
+              <w:bottom w:val="none" w:sz="0" w:space="0" w:color="000000"/>
+              <w:top w:val="none" w:sz="0" w:space="0" w:color="000000"/>
+              <w:left w:val="none" w:sz="0" w:space="0" w:color="000000"/>
+              <w:right w:val="none" w:sz="0" w:space="0" w:color="000000"/>
+            </w:tcBorders>
+            <w:shd w:val="clear" w:color="auto" w:fill="FFFFFF"/>
+            <w:tcMar>
+              <w:top w:w="0" w:type="dxa"/>
+              <w:bottom w:w="0" w:type="dxa"/>
+              <w:left w:w="0" w:type="dxa"/>
+              <w:right w:w="0" w:type="dxa"/>
+            </w:tcMar>
+            <w:vAlign w:val="top"/>
+          </w:tcPr>
+          <w:p>
+            <w:pPr>
+              <w:pStyle w:val="Normal"/>
+              <w:jc w:val="center"/>
+              <w:pBdr>
+                <w:bottom w:val="none" w:sz="0" w:space="0" w:color="000000"/>
+                <w:top w:val="none" w:sz="0" w:space="0" w:color="000000"/>
+                <w:left w:val="none" w:sz="0" w:space="0" w:color="000000"/>
+                <w:right w:val="none" w:sz="0" w:space="0" w:color="000000"/>
+              </w:pBdr>
+              <w:spacing w:after="100" w:before="100" w:line="240"/>
+              <w:ind w:left="100" w:right="100" w:firstLine="0" w:firstLineChars="0"/>
+              <w:rPr>
+                <w:rFonts w:ascii="Helvetica" w:hAnsi="Helvetica" w:eastAsia="Helvetica" w:cs="Helvetica"/>
+                <w:i w:val="false"/>
+                <w:b w:val="false"/>
+                <w:u w:val="none"/>
+                <w:sz w:val="22"/>
+                <w:szCs w:val="22"/>
+                <w:color w:val="000000"/>
+              </w:rPr>
+            </w:pPr>
+            <w:r>
+              <w:rPr>
+                <w:rFonts w:ascii="Helvetica" w:hAnsi="Helvetica" w:eastAsia="Helvetica" w:cs="Helvetica"/>
+                <w:i w:val="false"/>
+                <w:b w:val="false"/>
+                <w:u w:val="none"/>
+                <w:sz w:val="22"/>
+                <w:szCs w:val="22"/>
+                <w:color w:val="000000"/>
+              </w:rPr>
+              <w:t xml:space="preserve">142</w:t>
+            </w:r>
+          </w:p>
+        </w:tc>
+        <w:tc>
+          <w:tcPr>
+            <w:tcBorders>
+              <w:bottom w:val="none" w:sz="0" w:space="0" w:color="000000"/>
+              <w:top w:val="none" w:sz="0" w:space="0" w:color="000000"/>
+              <w:left w:val="none" w:sz="0" w:space="0" w:color="000000"/>
+              <w:right w:val="none" w:sz="0" w:space="0" w:color="000000"/>
+            </w:tcBorders>
+            <w:shd w:val="clear" w:color="auto" w:fill="FFFFFF"/>
+            <w:tcMar>
+              <w:top w:w="0" w:type="dxa"/>
+              <w:bottom w:w="0" w:type="dxa"/>
+              <w:left w:w="0" w:type="dxa"/>
+              <w:right w:w="0" w:type="dxa"/>
+            </w:tcMar>
+            <w:vAlign w:val="top"/>
+          </w:tcPr>
+          <w:p>
+            <w:pPr>
+              <w:pStyle w:val="Normal"/>
+              <w:jc w:val="center"/>
+              <w:pBdr>
+                <w:bottom w:val="none" w:sz="0" w:space="0" w:color="000000"/>
+                <w:top w:val="none" w:sz="0" w:space="0" w:color="000000"/>
+                <w:left w:val="none" w:sz="0" w:space="0" w:color="000000"/>
+                <w:right w:val="none" w:sz="0" w:space="0" w:color="000000"/>
+              </w:pBdr>
+              <w:spacing w:after="100" w:before="100" w:line="240"/>
+              <w:ind w:left="100" w:right="100" w:firstLine="0" w:firstLineChars="0"/>
+              <w:rPr>
+                <w:rFonts w:ascii="Helvetica" w:hAnsi="Helvetica" w:eastAsia="Helvetica" w:cs="Helvetica"/>
+                <w:i w:val="false"/>
+                <w:b w:val="false"/>
+                <w:u w:val="none"/>
+                <w:sz w:val="22"/>
+                <w:szCs w:val="22"/>
+                <w:color w:val="000000"/>
+              </w:rPr>
+            </w:pPr>
+            <w:r>
+              <w:rPr>
+                <w:rFonts w:ascii="Helvetica" w:hAnsi="Helvetica" w:eastAsia="Helvetica" w:cs="Helvetica"/>
+                <w:i w:val="false"/>
+                <w:b w:val="false"/>
+                <w:u w:val="none"/>
+                <w:sz w:val="22"/>
+                <w:szCs w:val="22"/>
+                <w:color w:val="000000"/>
+              </w:rPr>
+              <w:t xml:space="preserve">1.11</w:t>
+            </w:r>
+          </w:p>
+        </w:tc>
+        <w:tc>
+          <w:tcPr>
+            <w:tcBorders>
+              <w:bottom w:val="none" w:sz="0" w:space="0" w:color="000000"/>
+              <w:top w:val="none" w:sz="0" w:space="0" w:color="000000"/>
+              <w:left w:val="none" w:sz="0" w:space="0" w:color="000000"/>
+              <w:right w:val="none" w:sz="0" w:space="0" w:color="000000"/>
+            </w:tcBorders>
+            <w:shd w:val="clear" w:color="auto" w:fill="FFFFFF"/>
+            <w:tcMar>
+              <w:top w:w="0" w:type="dxa"/>
+              <w:bottom w:w="0" w:type="dxa"/>
+              <w:left w:w="0" w:type="dxa"/>
+              <w:right w:w="0" w:type="dxa"/>
+            </w:tcMar>
+            <w:vAlign w:val="top"/>
+          </w:tcPr>
+          <w:p>
+            <w:pPr>
+              <w:pStyle w:val="Normal"/>
+              <w:jc w:val="center"/>
+              <w:pBdr>
+                <w:bottom w:val="none" w:sz="0" w:space="0" w:color="000000"/>
+                <w:top w:val="none" w:sz="0" w:space="0" w:color="000000"/>
+                <w:left w:val="none" w:sz="0" w:space="0" w:color="000000"/>
+                <w:right w:val="none" w:sz="0" w:space="0" w:color="000000"/>
+              </w:pBdr>
+              <w:spacing w:after="100" w:before="100" w:line="240"/>
+              <w:ind w:left="100" w:right="100" w:firstLine="0" w:firstLineChars="0"/>
+              <w:rPr>
+                <w:rFonts w:ascii="Helvetica" w:hAnsi="Helvetica" w:eastAsia="Helvetica" w:cs="Helvetica"/>
+                <w:i w:val="false"/>
+                <w:b w:val="false"/>
+                <w:u w:val="none"/>
+                <w:sz w:val="22"/>
+                <w:szCs w:val="22"/>
+                <w:color w:val="000000"/>
+              </w:rPr>
+            </w:pPr>
+            <w:r>
+              <w:rPr>
+                <w:rFonts w:ascii="Helvetica" w:hAnsi="Helvetica" w:eastAsia="Helvetica" w:cs="Helvetica"/>
+                <w:i w:val="false"/>
+                <w:b w:val="false"/>
+                <w:u w:val="none"/>
+                <w:sz w:val="22"/>
+                <w:szCs w:val="22"/>
+                <w:color w:val="000000"/>
+              </w:rPr>
+              <w:t xml:space="preserve">0.57, 2.16</w:t>
+            </w:r>
+          </w:p>
+        </w:tc>
+        <w:tc>
+          <w:tcPr>
+            <w:tcBorders>
+              <w:bottom w:val="none" w:sz="0" w:space="0" w:color="000000"/>
+              <w:top w:val="none" w:sz="0" w:space="0" w:color="000000"/>
+              <w:left w:val="none" w:sz="0" w:space="0" w:color="000000"/>
+              <w:right w:val="none" w:sz="0" w:space="0" w:color="000000"/>
+            </w:tcBorders>
+            <w:shd w:val="clear" w:color="auto" w:fill="FFFFFF"/>
+            <w:tcMar>
+              <w:top w:w="0" w:type="dxa"/>
+              <w:bottom w:w="0" w:type="dxa"/>
+              <w:left w:w="0" w:type="dxa"/>
+              <w:right w:w="0" w:type="dxa"/>
+            </w:tcMar>
+            <w:vAlign w:val="top"/>
+          </w:tcPr>
+          <w:p>
+            <w:pPr>
+              <w:pStyle w:val="Normal"/>
+              <w:jc w:val="center"/>
+              <w:pBdr>
+                <w:bottom w:val="none" w:sz="0" w:space="0" w:color="000000"/>
+                <w:top w:val="none" w:sz="0" w:space="0" w:color="000000"/>
+                <w:left w:val="none" w:sz="0" w:space="0" w:color="000000"/>
+                <w:right w:val="none" w:sz="0" w:space="0" w:color="000000"/>
+              </w:pBdr>
+              <w:spacing w:after="100" w:before="100" w:line="240"/>
+              <w:ind w:left="100" w:right="100" w:firstLine="0" w:firstLineChars="0"/>
+              <w:rPr>
+                <w:rFonts w:ascii="Helvetica" w:hAnsi="Helvetica" w:eastAsia="Helvetica" w:cs="Helvetica"/>
+                <w:i w:val="false"/>
+                <w:b w:val="false"/>
+                <w:u w:val="none"/>
+                <w:sz w:val="22"/>
+                <w:szCs w:val="22"/>
+                <w:color w:val="000000"/>
+              </w:rPr>
+            </w:pPr>
+            <w:r>
+              <w:rPr>
+                <w:rFonts w:ascii="Helvetica" w:hAnsi="Helvetica" w:eastAsia="Helvetica" w:cs="Helvetica"/>
+                <w:i w:val="false"/>
+                <w:b w:val="false"/>
+                <w:u w:val="none"/>
+                <w:sz w:val="22"/>
+                <w:szCs w:val="22"/>
+                <w:color w:val="000000"/>
+              </w:rPr>
+              <w:t xml:space="preserve">0.750</w:t>
             </w:r>
           </w:p>
         </w:tc>
@@ -13396,7 +13396,7 @@
                 <w:szCs w:val="22"/>
                 <w:color w:val="000000"/>
               </w:rPr>
-              <w:t xml:space="preserve">143</w:t>
+              <w:t xml:space="preserve">142</w:t>
             </w:r>
           </w:p>
         </w:tc>
@@ -13555,60 +13555,60 @@
                 <w:szCs w:val="22"/>
                 <w:color w:val="000000"/>
               </w:rPr>
-              <w:t xml:space="preserve">0.062</w:t>
-            </w:r>
-          </w:p>
-        </w:tc>
-        <w:tc>
-          <w:tcPr>
-            <w:tcBorders>
-              <w:bottom w:val="none" w:sz="0" w:space="0" w:color="000000"/>
-              <w:top w:val="none" w:sz="0" w:space="0" w:color="000000"/>
-              <w:left w:val="none" w:sz="0" w:space="0" w:color="000000"/>
-              <w:right w:val="none" w:sz="0" w:space="0" w:color="000000"/>
-            </w:tcBorders>
-            <w:shd w:val="clear" w:color="auto" w:fill="FFFFFF"/>
-            <w:tcMar>
-              <w:top w:w="0" w:type="dxa"/>
-              <w:bottom w:w="0" w:type="dxa"/>
-              <w:left w:w="0" w:type="dxa"/>
-              <w:right w:w="0" w:type="dxa"/>
-            </w:tcMar>
-            <w:vAlign w:val="top"/>
-          </w:tcPr>
-          <w:p>
-            <w:pPr>
-              <w:pStyle w:val="Normal"/>
-              <w:jc w:val="center"/>
-              <w:pBdr>
-                <w:bottom w:val="none" w:sz="0" w:space="0" w:color="000000"/>
-                <w:top w:val="none" w:sz="0" w:space="0" w:color="000000"/>
-                <w:left w:val="none" w:sz="0" w:space="0" w:color="000000"/>
-                <w:right w:val="none" w:sz="0" w:space="0" w:color="000000"/>
-              </w:pBdr>
-              <w:spacing w:after="100" w:before="100" w:line="240"/>
-              <w:ind w:left="100" w:right="100" w:firstLine="0" w:firstLineChars="0"/>
-              <w:rPr>
-                <w:rFonts w:ascii="Helvetica" w:hAnsi="Helvetica" w:eastAsia="Helvetica" w:cs="Helvetica"/>
-                <w:i w:val="false"/>
-                <w:b w:val="false"/>
-                <w:u w:val="none"/>
-                <w:sz w:val="22"/>
-                <w:szCs w:val="22"/>
-                <w:color w:val="000000"/>
-              </w:rPr>
-            </w:pPr>
-            <w:r>
-              <w:rPr>
-                <w:rFonts w:ascii="Helvetica" w:hAnsi="Helvetica" w:eastAsia="Helvetica" w:cs="Helvetica"/>
-                <w:i w:val="false"/>
-                <w:b w:val="false"/>
-                <w:u w:val="none"/>
-                <w:sz w:val="22"/>
-                <w:szCs w:val="22"/>
-                <w:color w:val="000000"/>
-              </w:rPr>
-              <w:t xml:space="preserve">143</w:t>
+              <w:t xml:space="preserve">0.072</w:t>
+            </w:r>
+          </w:p>
+        </w:tc>
+        <w:tc>
+          <w:tcPr>
+            <w:tcBorders>
+              <w:bottom w:val="none" w:sz="0" w:space="0" w:color="000000"/>
+              <w:top w:val="none" w:sz="0" w:space="0" w:color="000000"/>
+              <w:left w:val="none" w:sz="0" w:space="0" w:color="000000"/>
+              <w:right w:val="none" w:sz="0" w:space="0" w:color="000000"/>
+            </w:tcBorders>
+            <w:shd w:val="clear" w:color="auto" w:fill="FFFFFF"/>
+            <w:tcMar>
+              <w:top w:w="0" w:type="dxa"/>
+              <w:bottom w:w="0" w:type="dxa"/>
+              <w:left w:w="0" w:type="dxa"/>
+              <w:right w:w="0" w:type="dxa"/>
+            </w:tcMar>
+            <w:vAlign w:val="top"/>
+          </w:tcPr>
+          <w:p>
+            <w:pPr>
+              <w:pStyle w:val="Normal"/>
+              <w:jc w:val="center"/>
+              <w:pBdr>
+                <w:bottom w:val="none" w:sz="0" w:space="0" w:color="000000"/>
+                <w:top w:val="none" w:sz="0" w:space="0" w:color="000000"/>
+                <w:left w:val="none" w:sz="0" w:space="0" w:color="000000"/>
+                <w:right w:val="none" w:sz="0" w:space="0" w:color="000000"/>
+              </w:pBdr>
+              <w:spacing w:after="100" w:before="100" w:line="240"/>
+              <w:ind w:left="100" w:right="100" w:firstLine="0" w:firstLineChars="0"/>
+              <w:rPr>
+                <w:rFonts w:ascii="Helvetica" w:hAnsi="Helvetica" w:eastAsia="Helvetica" w:cs="Helvetica"/>
+                <w:i w:val="false"/>
+                <w:b w:val="false"/>
+                <w:u w:val="none"/>
+                <w:sz w:val="22"/>
+                <w:szCs w:val="22"/>
+                <w:color w:val="000000"/>
+              </w:rPr>
+            </w:pPr>
+            <w:r>
+              <w:rPr>
+                <w:rFonts w:ascii="Helvetica" w:hAnsi="Helvetica" w:eastAsia="Helvetica" w:cs="Helvetica"/>
+                <w:i w:val="false"/>
+                <w:b w:val="false"/>
+                <w:u w:val="none"/>
+                <w:sz w:val="22"/>
+                <w:szCs w:val="22"/>
+                <w:color w:val="000000"/>
+              </w:rPr>
+              <w:t xml:space="preserve">142</w:t>
             </w:r>
           </w:p>
         </w:tc>
@@ -13767,7 +13767,7 @@
                 <w:szCs w:val="22"/>
                 <w:color w:val="000000"/>
               </w:rPr>
-              <w:t xml:space="preserve">0.011</w:t>
+              <w:t xml:space="preserve">0.021</w:t>
             </w:r>
           </w:p>
         </w:tc>
@@ -13879,7 +13879,7 @@
                 <w:szCs w:val="22"/>
                 <w:color w:val="000000"/>
               </w:rPr>
-              <w:t xml:space="preserve">143</w:t>
+              <w:t xml:space="preserve">142</w:t>
             </w:r>
           </w:p>
         </w:tc>
@@ -13985,7 +13985,7 @@
                 <w:szCs w:val="22"/>
                 <w:color w:val="000000"/>
               </w:rPr>
-              <w:t xml:space="preserve">0.38, 0.58</w:t>
+              <w:t xml:space="preserve">0.38, 0.59</w:t>
             </w:r>
           </w:p>
         </w:tc>
@@ -14091,7 +14091,7 @@
                 <w:szCs w:val="22"/>
                 <w:color w:val="000000"/>
               </w:rPr>
-              <w:t xml:space="preserve">143</w:t>
+              <w:t xml:space="preserve">142</w:t>
             </w:r>
           </w:p>
         </w:tc>
